--- a/inst/report_templates/mobility_report.docx
+++ b/inst/report_templates/mobility_report.docx
@@ -1158,6 +1158,6506 @@
         </w:drawing>
       </w:r>
     </w:p>
+    <w:tbl>
+      <w:tblPr>
+        <w:tblStyle w:val="Table"/>
+        <w:tblW w:type="pct" w:w="5000"/>
+        <w:tblLayout w:type="fixed"/>
+        <w:tblLook w:firstRow="1" w:lastRow="0" w:firstColumn="0" w:lastColumn="0" w:noHBand="0" w:noVBand="0" w:val="0020"/>
+      </w:tblPr>
+      <w:tblGrid>
+        <w:gridCol w:w="245"/>
+        <w:gridCol w:w="1043"/>
+        <w:gridCol w:w="798"/>
+        <w:gridCol w:w="859"/>
+        <w:gridCol w:w="491"/>
+        <w:gridCol w:w="491"/>
+        <w:gridCol w:w="491"/>
+        <w:gridCol w:w="491"/>
+        <w:gridCol w:w="491"/>
+        <w:gridCol w:w="491"/>
+        <w:gridCol w:w="491"/>
+        <w:gridCol w:w="552"/>
+        <w:gridCol w:w="982"/>
+      </w:tblGrid>
+      <w:tr>
+        <w:trPr>
+          <w:tblHeader w:val="on"/>
+        </w:trPr>
+        <w:tc>
+          <w:tcPr/>
+          <w:p>
+            <w:pPr>
+              <w:pStyle w:val="Compact"/>
+            </w:pPr>
+          </w:p>
+        </w:tc>
+        <w:tc>
+          <w:tcPr/>
+          <w:p>
+            <w:pPr>
+              <w:pStyle w:val="Compact"/>
+              <w:jc w:val="left"/>
+            </w:pPr>
+            <w:r>
+              <w:t xml:space="preserve">Cohort</w:t>
+            </w:r>
+          </w:p>
+        </w:tc>
+        <w:tc>
+          <w:tcPr/>
+          <w:p>
+            <w:pPr>
+              <w:pStyle w:val="Compact"/>
+              <w:jc w:val="right"/>
+            </w:pPr>
+            <w:r>
+              <w:t xml:space="preserve">Year Entered</w:t>
+            </w:r>
+          </w:p>
+        </w:tc>
+        <w:tc>
+          <w:tcPr/>
+          <w:p>
+            <w:pPr>
+              <w:pStyle w:val="Compact"/>
+              <w:jc w:val="right"/>
+            </w:pPr>
+            <w:r>
+              <w:t xml:space="preserve">Grade Entered</w:t>
+            </w:r>
+          </w:p>
+        </w:tc>
+        <w:tc>
+          <w:tcPr/>
+          <w:p>
+            <w:pPr>
+              <w:pStyle w:val="Compact"/>
+              <w:jc w:val="right"/>
+            </w:pPr>
+            <w:r>
+              <w:t xml:space="preserve">Grade 3</w:t>
+            </w:r>
+          </w:p>
+        </w:tc>
+        <w:tc>
+          <w:tcPr/>
+          <w:p>
+            <w:pPr>
+              <w:pStyle w:val="Compact"/>
+              <w:jc w:val="right"/>
+            </w:pPr>
+            <w:r>
+              <w:t xml:space="preserve">Grade 4</w:t>
+            </w:r>
+          </w:p>
+        </w:tc>
+        <w:tc>
+          <w:tcPr/>
+          <w:p>
+            <w:pPr>
+              <w:pStyle w:val="Compact"/>
+              <w:jc w:val="right"/>
+            </w:pPr>
+            <w:r>
+              <w:t xml:space="preserve">Grade 5</w:t>
+            </w:r>
+          </w:p>
+        </w:tc>
+        <w:tc>
+          <w:tcPr/>
+          <w:p>
+            <w:pPr>
+              <w:pStyle w:val="Compact"/>
+              <w:jc w:val="right"/>
+            </w:pPr>
+            <w:r>
+              <w:t xml:space="preserve">Grade 6</w:t>
+            </w:r>
+          </w:p>
+        </w:tc>
+        <w:tc>
+          <w:tcPr/>
+          <w:p>
+            <w:pPr>
+              <w:pStyle w:val="Compact"/>
+              <w:jc w:val="right"/>
+            </w:pPr>
+            <w:r>
+              <w:t xml:space="preserve">Grade 7</w:t>
+            </w:r>
+          </w:p>
+        </w:tc>
+        <w:tc>
+          <w:tcPr/>
+          <w:p>
+            <w:pPr>
+              <w:pStyle w:val="Compact"/>
+              <w:jc w:val="right"/>
+            </w:pPr>
+            <w:r>
+              <w:t xml:space="preserve">Grade 8</w:t>
+            </w:r>
+          </w:p>
+        </w:tc>
+        <w:tc>
+          <w:tcPr/>
+          <w:p>
+            <w:pPr>
+              <w:pStyle w:val="Compact"/>
+              <w:jc w:val="right"/>
+            </w:pPr>
+            <w:r>
+              <w:t xml:space="preserve">Grade 9</w:t>
+            </w:r>
+          </w:p>
+        </w:tc>
+        <w:tc>
+          <w:tcPr/>
+          <w:p>
+            <w:pPr>
+              <w:pStyle w:val="Compact"/>
+              <w:jc w:val="right"/>
+            </w:pPr>
+            <w:r>
+              <w:t xml:space="preserve">Grade 10</w:t>
+            </w:r>
+          </w:p>
+        </w:tc>
+        <w:tc>
+          <w:tcPr/>
+          <w:p>
+            <w:pPr>
+              <w:pStyle w:val="Compact"/>
+              <w:jc w:val="right"/>
+            </w:pPr>
+            <w:r>
+              <w:t xml:space="preserve">Grade Entered.1</w:t>
+            </w:r>
+          </w:p>
+        </w:tc>
+      </w:tr>
+      <w:tr>
+        <w:tc>
+          <w:tcPr/>
+          <w:p>
+            <w:pPr>
+              <w:pStyle w:val="Compact"/>
+              <w:jc w:val="left"/>
+            </w:pPr>
+            <w:r>
+              <w:t xml:space="preserve">6</w:t>
+            </w:r>
+          </w:p>
+        </w:tc>
+        <w:tc>
+          <w:tcPr/>
+          <w:p>
+            <w:pPr>
+              <w:pStyle w:val="Compact"/>
+              <w:jc w:val="left"/>
+            </w:pPr>
+            <w:r>
+              <w:t xml:space="preserve">Grade 3 in 2019</w:t>
+            </w:r>
+          </w:p>
+        </w:tc>
+        <w:tc>
+          <w:tcPr/>
+          <w:p>
+            <w:pPr>
+              <w:pStyle w:val="Compact"/>
+              <w:jc w:val="right"/>
+            </w:pPr>
+            <w:r>
+              <w:t xml:space="preserve">2019</w:t>
+            </w:r>
+          </w:p>
+        </w:tc>
+        <w:tc>
+          <w:tcPr/>
+          <w:p>
+            <w:pPr>
+              <w:pStyle w:val="Compact"/>
+              <w:jc w:val="right"/>
+            </w:pPr>
+            <w:r>
+              <w:t xml:space="preserve">3</w:t>
+            </w:r>
+          </w:p>
+        </w:tc>
+        <w:tc>
+          <w:tcPr/>
+          <w:p>
+            <w:pPr>
+              <w:pStyle w:val="Compact"/>
+              <w:jc w:val="right"/>
+            </w:pPr>
+            <w:r>
+              <w:t xml:space="preserve">4323</w:t>
+            </w:r>
+          </w:p>
+        </w:tc>
+        <w:tc>
+          <w:tcPr/>
+          <w:p>
+            <w:pPr>
+              <w:pStyle w:val="Compact"/>
+              <w:jc w:val="right"/>
+            </w:pPr>
+            <w:r>
+              <w:t xml:space="preserve">NA</w:t>
+            </w:r>
+          </w:p>
+        </w:tc>
+        <w:tc>
+          <w:tcPr/>
+          <w:p>
+            <w:pPr>
+              <w:pStyle w:val="Compact"/>
+              <w:jc w:val="right"/>
+            </w:pPr>
+            <w:r>
+              <w:t xml:space="preserve">NA</w:t>
+            </w:r>
+          </w:p>
+        </w:tc>
+        <w:tc>
+          <w:tcPr/>
+          <w:p>
+            <w:pPr>
+              <w:pStyle w:val="Compact"/>
+              <w:jc w:val="right"/>
+            </w:pPr>
+            <w:r>
+              <w:t xml:space="preserve">3794</w:t>
+            </w:r>
+          </w:p>
+        </w:tc>
+        <w:tc>
+          <w:tcPr/>
+          <w:p>
+            <w:pPr>
+              <w:pStyle w:val="Compact"/>
+              <w:jc w:val="right"/>
+            </w:pPr>
+            <w:r>
+              <w:t xml:space="preserve">NA</w:t>
+            </w:r>
+          </w:p>
+        </w:tc>
+        <w:tc>
+          <w:tcPr/>
+          <w:p>
+            <w:pPr>
+              <w:pStyle w:val="Compact"/>
+              <w:jc w:val="right"/>
+            </w:pPr>
+            <w:r>
+              <w:t xml:space="preserve">3372</w:t>
+            </w:r>
+          </w:p>
+        </w:tc>
+        <w:tc>
+          <w:tcPr/>
+          <w:p>
+            <w:pPr>
+              <w:pStyle w:val="Compact"/>
+              <w:jc w:val="right"/>
+            </w:pPr>
+            <w:r>
+              <w:t xml:space="preserve">4894</w:t>
+            </w:r>
+          </w:p>
+        </w:tc>
+        <w:tc>
+          <w:tcPr/>
+          <w:p>
+            <w:pPr>
+              <w:pStyle w:val="Compact"/>
+              <w:jc w:val="right"/>
+            </w:pPr>
+            <w:r>
+              <w:t xml:space="preserve">NA</w:t>
+            </w:r>
+          </w:p>
+        </w:tc>
+        <w:tc>
+          <w:tcPr/>
+          <w:p>
+            <w:pPr>
+              <w:pStyle w:val="Compact"/>
+              <w:jc w:val="right"/>
+            </w:pPr>
+            <w:r>
+              <w:t xml:space="preserve">3</w:t>
+            </w:r>
+          </w:p>
+        </w:tc>
+      </w:tr>
+      <w:tr>
+        <w:tc>
+          <w:tcPr/>
+          <w:p>
+            <w:pPr>
+              <w:pStyle w:val="Compact"/>
+              <w:jc w:val="left"/>
+            </w:pPr>
+            <w:r>
+              <w:t xml:space="preserve">7</w:t>
+            </w:r>
+          </w:p>
+        </w:tc>
+        <w:tc>
+          <w:tcPr/>
+          <w:p>
+            <w:pPr>
+              <w:pStyle w:val="Compact"/>
+              <w:jc w:val="left"/>
+            </w:pPr>
+            <w:r>
+              <w:t xml:space="preserve">Grade 4 in 2019</w:t>
+            </w:r>
+          </w:p>
+        </w:tc>
+        <w:tc>
+          <w:tcPr/>
+          <w:p>
+            <w:pPr>
+              <w:pStyle w:val="Compact"/>
+              <w:jc w:val="right"/>
+            </w:pPr>
+            <w:r>
+              <w:t xml:space="preserve">2019</w:t>
+            </w:r>
+          </w:p>
+        </w:tc>
+        <w:tc>
+          <w:tcPr/>
+          <w:p>
+            <w:pPr>
+              <w:pStyle w:val="Compact"/>
+              <w:jc w:val="right"/>
+            </w:pPr>
+            <w:r>
+              <w:t xml:space="preserve">4</w:t>
+            </w:r>
+          </w:p>
+        </w:tc>
+        <w:tc>
+          <w:tcPr/>
+          <w:p>
+            <w:pPr>
+              <w:pStyle w:val="Compact"/>
+              <w:jc w:val="right"/>
+            </w:pPr>
+            <w:r>
+              <w:t xml:space="preserve">NA</w:t>
+            </w:r>
+          </w:p>
+        </w:tc>
+        <w:tc>
+          <w:tcPr/>
+          <w:p>
+            <w:pPr>
+              <w:pStyle w:val="Compact"/>
+              <w:jc w:val="right"/>
+            </w:pPr>
+            <w:r>
+              <w:t xml:space="preserve">3881</w:t>
+            </w:r>
+          </w:p>
+        </w:tc>
+        <w:tc>
+          <w:tcPr/>
+          <w:p>
+            <w:pPr>
+              <w:pStyle w:val="Compact"/>
+              <w:jc w:val="right"/>
+            </w:pPr>
+            <w:r>
+              <w:t xml:space="preserve">NA</w:t>
+            </w:r>
+          </w:p>
+        </w:tc>
+        <w:tc>
+          <w:tcPr/>
+          <w:p>
+            <w:pPr>
+              <w:pStyle w:val="Compact"/>
+              <w:jc w:val="right"/>
+            </w:pPr>
+            <w:r>
+              <w:t xml:space="preserve">4462</w:t>
+            </w:r>
+          </w:p>
+        </w:tc>
+        <w:tc>
+          <w:tcPr/>
+          <w:p>
+            <w:pPr>
+              <w:pStyle w:val="Compact"/>
+              <w:jc w:val="right"/>
+            </w:pPr>
+            <w:r>
+              <w:t xml:space="preserve">NA</w:t>
+            </w:r>
+          </w:p>
+        </w:tc>
+        <w:tc>
+          <w:tcPr/>
+          <w:p>
+            <w:pPr>
+              <w:pStyle w:val="Compact"/>
+              <w:jc w:val="right"/>
+            </w:pPr>
+            <w:r>
+              <w:t xml:space="preserve">3816</w:t>
+            </w:r>
+          </w:p>
+        </w:tc>
+        <w:tc>
+          <w:tcPr/>
+          <w:p>
+            <w:pPr>
+              <w:pStyle w:val="Compact"/>
+              <w:jc w:val="right"/>
+            </w:pPr>
+            <w:r>
+              <w:t xml:space="preserve">NA</w:t>
+            </w:r>
+          </w:p>
+        </w:tc>
+        <w:tc>
+          <w:tcPr/>
+          <w:p>
+            <w:pPr>
+              <w:pStyle w:val="Compact"/>
+              <w:jc w:val="right"/>
+            </w:pPr>
+            <w:r>
+              <w:t xml:space="preserve">4248</w:t>
+            </w:r>
+          </w:p>
+        </w:tc>
+        <w:tc>
+          <w:tcPr/>
+          <w:p>
+            <w:pPr>
+              <w:pStyle w:val="Compact"/>
+              <w:jc w:val="right"/>
+            </w:pPr>
+            <w:r>
+              <w:t xml:space="preserve">4</w:t>
+            </w:r>
+          </w:p>
+        </w:tc>
+      </w:tr>
+      <w:tr>
+        <w:tc>
+          <w:tcPr/>
+          <w:p>
+            <w:pPr>
+              <w:pStyle w:val="Compact"/>
+              <w:jc w:val="left"/>
+            </w:pPr>
+            <w:r>
+              <w:t xml:space="preserve">21</w:t>
+            </w:r>
+          </w:p>
+        </w:tc>
+        <w:tc>
+          <w:tcPr/>
+          <w:p>
+            <w:pPr>
+              <w:pStyle w:val="Compact"/>
+              <w:jc w:val="left"/>
+            </w:pPr>
+            <w:r>
+              <w:t xml:space="preserve">Grade 5 in 2019</w:t>
+            </w:r>
+          </w:p>
+        </w:tc>
+        <w:tc>
+          <w:tcPr/>
+          <w:p>
+            <w:pPr>
+              <w:pStyle w:val="Compact"/>
+              <w:jc w:val="right"/>
+            </w:pPr>
+            <w:r>
+              <w:t xml:space="preserve">2019</w:t>
+            </w:r>
+          </w:p>
+        </w:tc>
+        <w:tc>
+          <w:tcPr/>
+          <w:p>
+            <w:pPr>
+              <w:pStyle w:val="Compact"/>
+              <w:jc w:val="right"/>
+            </w:pPr>
+            <w:r>
+              <w:t xml:space="preserve">5</w:t>
+            </w:r>
+          </w:p>
+        </w:tc>
+        <w:tc>
+          <w:tcPr/>
+          <w:p>
+            <w:pPr>
+              <w:pStyle w:val="Compact"/>
+              <w:jc w:val="right"/>
+            </w:pPr>
+            <w:r>
+              <w:t xml:space="preserve">NA</w:t>
+            </w:r>
+          </w:p>
+        </w:tc>
+        <w:tc>
+          <w:tcPr/>
+          <w:p>
+            <w:pPr>
+              <w:pStyle w:val="Compact"/>
+              <w:jc w:val="right"/>
+            </w:pPr>
+            <w:r>
+              <w:t xml:space="preserve">4405</w:t>
+            </w:r>
+          </w:p>
+        </w:tc>
+        <w:tc>
+          <w:tcPr/>
+          <w:p>
+            <w:pPr>
+              <w:pStyle w:val="Compact"/>
+              <w:jc w:val="right"/>
+            </w:pPr>
+            <w:r>
+              <w:t xml:space="preserve">NA</w:t>
+            </w:r>
+          </w:p>
+        </w:tc>
+        <w:tc>
+          <w:tcPr/>
+          <w:p>
+            <w:pPr>
+              <w:pStyle w:val="Compact"/>
+              <w:jc w:val="right"/>
+            </w:pPr>
+            <w:r>
+              <w:t xml:space="preserve">NA</w:t>
+            </w:r>
+          </w:p>
+        </w:tc>
+        <w:tc>
+          <w:tcPr/>
+          <w:p>
+            <w:pPr>
+              <w:pStyle w:val="Compact"/>
+              <w:jc w:val="right"/>
+            </w:pPr>
+            <w:r>
+              <w:t xml:space="preserve">3215</w:t>
+            </w:r>
+          </w:p>
+        </w:tc>
+        <w:tc>
+          <w:tcPr/>
+          <w:p>
+            <w:pPr>
+              <w:pStyle w:val="Compact"/>
+              <w:jc w:val="right"/>
+            </w:pPr>
+            <w:r>
+              <w:t xml:space="preserve">4145</w:t>
+            </w:r>
+          </w:p>
+        </w:tc>
+        <w:tc>
+          <w:tcPr/>
+          <w:p>
+            <w:pPr>
+              <w:pStyle w:val="Compact"/>
+              <w:jc w:val="right"/>
+            </w:pPr>
+            <w:r>
+              <w:t xml:space="preserve">NA</w:t>
+            </w:r>
+          </w:p>
+        </w:tc>
+        <w:tc>
+          <w:tcPr/>
+          <w:p>
+            <w:pPr>
+              <w:pStyle w:val="Compact"/>
+              <w:jc w:val="right"/>
+            </w:pPr>
+            <w:r>
+              <w:t xml:space="preserve">3262</w:t>
+            </w:r>
+          </w:p>
+        </w:tc>
+        <w:tc>
+          <w:tcPr/>
+          <w:p>
+            <w:pPr>
+              <w:pStyle w:val="Compact"/>
+              <w:jc w:val="right"/>
+            </w:pPr>
+            <w:r>
+              <w:t xml:space="preserve">5</w:t>
+            </w:r>
+          </w:p>
+        </w:tc>
+      </w:tr>
+      <w:tr>
+        <w:tc>
+          <w:tcPr/>
+          <w:p>
+            <w:pPr>
+              <w:pStyle w:val="Compact"/>
+              <w:jc w:val="left"/>
+            </w:pPr>
+            <w:r>
+              <w:t xml:space="preserve">9</w:t>
+            </w:r>
+          </w:p>
+        </w:tc>
+        <w:tc>
+          <w:tcPr/>
+          <w:p>
+            <w:pPr>
+              <w:pStyle w:val="Compact"/>
+              <w:jc w:val="left"/>
+            </w:pPr>
+            <w:r>
+              <w:t xml:space="preserve">Grade 6 in 2019</w:t>
+            </w:r>
+          </w:p>
+        </w:tc>
+        <w:tc>
+          <w:tcPr/>
+          <w:p>
+            <w:pPr>
+              <w:pStyle w:val="Compact"/>
+              <w:jc w:val="right"/>
+            </w:pPr>
+            <w:r>
+              <w:t xml:space="preserve">2019</w:t>
+            </w:r>
+          </w:p>
+        </w:tc>
+        <w:tc>
+          <w:tcPr/>
+          <w:p>
+            <w:pPr>
+              <w:pStyle w:val="Compact"/>
+              <w:jc w:val="right"/>
+            </w:pPr>
+            <w:r>
+              <w:t xml:space="preserve">6</w:t>
+            </w:r>
+          </w:p>
+        </w:tc>
+        <w:tc>
+          <w:tcPr/>
+          <w:p>
+            <w:pPr>
+              <w:pStyle w:val="Compact"/>
+              <w:jc w:val="right"/>
+            </w:pPr>
+            <w:r>
+              <w:t xml:space="preserve">NA</w:t>
+            </w:r>
+          </w:p>
+        </w:tc>
+        <w:tc>
+          <w:tcPr/>
+          <w:p>
+            <w:pPr>
+              <w:pStyle w:val="Compact"/>
+              <w:jc w:val="right"/>
+            </w:pPr>
+            <w:r>
+              <w:t xml:space="preserve">NA</w:t>
+            </w:r>
+          </w:p>
+        </w:tc>
+        <w:tc>
+          <w:tcPr/>
+          <w:p>
+            <w:pPr>
+              <w:pStyle w:val="Compact"/>
+              <w:jc w:val="right"/>
+            </w:pPr>
+            <w:r>
+              <w:t xml:space="preserve">3634</w:t>
+            </w:r>
+          </w:p>
+        </w:tc>
+        <w:tc>
+          <w:tcPr/>
+          <w:p>
+            <w:pPr>
+              <w:pStyle w:val="Compact"/>
+              <w:jc w:val="right"/>
+            </w:pPr>
+            <w:r>
+              <w:t xml:space="preserve">NA</w:t>
+            </w:r>
+          </w:p>
+        </w:tc>
+        <w:tc>
+          <w:tcPr/>
+          <w:p>
+            <w:pPr>
+              <w:pStyle w:val="Compact"/>
+              <w:jc w:val="right"/>
+            </w:pPr>
+            <w:r>
+              <w:t xml:space="preserve">3374</w:t>
+            </w:r>
+          </w:p>
+        </w:tc>
+        <w:tc>
+          <w:tcPr/>
+          <w:p>
+            <w:pPr>
+              <w:pStyle w:val="Compact"/>
+              <w:jc w:val="right"/>
+            </w:pPr>
+            <w:r>
+              <w:t xml:space="preserve">4427</w:t>
+            </w:r>
+          </w:p>
+        </w:tc>
+        <w:tc>
+          <w:tcPr/>
+          <w:p>
+            <w:pPr>
+              <w:pStyle w:val="Compact"/>
+              <w:jc w:val="right"/>
+            </w:pPr>
+            <w:r>
+              <w:t xml:space="preserve">NA</w:t>
+            </w:r>
+          </w:p>
+        </w:tc>
+        <w:tc>
+          <w:tcPr/>
+          <w:p>
+            <w:pPr>
+              <w:pStyle w:val="Compact"/>
+              <w:jc w:val="right"/>
+            </w:pPr>
+            <w:r>
+              <w:t xml:space="preserve">3465</w:t>
+            </w:r>
+          </w:p>
+        </w:tc>
+        <w:tc>
+          <w:tcPr/>
+          <w:p>
+            <w:pPr>
+              <w:pStyle w:val="Compact"/>
+              <w:jc w:val="right"/>
+            </w:pPr>
+            <w:r>
+              <w:t xml:space="preserve">6</w:t>
+            </w:r>
+          </w:p>
+        </w:tc>
+      </w:tr>
+      <w:tr>
+        <w:tc>
+          <w:tcPr/>
+          <w:p>
+            <w:pPr>
+              <w:pStyle w:val="Compact"/>
+              <w:jc w:val="left"/>
+            </w:pPr>
+            <w:r>
+              <w:t xml:space="preserve">24</w:t>
+            </w:r>
+          </w:p>
+        </w:tc>
+        <w:tc>
+          <w:tcPr/>
+          <w:p>
+            <w:pPr>
+              <w:pStyle w:val="Compact"/>
+              <w:jc w:val="left"/>
+            </w:pPr>
+            <w:r>
+              <w:t xml:space="preserve">Grade 7 in 2019</w:t>
+            </w:r>
+          </w:p>
+        </w:tc>
+        <w:tc>
+          <w:tcPr/>
+          <w:p>
+            <w:pPr>
+              <w:pStyle w:val="Compact"/>
+              <w:jc w:val="right"/>
+            </w:pPr>
+            <w:r>
+              <w:t xml:space="preserve">2019</w:t>
+            </w:r>
+          </w:p>
+        </w:tc>
+        <w:tc>
+          <w:tcPr/>
+          <w:p>
+            <w:pPr>
+              <w:pStyle w:val="Compact"/>
+              <w:jc w:val="right"/>
+            </w:pPr>
+            <w:r>
+              <w:t xml:space="preserve">7</w:t>
+            </w:r>
+          </w:p>
+        </w:tc>
+        <w:tc>
+          <w:tcPr/>
+          <w:p>
+            <w:pPr>
+              <w:pStyle w:val="Compact"/>
+              <w:jc w:val="right"/>
+            </w:pPr>
+            <w:r>
+              <w:t xml:space="preserve">NA</w:t>
+            </w:r>
+          </w:p>
+        </w:tc>
+        <w:tc>
+          <w:tcPr/>
+          <w:p>
+            <w:pPr>
+              <w:pStyle w:val="Compact"/>
+              <w:jc w:val="right"/>
+            </w:pPr>
+            <w:r>
+              <w:t xml:space="preserve">NA</w:t>
+            </w:r>
+          </w:p>
+        </w:tc>
+        <w:tc>
+          <w:tcPr/>
+          <w:p>
+            <w:pPr>
+              <w:pStyle w:val="Compact"/>
+              <w:jc w:val="right"/>
+            </w:pPr>
+            <w:r>
+              <w:t xml:space="preserve">3964</w:t>
+            </w:r>
+          </w:p>
+        </w:tc>
+        <w:tc>
+          <w:tcPr/>
+          <w:p>
+            <w:pPr>
+              <w:pStyle w:val="Compact"/>
+              <w:jc w:val="right"/>
+            </w:pPr>
+            <w:r>
+              <w:t xml:space="preserve">NA</w:t>
+            </w:r>
+          </w:p>
+        </w:tc>
+        <w:tc>
+          <w:tcPr/>
+          <w:p>
+            <w:pPr>
+              <w:pStyle w:val="Compact"/>
+              <w:jc w:val="right"/>
+            </w:pPr>
+            <w:r>
+              <w:t xml:space="preserve">3547</w:t>
+            </w:r>
+          </w:p>
+        </w:tc>
+        <w:tc>
+          <w:tcPr/>
+          <w:p>
+            <w:pPr>
+              <w:pStyle w:val="Compact"/>
+              <w:jc w:val="right"/>
+            </w:pPr>
+            <w:r>
+              <w:t xml:space="preserve">NA</w:t>
+            </w:r>
+          </w:p>
+        </w:tc>
+        <w:tc>
+          <w:tcPr/>
+          <w:p>
+            <w:pPr>
+              <w:pStyle w:val="Compact"/>
+              <w:jc w:val="right"/>
+            </w:pPr>
+            <w:r>
+              <w:t xml:space="preserve">3273</w:t>
+            </w:r>
+          </w:p>
+        </w:tc>
+        <w:tc>
+          <w:tcPr/>
+          <w:p>
+            <w:pPr>
+              <w:pStyle w:val="Compact"/>
+              <w:jc w:val="right"/>
+            </w:pPr>
+            <w:r>
+              <w:t xml:space="preserve">3493</w:t>
+            </w:r>
+          </w:p>
+        </w:tc>
+        <w:tc>
+          <w:tcPr/>
+          <w:p>
+            <w:pPr>
+              <w:pStyle w:val="Compact"/>
+              <w:jc w:val="right"/>
+            </w:pPr>
+            <w:r>
+              <w:t xml:space="preserve">7</w:t>
+            </w:r>
+          </w:p>
+        </w:tc>
+      </w:tr>
+      <w:tr>
+        <w:tc>
+          <w:tcPr/>
+          <w:p>
+            <w:pPr>
+              <w:pStyle w:val="Compact"/>
+              <w:jc w:val="left"/>
+            </w:pPr>
+            <w:r>
+              <w:t xml:space="preserve">37</w:t>
+            </w:r>
+          </w:p>
+        </w:tc>
+        <w:tc>
+          <w:tcPr/>
+          <w:p>
+            <w:pPr>
+              <w:pStyle w:val="Compact"/>
+              <w:jc w:val="left"/>
+            </w:pPr>
+            <w:r>
+              <w:t xml:space="preserve">Grade 8 in 2019</w:t>
+            </w:r>
+          </w:p>
+        </w:tc>
+        <w:tc>
+          <w:tcPr/>
+          <w:p>
+            <w:pPr>
+              <w:pStyle w:val="Compact"/>
+              <w:jc w:val="right"/>
+            </w:pPr>
+            <w:r>
+              <w:t xml:space="preserve">2019</w:t>
+            </w:r>
+          </w:p>
+        </w:tc>
+        <w:tc>
+          <w:tcPr/>
+          <w:p>
+            <w:pPr>
+              <w:pStyle w:val="Compact"/>
+              <w:jc w:val="right"/>
+            </w:pPr>
+            <w:r>
+              <w:t xml:space="preserve">8</w:t>
+            </w:r>
+          </w:p>
+        </w:tc>
+        <w:tc>
+          <w:tcPr/>
+          <w:p>
+            <w:pPr>
+              <w:pStyle w:val="Compact"/>
+              <w:jc w:val="right"/>
+            </w:pPr>
+            <w:r>
+              <w:t xml:space="preserve">NA</w:t>
+            </w:r>
+          </w:p>
+        </w:tc>
+        <w:tc>
+          <w:tcPr/>
+          <w:p>
+            <w:pPr>
+              <w:pStyle w:val="Compact"/>
+              <w:jc w:val="right"/>
+            </w:pPr>
+            <w:r>
+              <w:t xml:space="preserve">NA</w:t>
+            </w:r>
+          </w:p>
+        </w:tc>
+        <w:tc>
+          <w:tcPr/>
+          <w:p>
+            <w:pPr>
+              <w:pStyle w:val="Compact"/>
+              <w:jc w:val="right"/>
+            </w:pPr>
+            <w:r>
+              <w:t xml:space="preserve">4282</w:t>
+            </w:r>
+          </w:p>
+        </w:tc>
+        <w:tc>
+          <w:tcPr/>
+          <w:p>
+            <w:pPr>
+              <w:pStyle w:val="Compact"/>
+              <w:jc w:val="right"/>
+            </w:pPr>
+            <w:r>
+              <w:t xml:space="preserve">NA</w:t>
+            </w:r>
+          </w:p>
+        </w:tc>
+        <w:tc>
+          <w:tcPr/>
+          <w:p>
+            <w:pPr>
+              <w:pStyle w:val="Compact"/>
+              <w:jc w:val="right"/>
+            </w:pPr>
+            <w:r>
+              <w:t xml:space="preserve">4064</w:t>
+            </w:r>
+          </w:p>
+        </w:tc>
+        <w:tc>
+          <w:tcPr/>
+          <w:p>
+            <w:pPr>
+              <w:pStyle w:val="Compact"/>
+              <w:jc w:val="right"/>
+            </w:pPr>
+            <w:r>
+              <w:t xml:space="preserve">NA</w:t>
+            </w:r>
+          </w:p>
+        </w:tc>
+        <w:tc>
+          <w:tcPr/>
+          <w:p>
+            <w:pPr>
+              <w:pStyle w:val="Compact"/>
+              <w:jc w:val="right"/>
+            </w:pPr>
+            <w:r>
+              <w:t xml:space="preserve">3639</w:t>
+            </w:r>
+          </w:p>
+        </w:tc>
+        <w:tc>
+          <w:tcPr/>
+          <w:p>
+            <w:pPr>
+              <w:pStyle w:val="Compact"/>
+              <w:jc w:val="right"/>
+            </w:pPr>
+            <w:r>
+              <w:t xml:space="preserve">4003</w:t>
+            </w:r>
+          </w:p>
+        </w:tc>
+        <w:tc>
+          <w:tcPr/>
+          <w:p>
+            <w:pPr>
+              <w:pStyle w:val="Compact"/>
+              <w:jc w:val="right"/>
+            </w:pPr>
+            <w:r>
+              <w:t xml:space="preserve">8</w:t>
+            </w:r>
+          </w:p>
+        </w:tc>
+      </w:tr>
+      <w:tr>
+        <w:tc>
+          <w:tcPr/>
+          <w:p>
+            <w:pPr>
+              <w:pStyle w:val="Compact"/>
+              <w:jc w:val="left"/>
+            </w:pPr>
+            <w:r>
+              <w:t xml:space="preserve">10</w:t>
+            </w:r>
+          </w:p>
+        </w:tc>
+        <w:tc>
+          <w:tcPr/>
+          <w:p>
+            <w:pPr>
+              <w:pStyle w:val="Compact"/>
+              <w:jc w:val="left"/>
+            </w:pPr>
+            <w:r>
+              <w:t xml:space="preserve">Grade 9 in 2019</w:t>
+            </w:r>
+          </w:p>
+        </w:tc>
+        <w:tc>
+          <w:tcPr/>
+          <w:p>
+            <w:pPr>
+              <w:pStyle w:val="Compact"/>
+              <w:jc w:val="right"/>
+            </w:pPr>
+            <w:r>
+              <w:t xml:space="preserve">2019</w:t>
+            </w:r>
+          </w:p>
+        </w:tc>
+        <w:tc>
+          <w:tcPr/>
+          <w:p>
+            <w:pPr>
+              <w:pStyle w:val="Compact"/>
+              <w:jc w:val="right"/>
+            </w:pPr>
+            <w:r>
+              <w:t xml:space="preserve">9</w:t>
+            </w:r>
+          </w:p>
+        </w:tc>
+        <w:tc>
+          <w:tcPr/>
+          <w:p>
+            <w:pPr>
+              <w:pStyle w:val="Compact"/>
+              <w:jc w:val="right"/>
+            </w:pPr>
+            <w:r>
+              <w:t xml:space="preserve">NA</w:t>
+            </w:r>
+          </w:p>
+        </w:tc>
+        <w:tc>
+          <w:tcPr/>
+          <w:p>
+            <w:pPr>
+              <w:pStyle w:val="Compact"/>
+              <w:jc w:val="right"/>
+            </w:pPr>
+            <w:r>
+              <w:t xml:space="preserve">NA</w:t>
+            </w:r>
+          </w:p>
+        </w:tc>
+        <w:tc>
+          <w:tcPr/>
+          <w:p>
+            <w:pPr>
+              <w:pStyle w:val="Compact"/>
+              <w:jc w:val="right"/>
+            </w:pPr>
+            <w:r>
+              <w:t xml:space="preserve">NA</w:t>
+            </w:r>
+          </w:p>
+        </w:tc>
+        <w:tc>
+          <w:tcPr/>
+          <w:p>
+            <w:pPr>
+              <w:pStyle w:val="Compact"/>
+              <w:jc w:val="right"/>
+            </w:pPr>
+            <w:r>
+              <w:t xml:space="preserve">3391</w:t>
+            </w:r>
+          </w:p>
+        </w:tc>
+        <w:tc>
+          <w:tcPr/>
+          <w:p>
+            <w:pPr>
+              <w:pStyle w:val="Compact"/>
+              <w:jc w:val="right"/>
+            </w:pPr>
+            <w:r>
+              <w:t xml:space="preserve">4579</w:t>
+            </w:r>
+          </w:p>
+        </w:tc>
+        <w:tc>
+          <w:tcPr/>
+          <w:p>
+            <w:pPr>
+              <w:pStyle w:val="Compact"/>
+              <w:jc w:val="right"/>
+            </w:pPr>
+            <w:r>
+              <w:t xml:space="preserve">NA</w:t>
+            </w:r>
+          </w:p>
+        </w:tc>
+        <w:tc>
+          <w:tcPr/>
+          <w:p>
+            <w:pPr>
+              <w:pStyle w:val="Compact"/>
+              <w:jc w:val="right"/>
+            </w:pPr>
+            <w:r>
+              <w:t xml:space="preserve">3850</w:t>
+            </w:r>
+          </w:p>
+        </w:tc>
+        <w:tc>
+          <w:tcPr/>
+          <w:p>
+            <w:pPr>
+              <w:pStyle w:val="Compact"/>
+              <w:jc w:val="right"/>
+            </w:pPr>
+            <w:r>
+              <w:t xml:space="preserve">NA</w:t>
+            </w:r>
+          </w:p>
+        </w:tc>
+        <w:tc>
+          <w:tcPr/>
+          <w:p>
+            <w:pPr>
+              <w:pStyle w:val="Compact"/>
+              <w:jc w:val="right"/>
+            </w:pPr>
+            <w:r>
+              <w:t xml:space="preserve">9</w:t>
+            </w:r>
+          </w:p>
+        </w:tc>
+      </w:tr>
+      <w:tr>
+        <w:tc>
+          <w:tcPr/>
+          <w:p>
+            <w:pPr>
+              <w:pStyle w:val="Compact"/>
+              <w:jc w:val="left"/>
+            </w:pPr>
+            <w:r>
+              <w:t xml:space="preserve">23</w:t>
+            </w:r>
+          </w:p>
+        </w:tc>
+        <w:tc>
+          <w:tcPr/>
+          <w:p>
+            <w:pPr>
+              <w:pStyle w:val="Compact"/>
+              <w:jc w:val="left"/>
+            </w:pPr>
+            <w:r>
+              <w:t xml:space="preserve">Grade 10 in 2019</w:t>
+            </w:r>
+          </w:p>
+        </w:tc>
+        <w:tc>
+          <w:tcPr/>
+          <w:p>
+            <w:pPr>
+              <w:pStyle w:val="Compact"/>
+              <w:jc w:val="right"/>
+            </w:pPr>
+            <w:r>
+              <w:t xml:space="preserve">2019</w:t>
+            </w:r>
+          </w:p>
+        </w:tc>
+        <w:tc>
+          <w:tcPr/>
+          <w:p>
+            <w:pPr>
+              <w:pStyle w:val="Compact"/>
+              <w:jc w:val="right"/>
+            </w:pPr>
+            <w:r>
+              <w:t xml:space="preserve">10</w:t>
+            </w:r>
+          </w:p>
+        </w:tc>
+        <w:tc>
+          <w:tcPr/>
+          <w:p>
+            <w:pPr>
+              <w:pStyle w:val="Compact"/>
+              <w:jc w:val="right"/>
+            </w:pPr>
+            <w:r>
+              <w:t xml:space="preserve">NA</w:t>
+            </w:r>
+          </w:p>
+        </w:tc>
+        <w:tc>
+          <w:tcPr/>
+          <w:p>
+            <w:pPr>
+              <w:pStyle w:val="Compact"/>
+              <w:jc w:val="right"/>
+            </w:pPr>
+            <w:r>
+              <w:t xml:space="preserve">NA</w:t>
+            </w:r>
+          </w:p>
+        </w:tc>
+        <w:tc>
+          <w:tcPr/>
+          <w:p>
+            <w:pPr>
+              <w:pStyle w:val="Compact"/>
+              <w:jc w:val="right"/>
+            </w:pPr>
+            <w:r>
+              <w:t xml:space="preserve">NA</w:t>
+            </w:r>
+          </w:p>
+        </w:tc>
+        <w:tc>
+          <w:tcPr/>
+          <w:p>
+            <w:pPr>
+              <w:pStyle w:val="Compact"/>
+              <w:jc w:val="right"/>
+            </w:pPr>
+            <w:r>
+              <w:t xml:space="preserve">3581</w:t>
+            </w:r>
+          </w:p>
+        </w:tc>
+        <w:tc>
+          <w:tcPr/>
+          <w:p>
+            <w:pPr>
+              <w:pStyle w:val="Compact"/>
+              <w:jc w:val="right"/>
+            </w:pPr>
+            <w:r>
+              <w:t xml:space="preserve">NA</w:t>
+            </w:r>
+          </w:p>
+        </w:tc>
+        <w:tc>
+          <w:tcPr/>
+          <w:p>
+            <w:pPr>
+              <w:pStyle w:val="Compact"/>
+              <w:jc w:val="right"/>
+            </w:pPr>
+            <w:r>
+              <w:t xml:space="preserve">3252</w:t>
+            </w:r>
+          </w:p>
+        </w:tc>
+        <w:tc>
+          <w:tcPr/>
+          <w:p>
+            <w:pPr>
+              <w:pStyle w:val="Compact"/>
+              <w:jc w:val="right"/>
+            </w:pPr>
+            <w:r>
+              <w:t xml:space="preserve">3914</w:t>
+            </w:r>
+          </w:p>
+        </w:tc>
+        <w:tc>
+          <w:tcPr/>
+          <w:p>
+            <w:pPr>
+              <w:pStyle w:val="Compact"/>
+              <w:jc w:val="right"/>
+            </w:pPr>
+            <w:r>
+              <w:t xml:space="preserve">NA</w:t>
+            </w:r>
+          </w:p>
+        </w:tc>
+        <w:tc>
+          <w:tcPr/>
+          <w:p>
+            <w:pPr>
+              <w:pStyle w:val="Compact"/>
+              <w:jc w:val="right"/>
+            </w:pPr>
+            <w:r>
+              <w:t xml:space="preserve">10</w:t>
+            </w:r>
+          </w:p>
+        </w:tc>
+      </w:tr>
+      <w:tr>
+        <w:tc>
+          <w:tcPr/>
+          <w:p>
+            <w:pPr>
+              <w:pStyle w:val="Compact"/>
+              <w:jc w:val="left"/>
+            </w:pPr>
+            <w:r>
+              <w:t xml:space="preserve">29</w:t>
+            </w:r>
+          </w:p>
+        </w:tc>
+        <w:tc>
+          <w:tcPr/>
+          <w:p>
+            <w:pPr>
+              <w:pStyle w:val="Compact"/>
+              <w:jc w:val="left"/>
+            </w:pPr>
+            <w:r>
+              <w:t xml:space="preserve">Grade 3 in 2020</w:t>
+            </w:r>
+          </w:p>
+        </w:tc>
+        <w:tc>
+          <w:tcPr/>
+          <w:p>
+            <w:pPr>
+              <w:pStyle w:val="Compact"/>
+              <w:jc w:val="right"/>
+            </w:pPr>
+            <w:r>
+              <w:t xml:space="preserve">2020</w:t>
+            </w:r>
+          </w:p>
+        </w:tc>
+        <w:tc>
+          <w:tcPr/>
+          <w:p>
+            <w:pPr>
+              <w:pStyle w:val="Compact"/>
+              <w:jc w:val="right"/>
+            </w:pPr>
+            <w:r>
+              <w:t xml:space="preserve">3</w:t>
+            </w:r>
+          </w:p>
+        </w:tc>
+        <w:tc>
+          <w:tcPr/>
+          <w:p>
+            <w:pPr>
+              <w:pStyle w:val="Compact"/>
+              <w:jc w:val="right"/>
+            </w:pPr>
+            <w:r>
+              <w:t xml:space="preserve">NA</w:t>
+            </w:r>
+          </w:p>
+        </w:tc>
+        <w:tc>
+          <w:tcPr/>
+          <w:p>
+            <w:pPr>
+              <w:pStyle w:val="Compact"/>
+              <w:jc w:val="right"/>
+            </w:pPr>
+            <w:r>
+              <w:t xml:space="preserve">552</w:t>
+            </w:r>
+          </w:p>
+        </w:tc>
+        <w:tc>
+          <w:tcPr/>
+          <w:p>
+            <w:pPr>
+              <w:pStyle w:val="Compact"/>
+              <w:jc w:val="right"/>
+            </w:pPr>
+            <w:r>
+              <w:t xml:space="preserve">NA</w:t>
+            </w:r>
+          </w:p>
+        </w:tc>
+        <w:tc>
+          <w:tcPr/>
+          <w:p>
+            <w:pPr>
+              <w:pStyle w:val="Compact"/>
+              <w:jc w:val="right"/>
+            </w:pPr>
+            <w:r>
+              <w:t xml:space="preserve">NA</w:t>
+            </w:r>
+          </w:p>
+        </w:tc>
+        <w:tc>
+          <w:tcPr/>
+          <w:p>
+            <w:pPr>
+              <w:pStyle w:val="Compact"/>
+              <w:jc w:val="right"/>
+            </w:pPr>
+            <w:r>
+              <w:t xml:space="preserve">350</w:t>
+            </w:r>
+          </w:p>
+        </w:tc>
+        <w:tc>
+          <w:tcPr/>
+          <w:p>
+            <w:pPr>
+              <w:pStyle w:val="Compact"/>
+              <w:jc w:val="right"/>
+            </w:pPr>
+            <w:r>
+              <w:t xml:space="preserve">NA</w:t>
+            </w:r>
+          </w:p>
+        </w:tc>
+        <w:tc>
+          <w:tcPr/>
+          <w:p>
+            <w:pPr>
+              <w:pStyle w:val="Compact"/>
+              <w:jc w:val="right"/>
+            </w:pPr>
+            <w:r>
+              <w:t xml:space="preserve">360</w:t>
+            </w:r>
+          </w:p>
+        </w:tc>
+        <w:tc>
+          <w:tcPr/>
+          <w:p>
+            <w:pPr>
+              <w:pStyle w:val="Compact"/>
+              <w:jc w:val="right"/>
+            </w:pPr>
+            <w:r>
+              <w:t xml:space="preserve">NA</w:t>
+            </w:r>
+          </w:p>
+        </w:tc>
+        <w:tc>
+          <w:tcPr/>
+          <w:p>
+            <w:pPr>
+              <w:pStyle w:val="Compact"/>
+              <w:jc w:val="right"/>
+            </w:pPr>
+            <w:r>
+              <w:t xml:space="preserve">3</w:t>
+            </w:r>
+          </w:p>
+        </w:tc>
+      </w:tr>
+      <w:tr>
+        <w:tc>
+          <w:tcPr/>
+          <w:p>
+            <w:pPr>
+              <w:pStyle w:val="Compact"/>
+              <w:jc w:val="left"/>
+            </w:pPr>
+            <w:r>
+              <w:t xml:space="preserve">14</w:t>
+            </w:r>
+          </w:p>
+        </w:tc>
+        <w:tc>
+          <w:tcPr/>
+          <w:p>
+            <w:pPr>
+              <w:pStyle w:val="Compact"/>
+              <w:jc w:val="left"/>
+            </w:pPr>
+            <w:r>
+              <w:t xml:space="preserve">Grade 4 in 2020</w:t>
+            </w:r>
+          </w:p>
+        </w:tc>
+        <w:tc>
+          <w:tcPr/>
+          <w:p>
+            <w:pPr>
+              <w:pStyle w:val="Compact"/>
+              <w:jc w:val="right"/>
+            </w:pPr>
+            <w:r>
+              <w:t xml:space="preserve">2020</w:t>
+            </w:r>
+          </w:p>
+        </w:tc>
+        <w:tc>
+          <w:tcPr/>
+          <w:p>
+            <w:pPr>
+              <w:pStyle w:val="Compact"/>
+              <w:jc w:val="right"/>
+            </w:pPr>
+            <w:r>
+              <w:t xml:space="preserve">4</w:t>
+            </w:r>
+          </w:p>
+        </w:tc>
+        <w:tc>
+          <w:tcPr/>
+          <w:p>
+            <w:pPr>
+              <w:pStyle w:val="Compact"/>
+              <w:jc w:val="right"/>
+            </w:pPr>
+            <w:r>
+              <w:t xml:space="preserve">NA</w:t>
+            </w:r>
+          </w:p>
+        </w:tc>
+        <w:tc>
+          <w:tcPr/>
+          <w:p>
+            <w:pPr>
+              <w:pStyle w:val="Compact"/>
+              <w:jc w:val="right"/>
+            </w:pPr>
+            <w:r>
+              <w:t xml:space="preserve">NA</w:t>
+            </w:r>
+          </w:p>
+        </w:tc>
+        <w:tc>
+          <w:tcPr/>
+          <w:p>
+            <w:pPr>
+              <w:pStyle w:val="Compact"/>
+              <w:jc w:val="right"/>
+            </w:pPr>
+            <w:r>
+              <w:t xml:space="preserve">3808</w:t>
+            </w:r>
+          </w:p>
+        </w:tc>
+        <w:tc>
+          <w:tcPr/>
+          <w:p>
+            <w:pPr>
+              <w:pStyle w:val="Compact"/>
+              <w:jc w:val="right"/>
+            </w:pPr>
+            <w:r>
+              <w:t xml:space="preserve">NA</w:t>
+            </w:r>
+          </w:p>
+        </w:tc>
+        <w:tc>
+          <w:tcPr/>
+          <w:p>
+            <w:pPr>
+              <w:pStyle w:val="Compact"/>
+              <w:jc w:val="right"/>
+            </w:pPr>
+            <w:r>
+              <w:t xml:space="preserve">359</w:t>
+            </w:r>
+          </w:p>
+        </w:tc>
+        <w:tc>
+          <w:tcPr/>
+          <w:p>
+            <w:pPr>
+              <w:pStyle w:val="Compact"/>
+              <w:jc w:val="right"/>
+            </w:pPr>
+            <w:r>
+              <w:t xml:space="preserve">NA</w:t>
+            </w:r>
+          </w:p>
+        </w:tc>
+        <w:tc>
+          <w:tcPr/>
+          <w:p>
+            <w:pPr>
+              <w:pStyle w:val="Compact"/>
+              <w:jc w:val="right"/>
+            </w:pPr>
+            <w:r>
+              <w:t xml:space="preserve">396</w:t>
+            </w:r>
+          </w:p>
+        </w:tc>
+        <w:tc>
+          <w:tcPr/>
+          <w:p>
+            <w:pPr>
+              <w:pStyle w:val="Compact"/>
+              <w:jc w:val="right"/>
+            </w:pPr>
+            <w:r>
+              <w:t xml:space="preserve">NA</w:t>
+            </w:r>
+          </w:p>
+        </w:tc>
+        <w:tc>
+          <w:tcPr/>
+          <w:p>
+            <w:pPr>
+              <w:pStyle w:val="Compact"/>
+              <w:jc w:val="right"/>
+            </w:pPr>
+            <w:r>
+              <w:t xml:space="preserve">4</w:t>
+            </w:r>
+          </w:p>
+        </w:tc>
+      </w:tr>
+      <w:tr>
+        <w:tc>
+          <w:tcPr/>
+          <w:p>
+            <w:pPr>
+              <w:pStyle w:val="Compact"/>
+              <w:jc w:val="left"/>
+            </w:pPr>
+            <w:r>
+              <w:t xml:space="preserve">26</w:t>
+            </w:r>
+          </w:p>
+        </w:tc>
+        <w:tc>
+          <w:tcPr/>
+          <w:p>
+            <w:pPr>
+              <w:pStyle w:val="Compact"/>
+              <w:jc w:val="left"/>
+            </w:pPr>
+            <w:r>
+              <w:t xml:space="preserve">Grade 5 in 2020</w:t>
+            </w:r>
+          </w:p>
+        </w:tc>
+        <w:tc>
+          <w:tcPr/>
+          <w:p>
+            <w:pPr>
+              <w:pStyle w:val="Compact"/>
+              <w:jc w:val="right"/>
+            </w:pPr>
+            <w:r>
+              <w:t xml:space="preserve">2020</w:t>
+            </w:r>
+          </w:p>
+        </w:tc>
+        <w:tc>
+          <w:tcPr/>
+          <w:p>
+            <w:pPr>
+              <w:pStyle w:val="Compact"/>
+              <w:jc w:val="right"/>
+            </w:pPr>
+            <w:r>
+              <w:t xml:space="preserve">5</w:t>
+            </w:r>
+          </w:p>
+        </w:tc>
+        <w:tc>
+          <w:tcPr/>
+          <w:p>
+            <w:pPr>
+              <w:pStyle w:val="Compact"/>
+              <w:jc w:val="right"/>
+            </w:pPr>
+            <w:r>
+              <w:t xml:space="preserve">NA</w:t>
+            </w:r>
+          </w:p>
+        </w:tc>
+        <w:tc>
+          <w:tcPr/>
+          <w:p>
+            <w:pPr>
+              <w:pStyle w:val="Compact"/>
+              <w:jc w:val="right"/>
+            </w:pPr>
+            <w:r>
+              <w:t xml:space="preserve">NA</w:t>
+            </w:r>
+          </w:p>
+        </w:tc>
+        <w:tc>
+          <w:tcPr/>
+          <w:p>
+            <w:pPr>
+              <w:pStyle w:val="Compact"/>
+              <w:jc w:val="right"/>
+            </w:pPr>
+            <w:r>
+              <w:t xml:space="preserve">449</w:t>
+            </w:r>
+          </w:p>
+        </w:tc>
+        <w:tc>
+          <w:tcPr/>
+          <w:p>
+            <w:pPr>
+              <w:pStyle w:val="Compact"/>
+              <w:jc w:val="right"/>
+            </w:pPr>
+            <w:r>
+              <w:t xml:space="preserve">NA</w:t>
+            </w:r>
+          </w:p>
+        </w:tc>
+        <w:tc>
+          <w:tcPr/>
+          <w:p>
+            <w:pPr>
+              <w:pStyle w:val="Compact"/>
+              <w:jc w:val="right"/>
+            </w:pPr>
+            <w:r>
+              <w:t xml:space="preserve">440</w:t>
+            </w:r>
+          </w:p>
+        </w:tc>
+        <w:tc>
+          <w:tcPr/>
+          <w:p>
+            <w:pPr>
+              <w:pStyle w:val="Compact"/>
+              <w:jc w:val="right"/>
+            </w:pPr>
+            <w:r>
+              <w:t xml:space="preserve">NA</w:t>
+            </w:r>
+          </w:p>
+        </w:tc>
+        <w:tc>
+          <w:tcPr/>
+          <w:p>
+            <w:pPr>
+              <w:pStyle w:val="Compact"/>
+              <w:jc w:val="right"/>
+            </w:pPr>
+            <w:r>
+              <w:t xml:space="preserve">409</w:t>
+            </w:r>
+          </w:p>
+        </w:tc>
+        <w:tc>
+          <w:tcPr/>
+          <w:p>
+            <w:pPr>
+              <w:pStyle w:val="Compact"/>
+              <w:jc w:val="right"/>
+            </w:pPr>
+            <w:r>
+              <w:t xml:space="preserve">NA</w:t>
+            </w:r>
+          </w:p>
+        </w:tc>
+        <w:tc>
+          <w:tcPr/>
+          <w:p>
+            <w:pPr>
+              <w:pStyle w:val="Compact"/>
+              <w:jc w:val="right"/>
+            </w:pPr>
+            <w:r>
+              <w:t xml:space="preserve">5</w:t>
+            </w:r>
+          </w:p>
+        </w:tc>
+      </w:tr>
+      <w:tr>
+        <w:tc>
+          <w:tcPr/>
+          <w:p>
+            <w:pPr>
+              <w:pStyle w:val="Compact"/>
+              <w:jc w:val="left"/>
+            </w:pPr>
+            <w:r>
+              <w:t xml:space="preserve">43</w:t>
+            </w:r>
+          </w:p>
+        </w:tc>
+        <w:tc>
+          <w:tcPr/>
+          <w:p>
+            <w:pPr>
+              <w:pStyle w:val="Compact"/>
+              <w:jc w:val="left"/>
+            </w:pPr>
+            <w:r>
+              <w:t xml:space="preserve">Grade 6 in 2020</w:t>
+            </w:r>
+          </w:p>
+        </w:tc>
+        <w:tc>
+          <w:tcPr/>
+          <w:p>
+            <w:pPr>
+              <w:pStyle w:val="Compact"/>
+              <w:jc w:val="right"/>
+            </w:pPr>
+            <w:r>
+              <w:t xml:space="preserve">2020</w:t>
+            </w:r>
+          </w:p>
+        </w:tc>
+        <w:tc>
+          <w:tcPr/>
+          <w:p>
+            <w:pPr>
+              <w:pStyle w:val="Compact"/>
+              <w:jc w:val="right"/>
+            </w:pPr>
+            <w:r>
+              <w:t xml:space="preserve">6</w:t>
+            </w:r>
+          </w:p>
+        </w:tc>
+        <w:tc>
+          <w:tcPr/>
+          <w:p>
+            <w:pPr>
+              <w:pStyle w:val="Compact"/>
+              <w:jc w:val="right"/>
+            </w:pPr>
+            <w:r>
+              <w:t xml:space="preserve">NA</w:t>
+            </w:r>
+          </w:p>
+        </w:tc>
+        <w:tc>
+          <w:tcPr/>
+          <w:p>
+            <w:pPr>
+              <w:pStyle w:val="Compact"/>
+              <w:jc w:val="right"/>
+            </w:pPr>
+            <w:r>
+              <w:t xml:space="preserve">NA</w:t>
+            </w:r>
+          </w:p>
+        </w:tc>
+        <w:tc>
+          <w:tcPr/>
+          <w:p>
+            <w:pPr>
+              <w:pStyle w:val="Compact"/>
+              <w:jc w:val="right"/>
+            </w:pPr>
+            <w:r>
+              <w:t xml:space="preserve">529</w:t>
+            </w:r>
+          </w:p>
+        </w:tc>
+        <w:tc>
+          <w:tcPr/>
+          <w:p>
+            <w:pPr>
+              <w:pStyle w:val="Compact"/>
+              <w:jc w:val="right"/>
+            </w:pPr>
+            <w:r>
+              <w:t xml:space="preserve">NA</w:t>
+            </w:r>
+          </w:p>
+        </w:tc>
+        <w:tc>
+          <w:tcPr/>
+          <w:p>
+            <w:pPr>
+              <w:pStyle w:val="Compact"/>
+              <w:jc w:val="right"/>
+            </w:pPr>
+            <w:r>
+              <w:t xml:space="preserve">588</w:t>
+            </w:r>
+          </w:p>
+        </w:tc>
+        <w:tc>
+          <w:tcPr/>
+          <w:p>
+            <w:pPr>
+              <w:pStyle w:val="Compact"/>
+              <w:jc w:val="right"/>
+            </w:pPr>
+            <w:r>
+              <w:t xml:space="preserve">NA</w:t>
+            </w:r>
+          </w:p>
+        </w:tc>
+        <w:tc>
+          <w:tcPr/>
+          <w:p>
+            <w:pPr>
+              <w:pStyle w:val="Compact"/>
+              <w:jc w:val="right"/>
+            </w:pPr>
+            <w:r>
+              <w:t xml:space="preserve">751</w:t>
+            </w:r>
+          </w:p>
+        </w:tc>
+        <w:tc>
+          <w:tcPr/>
+          <w:p>
+            <w:pPr>
+              <w:pStyle w:val="Compact"/>
+              <w:jc w:val="right"/>
+            </w:pPr>
+            <w:r>
+              <w:t xml:space="preserve">NA</w:t>
+            </w:r>
+          </w:p>
+        </w:tc>
+        <w:tc>
+          <w:tcPr/>
+          <w:p>
+            <w:pPr>
+              <w:pStyle w:val="Compact"/>
+              <w:jc w:val="right"/>
+            </w:pPr>
+            <w:r>
+              <w:t xml:space="preserve">6</w:t>
+            </w:r>
+          </w:p>
+        </w:tc>
+      </w:tr>
+      <w:tr>
+        <w:tc>
+          <w:tcPr/>
+          <w:p>
+            <w:pPr>
+              <w:pStyle w:val="Compact"/>
+              <w:jc w:val="left"/>
+            </w:pPr>
+            <w:r>
+              <w:t xml:space="preserve">12</w:t>
+            </w:r>
+          </w:p>
+        </w:tc>
+        <w:tc>
+          <w:tcPr/>
+          <w:p>
+            <w:pPr>
+              <w:pStyle w:val="Compact"/>
+              <w:jc w:val="left"/>
+            </w:pPr>
+            <w:r>
+              <w:t xml:space="preserve">Grade 7 in 2020</w:t>
+            </w:r>
+          </w:p>
+        </w:tc>
+        <w:tc>
+          <w:tcPr/>
+          <w:p>
+            <w:pPr>
+              <w:pStyle w:val="Compact"/>
+              <w:jc w:val="right"/>
+            </w:pPr>
+            <w:r>
+              <w:t xml:space="preserve">2020</w:t>
+            </w:r>
+          </w:p>
+        </w:tc>
+        <w:tc>
+          <w:tcPr/>
+          <w:p>
+            <w:pPr>
+              <w:pStyle w:val="Compact"/>
+              <w:jc w:val="right"/>
+            </w:pPr>
+            <w:r>
+              <w:t xml:space="preserve">7</w:t>
+            </w:r>
+          </w:p>
+        </w:tc>
+        <w:tc>
+          <w:tcPr/>
+          <w:p>
+            <w:pPr>
+              <w:pStyle w:val="Compact"/>
+              <w:jc w:val="right"/>
+            </w:pPr>
+            <w:r>
+              <w:t xml:space="preserve">NA</w:t>
+            </w:r>
+          </w:p>
+        </w:tc>
+        <w:tc>
+          <w:tcPr/>
+          <w:p>
+            <w:pPr>
+              <w:pStyle w:val="Compact"/>
+              <w:jc w:val="right"/>
+            </w:pPr>
+            <w:r>
+              <w:t xml:space="preserve">NA</w:t>
+            </w:r>
+          </w:p>
+        </w:tc>
+        <w:tc>
+          <w:tcPr/>
+          <w:p>
+            <w:pPr>
+              <w:pStyle w:val="Compact"/>
+              <w:jc w:val="right"/>
+            </w:pPr>
+            <w:r>
+              <w:t xml:space="preserve">NA</w:t>
+            </w:r>
+          </w:p>
+        </w:tc>
+        <w:tc>
+          <w:tcPr/>
+          <w:p>
+            <w:pPr>
+              <w:pStyle w:val="Compact"/>
+              <w:jc w:val="right"/>
+            </w:pPr>
+            <w:r>
+              <w:t xml:space="preserve">3553</w:t>
+            </w:r>
+          </w:p>
+        </w:tc>
+        <w:tc>
+          <w:tcPr/>
+          <w:p>
+            <w:pPr>
+              <w:pStyle w:val="Compact"/>
+              <w:jc w:val="right"/>
+            </w:pPr>
+            <w:r>
+              <w:t xml:space="preserve">NA</w:t>
+            </w:r>
+          </w:p>
+        </w:tc>
+        <w:tc>
+          <w:tcPr/>
+          <w:p>
+            <w:pPr>
+              <w:pStyle w:val="Compact"/>
+              <w:jc w:val="right"/>
+            </w:pPr>
+            <w:r>
+              <w:t xml:space="preserve">333</w:t>
+            </w:r>
+          </w:p>
+        </w:tc>
+        <w:tc>
+          <w:tcPr/>
+          <w:p>
+            <w:pPr>
+              <w:pStyle w:val="Compact"/>
+              <w:jc w:val="right"/>
+            </w:pPr>
+            <w:r>
+              <w:t xml:space="preserve">NA</w:t>
+            </w:r>
+          </w:p>
+        </w:tc>
+        <w:tc>
+          <w:tcPr/>
+          <w:p>
+            <w:pPr>
+              <w:pStyle w:val="Compact"/>
+              <w:jc w:val="right"/>
+            </w:pPr>
+            <w:r>
+              <w:t xml:space="preserve">400</w:t>
+            </w:r>
+          </w:p>
+        </w:tc>
+        <w:tc>
+          <w:tcPr/>
+          <w:p>
+            <w:pPr>
+              <w:pStyle w:val="Compact"/>
+              <w:jc w:val="right"/>
+            </w:pPr>
+            <w:r>
+              <w:t xml:space="preserve">7</w:t>
+            </w:r>
+          </w:p>
+        </w:tc>
+      </w:tr>
+      <w:tr>
+        <w:tc>
+          <w:tcPr/>
+          <w:p>
+            <w:pPr>
+              <w:pStyle w:val="Compact"/>
+              <w:jc w:val="left"/>
+            </w:pPr>
+            <w:r>
+              <w:t xml:space="preserve">28</w:t>
+            </w:r>
+          </w:p>
+        </w:tc>
+        <w:tc>
+          <w:tcPr/>
+          <w:p>
+            <w:pPr>
+              <w:pStyle w:val="Compact"/>
+              <w:jc w:val="left"/>
+            </w:pPr>
+            <w:r>
+              <w:t xml:space="preserve">Grade 8 in 2020</w:t>
+            </w:r>
+          </w:p>
+        </w:tc>
+        <w:tc>
+          <w:tcPr/>
+          <w:p>
+            <w:pPr>
+              <w:pStyle w:val="Compact"/>
+              <w:jc w:val="right"/>
+            </w:pPr>
+            <w:r>
+              <w:t xml:space="preserve">2020</w:t>
+            </w:r>
+          </w:p>
+        </w:tc>
+        <w:tc>
+          <w:tcPr/>
+          <w:p>
+            <w:pPr>
+              <w:pStyle w:val="Compact"/>
+              <w:jc w:val="right"/>
+            </w:pPr>
+            <w:r>
+              <w:t xml:space="preserve">8</w:t>
+            </w:r>
+          </w:p>
+        </w:tc>
+        <w:tc>
+          <w:tcPr/>
+          <w:p>
+            <w:pPr>
+              <w:pStyle w:val="Compact"/>
+              <w:jc w:val="right"/>
+            </w:pPr>
+            <w:r>
+              <w:t xml:space="preserve">NA</w:t>
+            </w:r>
+          </w:p>
+        </w:tc>
+        <w:tc>
+          <w:tcPr/>
+          <w:p>
+            <w:pPr>
+              <w:pStyle w:val="Compact"/>
+              <w:jc w:val="right"/>
+            </w:pPr>
+            <w:r>
+              <w:t xml:space="preserve">NA</w:t>
+            </w:r>
+          </w:p>
+        </w:tc>
+        <w:tc>
+          <w:tcPr/>
+          <w:p>
+            <w:pPr>
+              <w:pStyle w:val="Compact"/>
+              <w:jc w:val="right"/>
+            </w:pPr>
+            <w:r>
+              <w:t xml:space="preserve">NA</w:t>
+            </w:r>
+          </w:p>
+        </w:tc>
+        <w:tc>
+          <w:tcPr/>
+          <w:p>
+            <w:pPr>
+              <w:pStyle w:val="Compact"/>
+              <w:jc w:val="right"/>
+            </w:pPr>
+            <w:r>
+              <w:t xml:space="preserve">390</w:t>
+            </w:r>
+          </w:p>
+        </w:tc>
+        <w:tc>
+          <w:tcPr/>
+          <w:p>
+            <w:pPr>
+              <w:pStyle w:val="Compact"/>
+              <w:jc w:val="right"/>
+            </w:pPr>
+            <w:r>
+              <w:t xml:space="preserve">NA</w:t>
+            </w:r>
+          </w:p>
+        </w:tc>
+        <w:tc>
+          <w:tcPr/>
+          <w:p>
+            <w:pPr>
+              <w:pStyle w:val="Compact"/>
+              <w:jc w:val="right"/>
+            </w:pPr>
+            <w:r>
+              <w:t xml:space="preserve">381</w:t>
+            </w:r>
+          </w:p>
+        </w:tc>
+        <w:tc>
+          <w:tcPr/>
+          <w:p>
+            <w:pPr>
+              <w:pStyle w:val="Compact"/>
+              <w:jc w:val="right"/>
+            </w:pPr>
+            <w:r>
+              <w:t xml:space="preserve">NA</w:t>
+            </w:r>
+          </w:p>
+        </w:tc>
+        <w:tc>
+          <w:tcPr/>
+          <w:p>
+            <w:pPr>
+              <w:pStyle w:val="Compact"/>
+              <w:jc w:val="right"/>
+            </w:pPr>
+            <w:r>
+              <w:t xml:space="preserve">332</w:t>
+            </w:r>
+          </w:p>
+        </w:tc>
+        <w:tc>
+          <w:tcPr/>
+          <w:p>
+            <w:pPr>
+              <w:pStyle w:val="Compact"/>
+              <w:jc w:val="right"/>
+            </w:pPr>
+            <w:r>
+              <w:t xml:space="preserve">8</w:t>
+            </w:r>
+          </w:p>
+        </w:tc>
+      </w:tr>
+      <w:tr>
+        <w:tc>
+          <w:tcPr/>
+          <w:p>
+            <w:pPr>
+              <w:pStyle w:val="Compact"/>
+              <w:jc w:val="left"/>
+            </w:pPr>
+            <w:r>
+              <w:t xml:space="preserve">11</w:t>
+            </w:r>
+          </w:p>
+        </w:tc>
+        <w:tc>
+          <w:tcPr/>
+          <w:p>
+            <w:pPr>
+              <w:pStyle w:val="Compact"/>
+              <w:jc w:val="left"/>
+            </w:pPr>
+            <w:r>
+              <w:t xml:space="preserve">Grade 9 in 2020</w:t>
+            </w:r>
+          </w:p>
+        </w:tc>
+        <w:tc>
+          <w:tcPr/>
+          <w:p>
+            <w:pPr>
+              <w:pStyle w:val="Compact"/>
+              <w:jc w:val="right"/>
+            </w:pPr>
+            <w:r>
+              <w:t xml:space="preserve">2020</w:t>
+            </w:r>
+          </w:p>
+        </w:tc>
+        <w:tc>
+          <w:tcPr/>
+          <w:p>
+            <w:pPr>
+              <w:pStyle w:val="Compact"/>
+              <w:jc w:val="right"/>
+            </w:pPr>
+            <w:r>
+              <w:t xml:space="preserve">9</w:t>
+            </w:r>
+          </w:p>
+        </w:tc>
+        <w:tc>
+          <w:tcPr/>
+          <w:p>
+            <w:pPr>
+              <w:pStyle w:val="Compact"/>
+              <w:jc w:val="right"/>
+            </w:pPr>
+            <w:r>
+              <w:t xml:space="preserve">4487</w:t>
+            </w:r>
+          </w:p>
+        </w:tc>
+        <w:tc>
+          <w:tcPr/>
+          <w:p>
+            <w:pPr>
+              <w:pStyle w:val="Compact"/>
+              <w:jc w:val="right"/>
+            </w:pPr>
+            <w:r>
+              <w:t xml:space="preserve">NA</w:t>
+            </w:r>
+          </w:p>
+        </w:tc>
+        <w:tc>
+          <w:tcPr/>
+          <w:p>
+            <w:pPr>
+              <w:pStyle w:val="Compact"/>
+              <w:jc w:val="right"/>
+            </w:pPr>
+            <w:r>
+              <w:t xml:space="preserve">NA</w:t>
+            </w:r>
+          </w:p>
+        </w:tc>
+        <w:tc>
+          <w:tcPr/>
+          <w:p>
+            <w:pPr>
+              <w:pStyle w:val="Compact"/>
+              <w:jc w:val="right"/>
+            </w:pPr>
+            <w:r>
+              <w:t xml:space="preserve">422</w:t>
+            </w:r>
+          </w:p>
+        </w:tc>
+        <w:tc>
+          <w:tcPr/>
+          <w:p>
+            <w:pPr>
+              <w:pStyle w:val="Compact"/>
+              <w:jc w:val="right"/>
+            </w:pPr>
+            <w:r>
+              <w:t xml:space="preserve">NA</w:t>
+            </w:r>
+          </w:p>
+        </w:tc>
+        <w:tc>
+          <w:tcPr/>
+          <w:p>
+            <w:pPr>
+              <w:pStyle w:val="Compact"/>
+              <w:jc w:val="right"/>
+            </w:pPr>
+            <w:r>
+              <w:t xml:space="preserve">470</w:t>
+            </w:r>
+          </w:p>
+        </w:tc>
+        <w:tc>
+          <w:tcPr/>
+          <w:p>
+            <w:pPr>
+              <w:pStyle w:val="Compact"/>
+              <w:jc w:val="right"/>
+            </w:pPr>
+            <w:r>
+              <w:t xml:space="preserve">NA</w:t>
+            </w:r>
+          </w:p>
+        </w:tc>
+        <w:tc>
+          <w:tcPr/>
+          <w:p>
+            <w:pPr>
+              <w:pStyle w:val="Compact"/>
+              <w:jc w:val="right"/>
+            </w:pPr>
+            <w:r>
+              <w:t xml:space="preserve">316</w:t>
+            </w:r>
+          </w:p>
+        </w:tc>
+        <w:tc>
+          <w:tcPr/>
+          <w:p>
+            <w:pPr>
+              <w:pStyle w:val="Compact"/>
+              <w:jc w:val="right"/>
+            </w:pPr>
+            <w:r>
+              <w:t xml:space="preserve">9</w:t>
+            </w:r>
+          </w:p>
+        </w:tc>
+      </w:tr>
+      <w:tr>
+        <w:tc>
+          <w:tcPr/>
+          <w:p>
+            <w:pPr>
+              <w:pStyle w:val="Compact"/>
+              <w:jc w:val="left"/>
+            </w:pPr>
+            <w:r>
+              <w:t xml:space="preserve">13</w:t>
+            </w:r>
+          </w:p>
+        </w:tc>
+        <w:tc>
+          <w:tcPr/>
+          <w:p>
+            <w:pPr>
+              <w:pStyle w:val="Compact"/>
+              <w:jc w:val="left"/>
+            </w:pPr>
+            <w:r>
+              <w:t xml:space="preserve">Grade 10 in 2020</w:t>
+            </w:r>
+          </w:p>
+        </w:tc>
+        <w:tc>
+          <w:tcPr/>
+          <w:p>
+            <w:pPr>
+              <w:pStyle w:val="Compact"/>
+              <w:jc w:val="right"/>
+            </w:pPr>
+            <w:r>
+              <w:t xml:space="preserve">2020</w:t>
+            </w:r>
+          </w:p>
+        </w:tc>
+        <w:tc>
+          <w:tcPr/>
+          <w:p>
+            <w:pPr>
+              <w:pStyle w:val="Compact"/>
+              <w:jc w:val="right"/>
+            </w:pPr>
+            <w:r>
+              <w:t xml:space="preserve">10</w:t>
+            </w:r>
+          </w:p>
+        </w:tc>
+        <w:tc>
+          <w:tcPr/>
+          <w:p>
+            <w:pPr>
+              <w:pStyle w:val="Compact"/>
+              <w:jc w:val="right"/>
+            </w:pPr>
+            <w:r>
+              <w:t xml:space="preserve">NA</w:t>
+            </w:r>
+          </w:p>
+        </w:tc>
+        <w:tc>
+          <w:tcPr/>
+          <w:p>
+            <w:pPr>
+              <w:pStyle w:val="Compact"/>
+              <w:jc w:val="right"/>
+            </w:pPr>
+            <w:r>
+              <w:t xml:space="preserve">4042</w:t>
+            </w:r>
+          </w:p>
+        </w:tc>
+        <w:tc>
+          <w:tcPr/>
+          <w:p>
+            <w:pPr>
+              <w:pStyle w:val="Compact"/>
+              <w:jc w:val="right"/>
+            </w:pPr>
+            <w:r>
+              <w:t xml:space="preserve">NA</w:t>
+            </w:r>
+          </w:p>
+        </w:tc>
+        <w:tc>
+          <w:tcPr/>
+          <w:p>
+            <w:pPr>
+              <w:pStyle w:val="Compact"/>
+              <w:jc w:val="right"/>
+            </w:pPr>
+            <w:r>
+              <w:t xml:space="preserve">553</w:t>
+            </w:r>
+          </w:p>
+        </w:tc>
+        <w:tc>
+          <w:tcPr/>
+          <w:p>
+            <w:pPr>
+              <w:pStyle w:val="Compact"/>
+              <w:jc w:val="right"/>
+            </w:pPr>
+            <w:r>
+              <w:t xml:space="preserve">NA</w:t>
+            </w:r>
+          </w:p>
+        </w:tc>
+        <w:tc>
+          <w:tcPr/>
+          <w:p>
+            <w:pPr>
+              <w:pStyle w:val="Compact"/>
+              <w:jc w:val="right"/>
+            </w:pPr>
+            <w:r>
+              <w:t xml:space="preserve">533</w:t>
+            </w:r>
+          </w:p>
+        </w:tc>
+        <w:tc>
+          <w:tcPr/>
+          <w:p>
+            <w:pPr>
+              <w:pStyle w:val="Compact"/>
+              <w:jc w:val="right"/>
+            </w:pPr>
+            <w:r>
+              <w:t xml:space="preserve">NA</w:t>
+            </w:r>
+          </w:p>
+        </w:tc>
+        <w:tc>
+          <w:tcPr/>
+          <w:p>
+            <w:pPr>
+              <w:pStyle w:val="Compact"/>
+              <w:jc w:val="right"/>
+            </w:pPr>
+            <w:r>
+              <w:t xml:space="preserve">565</w:t>
+            </w:r>
+          </w:p>
+        </w:tc>
+        <w:tc>
+          <w:tcPr/>
+          <w:p>
+            <w:pPr>
+              <w:pStyle w:val="Compact"/>
+              <w:jc w:val="right"/>
+            </w:pPr>
+            <w:r>
+              <w:t xml:space="preserve">10</w:t>
+            </w:r>
+          </w:p>
+        </w:tc>
+      </w:tr>
+      <w:tr>
+        <w:tc>
+          <w:tcPr/>
+          <w:p>
+            <w:pPr>
+              <w:pStyle w:val="Compact"/>
+              <w:jc w:val="left"/>
+            </w:pPr>
+            <w:r>
+              <w:t xml:space="preserve">15</w:t>
+            </w:r>
+          </w:p>
+        </w:tc>
+        <w:tc>
+          <w:tcPr/>
+          <w:p>
+            <w:pPr>
+              <w:pStyle w:val="Compact"/>
+              <w:jc w:val="left"/>
+            </w:pPr>
+            <w:r>
+              <w:t xml:space="preserve">Grade 3 in 2021</w:t>
+            </w:r>
+          </w:p>
+        </w:tc>
+        <w:tc>
+          <w:tcPr/>
+          <w:p>
+            <w:pPr>
+              <w:pStyle w:val="Compact"/>
+              <w:jc w:val="right"/>
+            </w:pPr>
+            <w:r>
+              <w:t xml:space="preserve">2021</w:t>
+            </w:r>
+          </w:p>
+        </w:tc>
+        <w:tc>
+          <w:tcPr/>
+          <w:p>
+            <w:pPr>
+              <w:pStyle w:val="Compact"/>
+              <w:jc w:val="right"/>
+            </w:pPr>
+            <w:r>
+              <w:t xml:space="preserve">3</w:t>
+            </w:r>
+          </w:p>
+        </w:tc>
+        <w:tc>
+          <w:tcPr/>
+          <w:p>
+            <w:pPr>
+              <w:pStyle w:val="Compact"/>
+              <w:jc w:val="right"/>
+            </w:pPr>
+            <w:r>
+              <w:t xml:space="preserve">4455</w:t>
+            </w:r>
+          </w:p>
+        </w:tc>
+        <w:tc>
+          <w:tcPr/>
+          <w:p>
+            <w:pPr>
+              <w:pStyle w:val="Compact"/>
+              <w:jc w:val="right"/>
+            </w:pPr>
+            <w:r>
+              <w:t xml:space="preserve">NA</w:t>
+            </w:r>
+          </w:p>
+        </w:tc>
+        <w:tc>
+          <w:tcPr/>
+          <w:p>
+            <w:pPr>
+              <w:pStyle w:val="Compact"/>
+              <w:jc w:val="right"/>
+            </w:pPr>
+            <w:r>
+              <w:t xml:space="preserve">NA</w:t>
+            </w:r>
+          </w:p>
+        </w:tc>
+        <w:tc>
+          <w:tcPr/>
+          <w:p>
+            <w:pPr>
+              <w:pStyle w:val="Compact"/>
+              <w:jc w:val="right"/>
+            </w:pPr>
+            <w:r>
+              <w:t xml:space="preserve">478</w:t>
+            </w:r>
+          </w:p>
+        </w:tc>
+        <w:tc>
+          <w:tcPr/>
+          <w:p>
+            <w:pPr>
+              <w:pStyle w:val="Compact"/>
+              <w:jc w:val="right"/>
+            </w:pPr>
+            <w:r>
+              <w:t xml:space="preserve">NA</w:t>
+            </w:r>
+          </w:p>
+        </w:tc>
+        <w:tc>
+          <w:tcPr/>
+          <w:p>
+            <w:pPr>
+              <w:pStyle w:val="Compact"/>
+              <w:jc w:val="right"/>
+            </w:pPr>
+            <w:r>
+              <w:t xml:space="preserve">NA</w:t>
+            </w:r>
+          </w:p>
+        </w:tc>
+        <w:tc>
+          <w:tcPr/>
+          <w:p>
+            <w:pPr>
+              <w:pStyle w:val="Compact"/>
+              <w:jc w:val="right"/>
+            </w:pPr>
+            <w:r>
+              <w:t xml:space="preserve">302</w:t>
+            </w:r>
+          </w:p>
+        </w:tc>
+        <w:tc>
+          <w:tcPr/>
+          <w:p>
+            <w:pPr>
+              <w:pStyle w:val="Compact"/>
+              <w:jc w:val="right"/>
+            </w:pPr>
+            <w:r>
+              <w:t xml:space="preserve">NA</w:t>
+            </w:r>
+          </w:p>
+        </w:tc>
+        <w:tc>
+          <w:tcPr/>
+          <w:p>
+            <w:pPr>
+              <w:pStyle w:val="Compact"/>
+              <w:jc w:val="right"/>
+            </w:pPr>
+            <w:r>
+              <w:t xml:space="preserve">3</w:t>
+            </w:r>
+          </w:p>
+        </w:tc>
+      </w:tr>
+      <w:tr>
+        <w:tc>
+          <w:tcPr/>
+          <w:p>
+            <w:pPr>
+              <w:pStyle w:val="Compact"/>
+              <w:jc w:val="left"/>
+            </w:pPr>
+            <w:r>
+              <w:t xml:space="preserve">17</w:t>
+            </w:r>
+          </w:p>
+        </w:tc>
+        <w:tc>
+          <w:tcPr/>
+          <w:p>
+            <w:pPr>
+              <w:pStyle w:val="Compact"/>
+              <w:jc w:val="left"/>
+            </w:pPr>
+            <w:r>
+              <w:t xml:space="preserve">Grade 4 in 2021</w:t>
+            </w:r>
+          </w:p>
+        </w:tc>
+        <w:tc>
+          <w:tcPr/>
+          <w:p>
+            <w:pPr>
+              <w:pStyle w:val="Compact"/>
+              <w:jc w:val="right"/>
+            </w:pPr>
+            <w:r>
+              <w:t xml:space="preserve">2021</w:t>
+            </w:r>
+          </w:p>
+        </w:tc>
+        <w:tc>
+          <w:tcPr/>
+          <w:p>
+            <w:pPr>
+              <w:pStyle w:val="Compact"/>
+              <w:jc w:val="right"/>
+            </w:pPr>
+            <w:r>
+              <w:t xml:space="preserve">4</w:t>
+            </w:r>
+          </w:p>
+        </w:tc>
+        <w:tc>
+          <w:tcPr/>
+          <w:p>
+            <w:pPr>
+              <w:pStyle w:val="Compact"/>
+              <w:jc w:val="right"/>
+            </w:pPr>
+            <w:r>
+              <w:t xml:space="preserve">NA</w:t>
+            </w:r>
+          </w:p>
+        </w:tc>
+        <w:tc>
+          <w:tcPr/>
+          <w:p>
+            <w:pPr>
+              <w:pStyle w:val="Compact"/>
+              <w:jc w:val="right"/>
+            </w:pPr>
+            <w:r>
+              <w:t xml:space="preserve">4056</w:t>
+            </w:r>
+          </w:p>
+        </w:tc>
+        <w:tc>
+          <w:tcPr/>
+          <w:p>
+            <w:pPr>
+              <w:pStyle w:val="Compact"/>
+              <w:jc w:val="right"/>
+            </w:pPr>
+            <w:r>
+              <w:t xml:space="preserve">NA</w:t>
+            </w:r>
+          </w:p>
+        </w:tc>
+        <w:tc>
+          <w:tcPr/>
+          <w:p>
+            <w:pPr>
+              <w:pStyle w:val="Compact"/>
+              <w:jc w:val="right"/>
+            </w:pPr>
+            <w:r>
+              <w:t xml:space="preserve">NA</w:t>
+            </w:r>
+          </w:p>
+        </w:tc>
+        <w:tc>
+          <w:tcPr/>
+          <w:p>
+            <w:pPr>
+              <w:pStyle w:val="Compact"/>
+              <w:jc w:val="right"/>
+            </w:pPr>
+            <w:r>
+              <w:t xml:space="preserve">276</w:t>
+            </w:r>
+          </w:p>
+        </w:tc>
+        <w:tc>
+          <w:tcPr/>
+          <w:p>
+            <w:pPr>
+              <w:pStyle w:val="Compact"/>
+              <w:jc w:val="right"/>
+            </w:pPr>
+            <w:r>
+              <w:t xml:space="preserve">NA</w:t>
+            </w:r>
+          </w:p>
+        </w:tc>
+        <w:tc>
+          <w:tcPr/>
+          <w:p>
+            <w:pPr>
+              <w:pStyle w:val="Compact"/>
+              <w:jc w:val="right"/>
+            </w:pPr>
+            <w:r>
+              <w:t xml:space="preserve">673</w:t>
+            </w:r>
+          </w:p>
+        </w:tc>
+        <w:tc>
+          <w:tcPr/>
+          <w:p>
+            <w:pPr>
+              <w:pStyle w:val="Compact"/>
+              <w:jc w:val="right"/>
+            </w:pPr>
+            <w:r>
+              <w:t xml:space="preserve">NA</w:t>
+            </w:r>
+          </w:p>
+        </w:tc>
+        <w:tc>
+          <w:tcPr/>
+          <w:p>
+            <w:pPr>
+              <w:pStyle w:val="Compact"/>
+              <w:jc w:val="right"/>
+            </w:pPr>
+            <w:r>
+              <w:t xml:space="preserve">4</w:t>
+            </w:r>
+          </w:p>
+        </w:tc>
+      </w:tr>
+      <w:tr>
+        <w:tc>
+          <w:tcPr/>
+          <w:p>
+            <w:pPr>
+              <w:pStyle w:val="Compact"/>
+              <w:jc w:val="left"/>
+            </w:pPr>
+            <w:r>
+              <w:t xml:space="preserve">30</w:t>
+            </w:r>
+          </w:p>
+        </w:tc>
+        <w:tc>
+          <w:tcPr/>
+          <w:p>
+            <w:pPr>
+              <w:pStyle w:val="Compact"/>
+              <w:jc w:val="left"/>
+            </w:pPr>
+            <w:r>
+              <w:t xml:space="preserve">Grade 5 in 2021</w:t>
+            </w:r>
+          </w:p>
+        </w:tc>
+        <w:tc>
+          <w:tcPr/>
+          <w:p>
+            <w:pPr>
+              <w:pStyle w:val="Compact"/>
+              <w:jc w:val="right"/>
+            </w:pPr>
+            <w:r>
+              <w:t xml:space="preserve">2021</w:t>
+            </w:r>
+          </w:p>
+        </w:tc>
+        <w:tc>
+          <w:tcPr/>
+          <w:p>
+            <w:pPr>
+              <w:pStyle w:val="Compact"/>
+              <w:jc w:val="right"/>
+            </w:pPr>
+            <w:r>
+              <w:t xml:space="preserve">5</w:t>
+            </w:r>
+          </w:p>
+        </w:tc>
+        <w:tc>
+          <w:tcPr/>
+          <w:p>
+            <w:pPr>
+              <w:pStyle w:val="Compact"/>
+              <w:jc w:val="right"/>
+            </w:pPr>
+            <w:r>
+              <w:t xml:space="preserve">NA</w:t>
+            </w:r>
+          </w:p>
+        </w:tc>
+        <w:tc>
+          <w:tcPr/>
+          <w:p>
+            <w:pPr>
+              <w:pStyle w:val="Compact"/>
+              <w:jc w:val="right"/>
+            </w:pPr>
+            <w:r>
+              <w:t xml:space="preserve">508</w:t>
+            </w:r>
+          </w:p>
+        </w:tc>
+        <w:tc>
+          <w:tcPr/>
+          <w:p>
+            <w:pPr>
+              <w:pStyle w:val="Compact"/>
+              <w:jc w:val="right"/>
+            </w:pPr>
+            <w:r>
+              <w:t xml:space="preserve">NA</w:t>
+            </w:r>
+          </w:p>
+        </w:tc>
+        <w:tc>
+          <w:tcPr/>
+          <w:p>
+            <w:pPr>
+              <w:pStyle w:val="Compact"/>
+              <w:jc w:val="right"/>
+            </w:pPr>
+            <w:r>
+              <w:t xml:space="preserve">NA</w:t>
+            </w:r>
+          </w:p>
+        </w:tc>
+        <w:tc>
+          <w:tcPr/>
+          <w:p>
+            <w:pPr>
+              <w:pStyle w:val="Compact"/>
+              <w:jc w:val="right"/>
+            </w:pPr>
+            <w:r>
+              <w:t xml:space="preserve">382</w:t>
+            </w:r>
+          </w:p>
+        </w:tc>
+        <w:tc>
+          <w:tcPr/>
+          <w:p>
+            <w:pPr>
+              <w:pStyle w:val="Compact"/>
+              <w:jc w:val="right"/>
+            </w:pPr>
+            <w:r>
+              <w:t xml:space="preserve">NA</w:t>
+            </w:r>
+          </w:p>
+        </w:tc>
+        <w:tc>
+          <w:tcPr/>
+          <w:p>
+            <w:pPr>
+              <w:pStyle w:val="Compact"/>
+              <w:jc w:val="right"/>
+            </w:pPr>
+            <w:r>
+              <w:t xml:space="preserve">NA</w:t>
+            </w:r>
+          </w:p>
+        </w:tc>
+        <w:tc>
+          <w:tcPr/>
+          <w:p>
+            <w:pPr>
+              <w:pStyle w:val="Compact"/>
+              <w:jc w:val="right"/>
+            </w:pPr>
+            <w:r>
+              <w:t xml:space="preserve">361</w:t>
+            </w:r>
+          </w:p>
+        </w:tc>
+        <w:tc>
+          <w:tcPr/>
+          <w:p>
+            <w:pPr>
+              <w:pStyle w:val="Compact"/>
+              <w:jc w:val="right"/>
+            </w:pPr>
+            <w:r>
+              <w:t xml:space="preserve">5</w:t>
+            </w:r>
+          </w:p>
+        </w:tc>
+      </w:tr>
+      <w:tr>
+        <w:tc>
+          <w:tcPr/>
+          <w:p>
+            <w:pPr>
+              <w:pStyle w:val="Compact"/>
+              <w:jc w:val="left"/>
+            </w:pPr>
+            <w:r>
+              <w:t xml:space="preserve">16</w:t>
+            </w:r>
+          </w:p>
+        </w:tc>
+        <w:tc>
+          <w:tcPr/>
+          <w:p>
+            <w:pPr>
+              <w:pStyle w:val="Compact"/>
+              <w:jc w:val="left"/>
+            </w:pPr>
+            <w:r>
+              <w:t xml:space="preserve">Grade 6 in 2021</w:t>
+            </w:r>
+          </w:p>
+        </w:tc>
+        <w:tc>
+          <w:tcPr/>
+          <w:p>
+            <w:pPr>
+              <w:pStyle w:val="Compact"/>
+              <w:jc w:val="right"/>
+            </w:pPr>
+            <w:r>
+              <w:t xml:space="preserve">2021</w:t>
+            </w:r>
+          </w:p>
+        </w:tc>
+        <w:tc>
+          <w:tcPr/>
+          <w:p>
+            <w:pPr>
+              <w:pStyle w:val="Compact"/>
+              <w:jc w:val="right"/>
+            </w:pPr>
+            <w:r>
+              <w:t xml:space="preserve">6</w:t>
+            </w:r>
+          </w:p>
+        </w:tc>
+        <w:tc>
+          <w:tcPr/>
+          <w:p>
+            <w:pPr>
+              <w:pStyle w:val="Compact"/>
+              <w:jc w:val="right"/>
+            </w:pPr>
+            <w:r>
+              <w:t xml:space="preserve">NA</w:t>
+            </w:r>
+          </w:p>
+        </w:tc>
+        <w:tc>
+          <w:tcPr/>
+          <w:p>
+            <w:pPr>
+              <w:pStyle w:val="Compact"/>
+              <w:jc w:val="right"/>
+            </w:pPr>
+            <w:r>
+              <w:t xml:space="preserve">NA</w:t>
+            </w:r>
+          </w:p>
+        </w:tc>
+        <w:tc>
+          <w:tcPr/>
+          <w:p>
+            <w:pPr>
+              <w:pStyle w:val="Compact"/>
+              <w:jc w:val="right"/>
+            </w:pPr>
+            <w:r>
+              <w:t xml:space="preserve">3792</w:t>
+            </w:r>
+          </w:p>
+        </w:tc>
+        <w:tc>
+          <w:tcPr/>
+          <w:p>
+            <w:pPr>
+              <w:pStyle w:val="Compact"/>
+              <w:jc w:val="right"/>
+            </w:pPr>
+            <w:r>
+              <w:t xml:space="preserve">NA</w:t>
+            </w:r>
+          </w:p>
+        </w:tc>
+        <w:tc>
+          <w:tcPr/>
+          <w:p>
+            <w:pPr>
+              <w:pStyle w:val="Compact"/>
+              <w:jc w:val="right"/>
+            </w:pPr>
+            <w:r>
+              <w:t xml:space="preserve">487</w:t>
+            </w:r>
+          </w:p>
+        </w:tc>
+        <w:tc>
+          <w:tcPr/>
+          <w:p>
+            <w:pPr>
+              <w:pStyle w:val="Compact"/>
+              <w:jc w:val="right"/>
+            </w:pPr>
+            <w:r>
+              <w:t xml:space="preserve">NA</w:t>
+            </w:r>
+          </w:p>
+        </w:tc>
+        <w:tc>
+          <w:tcPr/>
+          <w:p>
+            <w:pPr>
+              <w:pStyle w:val="Compact"/>
+              <w:jc w:val="right"/>
+            </w:pPr>
+            <w:r>
+              <w:t xml:space="preserve">NA</w:t>
+            </w:r>
+          </w:p>
+        </w:tc>
+        <w:tc>
+          <w:tcPr/>
+          <w:p>
+            <w:pPr>
+              <w:pStyle w:val="Compact"/>
+              <w:jc w:val="right"/>
+            </w:pPr>
+            <w:r>
+              <w:t xml:space="preserve">252</w:t>
+            </w:r>
+          </w:p>
+        </w:tc>
+        <w:tc>
+          <w:tcPr/>
+          <w:p>
+            <w:pPr>
+              <w:pStyle w:val="Compact"/>
+              <w:jc w:val="right"/>
+            </w:pPr>
+            <w:r>
+              <w:t xml:space="preserve">6</w:t>
+            </w:r>
+          </w:p>
+        </w:tc>
+      </w:tr>
+      <w:tr>
+        <w:tc>
+          <w:tcPr/>
+          <w:p>
+            <w:pPr>
+              <w:pStyle w:val="Compact"/>
+              <w:jc w:val="left"/>
+            </w:pPr>
+            <w:r>
+              <w:t xml:space="preserve">32</w:t>
+            </w:r>
+          </w:p>
+        </w:tc>
+        <w:tc>
+          <w:tcPr/>
+          <w:p>
+            <w:pPr>
+              <w:pStyle w:val="Compact"/>
+              <w:jc w:val="left"/>
+            </w:pPr>
+            <w:r>
+              <w:t xml:space="preserve">Grade 7 in 2021</w:t>
+            </w:r>
+          </w:p>
+        </w:tc>
+        <w:tc>
+          <w:tcPr/>
+          <w:p>
+            <w:pPr>
+              <w:pStyle w:val="Compact"/>
+              <w:jc w:val="right"/>
+            </w:pPr>
+            <w:r>
+              <w:t xml:space="preserve">2021</w:t>
+            </w:r>
+          </w:p>
+        </w:tc>
+        <w:tc>
+          <w:tcPr/>
+          <w:p>
+            <w:pPr>
+              <w:pStyle w:val="Compact"/>
+              <w:jc w:val="right"/>
+            </w:pPr>
+            <w:r>
+              <w:t xml:space="preserve">7</w:t>
+            </w:r>
+          </w:p>
+        </w:tc>
+        <w:tc>
+          <w:tcPr/>
+          <w:p>
+            <w:pPr>
+              <w:pStyle w:val="Compact"/>
+              <w:jc w:val="right"/>
+            </w:pPr>
+            <w:r>
+              <w:t xml:space="preserve">NA</w:t>
+            </w:r>
+          </w:p>
+        </w:tc>
+        <w:tc>
+          <w:tcPr/>
+          <w:p>
+            <w:pPr>
+              <w:pStyle w:val="Compact"/>
+              <w:jc w:val="right"/>
+            </w:pPr>
+            <w:r>
+              <w:t xml:space="preserve">NA</w:t>
+            </w:r>
+          </w:p>
+        </w:tc>
+        <w:tc>
+          <w:tcPr/>
+          <w:p>
+            <w:pPr>
+              <w:pStyle w:val="Compact"/>
+              <w:jc w:val="right"/>
+            </w:pPr>
+            <w:r>
+              <w:t xml:space="preserve">408</w:t>
+            </w:r>
+          </w:p>
+        </w:tc>
+        <w:tc>
+          <w:tcPr/>
+          <w:p>
+            <w:pPr>
+              <w:pStyle w:val="Compact"/>
+              <w:jc w:val="right"/>
+            </w:pPr>
+            <w:r>
+              <w:t xml:space="preserve">NA</w:t>
+            </w:r>
+          </w:p>
+        </w:tc>
+        <w:tc>
+          <w:tcPr/>
+          <w:p>
+            <w:pPr>
+              <w:pStyle w:val="Compact"/>
+              <w:jc w:val="right"/>
+            </w:pPr>
+            <w:r>
+              <w:t xml:space="preserve">NA</w:t>
+            </w:r>
+          </w:p>
+        </w:tc>
+        <w:tc>
+          <w:tcPr/>
+          <w:p>
+            <w:pPr>
+              <w:pStyle w:val="Compact"/>
+              <w:jc w:val="right"/>
+            </w:pPr>
+            <w:r>
+              <w:t xml:space="preserve">332</w:t>
+            </w:r>
+          </w:p>
+        </w:tc>
+        <w:tc>
+          <w:tcPr/>
+          <w:p>
+            <w:pPr>
+              <w:pStyle w:val="Compact"/>
+              <w:jc w:val="right"/>
+            </w:pPr>
+            <w:r>
+              <w:t xml:space="preserve">NA</w:t>
+            </w:r>
+          </w:p>
+        </w:tc>
+        <w:tc>
+          <w:tcPr/>
+          <w:p>
+            <w:pPr>
+              <w:pStyle w:val="Compact"/>
+              <w:jc w:val="right"/>
+            </w:pPr>
+            <w:r>
+              <w:t xml:space="preserve">508</w:t>
+            </w:r>
+          </w:p>
+        </w:tc>
+        <w:tc>
+          <w:tcPr/>
+          <w:p>
+            <w:pPr>
+              <w:pStyle w:val="Compact"/>
+              <w:jc w:val="right"/>
+            </w:pPr>
+            <w:r>
+              <w:t xml:space="preserve">7</w:t>
+            </w:r>
+          </w:p>
+        </w:tc>
+      </w:tr>
+      <w:tr>
+        <w:tc>
+          <w:tcPr/>
+          <w:p>
+            <w:pPr>
+              <w:pStyle w:val="Compact"/>
+              <w:jc w:val="left"/>
+            </w:pPr>
+            <w:r>
+              <w:t xml:space="preserve">47</w:t>
+            </w:r>
+          </w:p>
+        </w:tc>
+        <w:tc>
+          <w:tcPr/>
+          <w:p>
+            <w:pPr>
+              <w:pStyle w:val="Compact"/>
+              <w:jc w:val="left"/>
+            </w:pPr>
+            <w:r>
+              <w:t xml:space="preserve">Grade 8 in 2021</w:t>
+            </w:r>
+          </w:p>
+        </w:tc>
+        <w:tc>
+          <w:tcPr/>
+          <w:p>
+            <w:pPr>
+              <w:pStyle w:val="Compact"/>
+              <w:jc w:val="right"/>
+            </w:pPr>
+            <w:r>
+              <w:t xml:space="preserve">2021</w:t>
+            </w:r>
+          </w:p>
+        </w:tc>
+        <w:tc>
+          <w:tcPr/>
+          <w:p>
+            <w:pPr>
+              <w:pStyle w:val="Compact"/>
+              <w:jc w:val="right"/>
+            </w:pPr>
+            <w:r>
+              <w:t xml:space="preserve">8</w:t>
+            </w:r>
+          </w:p>
+        </w:tc>
+        <w:tc>
+          <w:tcPr/>
+          <w:p>
+            <w:pPr>
+              <w:pStyle w:val="Compact"/>
+              <w:jc w:val="right"/>
+            </w:pPr>
+            <w:r>
+              <w:t xml:space="preserve">NA</w:t>
+            </w:r>
+          </w:p>
+        </w:tc>
+        <w:tc>
+          <w:tcPr/>
+          <w:p>
+            <w:pPr>
+              <w:pStyle w:val="Compact"/>
+              <w:jc w:val="right"/>
+            </w:pPr>
+            <w:r>
+              <w:t xml:space="preserve">NA</w:t>
+            </w:r>
+          </w:p>
+        </w:tc>
+        <w:tc>
+          <w:tcPr/>
+          <w:p>
+            <w:pPr>
+              <w:pStyle w:val="Compact"/>
+              <w:jc w:val="right"/>
+            </w:pPr>
+            <w:r>
+              <w:t xml:space="preserve">425</w:t>
+            </w:r>
+          </w:p>
+        </w:tc>
+        <w:tc>
+          <w:tcPr/>
+          <w:p>
+            <w:pPr>
+              <w:pStyle w:val="Compact"/>
+              <w:jc w:val="right"/>
+            </w:pPr>
+            <w:r>
+              <w:t xml:space="preserve">NA</w:t>
+            </w:r>
+          </w:p>
+        </w:tc>
+        <w:tc>
+          <w:tcPr/>
+          <w:p>
+            <w:pPr>
+              <w:pStyle w:val="Compact"/>
+              <w:jc w:val="right"/>
+            </w:pPr>
+            <w:r>
+              <w:t xml:space="preserve">NA</w:t>
+            </w:r>
+          </w:p>
+        </w:tc>
+        <w:tc>
+          <w:tcPr/>
+          <w:p>
+            <w:pPr>
+              <w:pStyle w:val="Compact"/>
+              <w:jc w:val="right"/>
+            </w:pPr>
+            <w:r>
+              <w:t xml:space="preserve">374</w:t>
+            </w:r>
+          </w:p>
+        </w:tc>
+        <w:tc>
+          <w:tcPr/>
+          <w:p>
+            <w:pPr>
+              <w:pStyle w:val="Compact"/>
+              <w:jc w:val="right"/>
+            </w:pPr>
+            <w:r>
+              <w:t xml:space="preserve">NA</w:t>
+            </w:r>
+          </w:p>
+        </w:tc>
+        <w:tc>
+          <w:tcPr/>
+          <w:p>
+            <w:pPr>
+              <w:pStyle w:val="Compact"/>
+              <w:jc w:val="right"/>
+            </w:pPr>
+            <w:r>
+              <w:t xml:space="preserve">NA</w:t>
+            </w:r>
+          </w:p>
+        </w:tc>
+        <w:tc>
+          <w:tcPr/>
+          <w:p>
+            <w:pPr>
+              <w:pStyle w:val="Compact"/>
+              <w:jc w:val="right"/>
+            </w:pPr>
+            <w:r>
+              <w:t xml:space="preserve">8</w:t>
+            </w:r>
+          </w:p>
+        </w:tc>
+      </w:tr>
+      <w:tr>
+        <w:tc>
+          <w:tcPr/>
+          <w:p>
+            <w:pPr>
+              <w:pStyle w:val="Compact"/>
+              <w:jc w:val="left"/>
+            </w:pPr>
+            <w:r>
+              <w:t xml:space="preserve">31</w:t>
+            </w:r>
+          </w:p>
+        </w:tc>
+        <w:tc>
+          <w:tcPr/>
+          <w:p>
+            <w:pPr>
+              <w:pStyle w:val="Compact"/>
+              <w:jc w:val="left"/>
+            </w:pPr>
+            <w:r>
+              <w:t xml:space="preserve">Grade 9 in 2021</w:t>
+            </w:r>
+          </w:p>
+        </w:tc>
+        <w:tc>
+          <w:tcPr/>
+          <w:p>
+            <w:pPr>
+              <w:pStyle w:val="Compact"/>
+              <w:jc w:val="right"/>
+            </w:pPr>
+            <w:r>
+              <w:t xml:space="preserve">2021</w:t>
+            </w:r>
+          </w:p>
+        </w:tc>
+        <w:tc>
+          <w:tcPr/>
+          <w:p>
+            <w:pPr>
+              <w:pStyle w:val="Compact"/>
+              <w:jc w:val="right"/>
+            </w:pPr>
+            <w:r>
+              <w:t xml:space="preserve">9</w:t>
+            </w:r>
+          </w:p>
+        </w:tc>
+        <w:tc>
+          <w:tcPr/>
+          <w:p>
+            <w:pPr>
+              <w:pStyle w:val="Compact"/>
+              <w:jc w:val="right"/>
+            </w:pPr>
+            <w:r>
+              <w:t xml:space="preserve">NA</w:t>
+            </w:r>
+          </w:p>
+        </w:tc>
+        <w:tc>
+          <w:tcPr/>
+          <w:p>
+            <w:pPr>
+              <w:pStyle w:val="Compact"/>
+              <w:jc w:val="right"/>
+            </w:pPr>
+            <w:r>
+              <w:t xml:space="preserve">NA</w:t>
+            </w:r>
+          </w:p>
+        </w:tc>
+        <w:tc>
+          <w:tcPr/>
+          <w:p>
+            <w:pPr>
+              <w:pStyle w:val="Compact"/>
+              <w:jc w:val="right"/>
+            </w:pPr>
+            <w:r>
+              <w:t xml:space="preserve">NA</w:t>
+            </w:r>
+          </w:p>
+        </w:tc>
+        <w:tc>
+          <w:tcPr/>
+          <w:p>
+            <w:pPr>
+              <w:pStyle w:val="Compact"/>
+              <w:jc w:val="right"/>
+            </w:pPr>
+            <w:r>
+              <w:t xml:space="preserve">345</w:t>
+            </w:r>
+          </w:p>
+        </w:tc>
+        <w:tc>
+          <w:tcPr/>
+          <w:p>
+            <w:pPr>
+              <w:pStyle w:val="Compact"/>
+              <w:jc w:val="right"/>
+            </w:pPr>
+            <w:r>
+              <w:t xml:space="preserve">NA</w:t>
+            </w:r>
+          </w:p>
+        </w:tc>
+        <w:tc>
+          <w:tcPr/>
+          <w:p>
+            <w:pPr>
+              <w:pStyle w:val="Compact"/>
+              <w:jc w:val="right"/>
+            </w:pPr>
+            <w:r>
+              <w:t xml:space="preserve">407</w:t>
+            </w:r>
+          </w:p>
+        </w:tc>
+        <w:tc>
+          <w:tcPr/>
+          <w:p>
+            <w:pPr>
+              <w:pStyle w:val="Compact"/>
+              <w:jc w:val="right"/>
+            </w:pPr>
+            <w:r>
+              <w:t xml:space="preserve">NA</w:t>
+            </w:r>
+          </w:p>
+        </w:tc>
+        <w:tc>
+          <w:tcPr/>
+          <w:p>
+            <w:pPr>
+              <w:pStyle w:val="Compact"/>
+              <w:jc w:val="right"/>
+            </w:pPr>
+            <w:r>
+              <w:t xml:space="preserve">NA</w:t>
+            </w:r>
+          </w:p>
+        </w:tc>
+        <w:tc>
+          <w:tcPr/>
+          <w:p>
+            <w:pPr>
+              <w:pStyle w:val="Compact"/>
+              <w:jc w:val="right"/>
+            </w:pPr>
+            <w:r>
+              <w:t xml:space="preserve">9</w:t>
+            </w:r>
+          </w:p>
+        </w:tc>
+      </w:tr>
+      <w:tr>
+        <w:tc>
+          <w:tcPr/>
+          <w:p>
+            <w:pPr>
+              <w:pStyle w:val="Compact"/>
+              <w:jc w:val="left"/>
+            </w:pPr>
+            <w:r>
+              <w:t xml:space="preserve">46</w:t>
+            </w:r>
+          </w:p>
+        </w:tc>
+        <w:tc>
+          <w:tcPr/>
+          <w:p>
+            <w:pPr>
+              <w:pStyle w:val="Compact"/>
+              <w:jc w:val="left"/>
+            </w:pPr>
+            <w:r>
+              <w:t xml:space="preserve">Grade 10 in 2021</w:t>
+            </w:r>
+          </w:p>
+        </w:tc>
+        <w:tc>
+          <w:tcPr/>
+          <w:p>
+            <w:pPr>
+              <w:pStyle w:val="Compact"/>
+              <w:jc w:val="right"/>
+            </w:pPr>
+            <w:r>
+              <w:t xml:space="preserve">2021</w:t>
+            </w:r>
+          </w:p>
+        </w:tc>
+        <w:tc>
+          <w:tcPr/>
+          <w:p>
+            <w:pPr>
+              <w:pStyle w:val="Compact"/>
+              <w:jc w:val="right"/>
+            </w:pPr>
+            <w:r>
+              <w:t xml:space="preserve">10</w:t>
+            </w:r>
+          </w:p>
+        </w:tc>
+        <w:tc>
+          <w:tcPr/>
+          <w:p>
+            <w:pPr>
+              <w:pStyle w:val="Compact"/>
+              <w:jc w:val="right"/>
+            </w:pPr>
+            <w:r>
+              <w:t xml:space="preserve">NA</w:t>
+            </w:r>
+          </w:p>
+        </w:tc>
+        <w:tc>
+          <w:tcPr/>
+          <w:p>
+            <w:pPr>
+              <w:pStyle w:val="Compact"/>
+              <w:jc w:val="right"/>
+            </w:pPr>
+            <w:r>
+              <w:t xml:space="preserve">NA</w:t>
+            </w:r>
+          </w:p>
+        </w:tc>
+        <w:tc>
+          <w:tcPr/>
+          <w:p>
+            <w:pPr>
+              <w:pStyle w:val="Compact"/>
+              <w:jc w:val="right"/>
+            </w:pPr>
+            <w:r>
+              <w:t xml:space="preserve">NA</w:t>
+            </w:r>
+          </w:p>
+        </w:tc>
+        <w:tc>
+          <w:tcPr/>
+          <w:p>
+            <w:pPr>
+              <w:pStyle w:val="Compact"/>
+              <w:jc w:val="right"/>
+            </w:pPr>
+            <w:r>
+              <w:t xml:space="preserve">324</w:t>
+            </w:r>
+          </w:p>
+        </w:tc>
+        <w:tc>
+          <w:tcPr/>
+          <w:p>
+            <w:pPr>
+              <w:pStyle w:val="Compact"/>
+              <w:jc w:val="right"/>
+            </w:pPr>
+            <w:r>
+              <w:t xml:space="preserve">NA</w:t>
+            </w:r>
+          </w:p>
+        </w:tc>
+        <w:tc>
+          <w:tcPr/>
+          <w:p>
+            <w:pPr>
+              <w:pStyle w:val="Compact"/>
+              <w:jc w:val="right"/>
+            </w:pPr>
+            <w:r>
+              <w:t xml:space="preserve">NA</w:t>
+            </w:r>
+          </w:p>
+        </w:tc>
+        <w:tc>
+          <w:tcPr/>
+          <w:p>
+            <w:pPr>
+              <w:pStyle w:val="Compact"/>
+              <w:jc w:val="right"/>
+            </w:pPr>
+            <w:r>
+              <w:t xml:space="preserve">329</w:t>
+            </w:r>
+          </w:p>
+        </w:tc>
+        <w:tc>
+          <w:tcPr/>
+          <w:p>
+            <w:pPr>
+              <w:pStyle w:val="Compact"/>
+              <w:jc w:val="right"/>
+            </w:pPr>
+            <w:r>
+              <w:t xml:space="preserve">NA</w:t>
+            </w:r>
+          </w:p>
+        </w:tc>
+        <w:tc>
+          <w:tcPr/>
+          <w:p>
+            <w:pPr>
+              <w:pStyle w:val="Compact"/>
+              <w:jc w:val="right"/>
+            </w:pPr>
+            <w:r>
+              <w:t xml:space="preserve">10</w:t>
+            </w:r>
+          </w:p>
+        </w:tc>
+      </w:tr>
+      <w:tr>
+        <w:tc>
+          <w:tcPr/>
+          <w:p>
+            <w:pPr>
+              <w:pStyle w:val="Compact"/>
+              <w:jc w:val="left"/>
+            </w:pPr>
+            <w:r>
+              <w:t xml:space="preserve">33</w:t>
+            </w:r>
+          </w:p>
+        </w:tc>
+        <w:tc>
+          <w:tcPr/>
+          <w:p>
+            <w:pPr>
+              <w:pStyle w:val="Compact"/>
+              <w:jc w:val="left"/>
+            </w:pPr>
+            <w:r>
+              <w:t xml:space="preserve">Grade 3 in 2022</w:t>
+            </w:r>
+          </w:p>
+        </w:tc>
+        <w:tc>
+          <w:tcPr/>
+          <w:p>
+            <w:pPr>
+              <w:pStyle w:val="Compact"/>
+              <w:jc w:val="right"/>
+            </w:pPr>
+            <w:r>
+              <w:t xml:space="preserve">2022</w:t>
+            </w:r>
+          </w:p>
+        </w:tc>
+        <w:tc>
+          <w:tcPr/>
+          <w:p>
+            <w:pPr>
+              <w:pStyle w:val="Compact"/>
+              <w:jc w:val="right"/>
+            </w:pPr>
+            <w:r>
+              <w:t xml:space="preserve">3</w:t>
+            </w:r>
+          </w:p>
+        </w:tc>
+        <w:tc>
+          <w:tcPr/>
+          <w:p>
+            <w:pPr>
+              <w:pStyle w:val="Compact"/>
+              <w:jc w:val="right"/>
+            </w:pPr>
+            <w:r>
+              <w:t xml:space="preserve">NA</w:t>
+            </w:r>
+          </w:p>
+        </w:tc>
+        <w:tc>
+          <w:tcPr/>
+          <w:p>
+            <w:pPr>
+              <w:pStyle w:val="Compact"/>
+              <w:jc w:val="right"/>
+            </w:pPr>
+            <w:r>
+              <w:t xml:space="preserve">NA</w:t>
+            </w:r>
+          </w:p>
+        </w:tc>
+        <w:tc>
+          <w:tcPr/>
+          <w:p>
+            <w:pPr>
+              <w:pStyle w:val="Compact"/>
+              <w:jc w:val="right"/>
+            </w:pPr>
+            <w:r>
+              <w:t xml:space="preserve">394</w:t>
+            </w:r>
+          </w:p>
+        </w:tc>
+        <w:tc>
+          <w:tcPr/>
+          <w:p>
+            <w:pPr>
+              <w:pStyle w:val="Compact"/>
+              <w:jc w:val="right"/>
+            </w:pPr>
+            <w:r>
+              <w:t xml:space="preserve">NA</w:t>
+            </w:r>
+          </w:p>
+        </w:tc>
+        <w:tc>
+          <w:tcPr/>
+          <w:p>
+            <w:pPr>
+              <w:pStyle w:val="Compact"/>
+              <w:jc w:val="right"/>
+            </w:pPr>
+            <w:r>
+              <w:t xml:space="preserve">NA</w:t>
+            </w:r>
+          </w:p>
+        </w:tc>
+        <w:tc>
+          <w:tcPr/>
+          <w:p>
+            <w:pPr>
+              <w:pStyle w:val="Compact"/>
+              <w:jc w:val="right"/>
+            </w:pPr>
+            <w:r>
+              <w:t xml:space="preserve">NA</w:t>
+            </w:r>
+          </w:p>
+        </w:tc>
+        <w:tc>
+          <w:tcPr/>
+          <w:p>
+            <w:pPr>
+              <w:pStyle w:val="Compact"/>
+              <w:jc w:val="right"/>
+            </w:pPr>
+            <w:r>
+              <w:t xml:space="preserve">262</w:t>
+            </w:r>
+          </w:p>
+        </w:tc>
+        <w:tc>
+          <w:tcPr/>
+          <w:p>
+            <w:pPr>
+              <w:pStyle w:val="Compact"/>
+              <w:jc w:val="right"/>
+            </w:pPr>
+            <w:r>
+              <w:t xml:space="preserve">NA</w:t>
+            </w:r>
+          </w:p>
+        </w:tc>
+        <w:tc>
+          <w:tcPr/>
+          <w:p>
+            <w:pPr>
+              <w:pStyle w:val="Compact"/>
+              <w:jc w:val="right"/>
+            </w:pPr>
+            <w:r>
+              <w:t xml:space="preserve">3</w:t>
+            </w:r>
+          </w:p>
+        </w:tc>
+      </w:tr>
+      <w:tr>
+        <w:tc>
+          <w:tcPr/>
+          <w:p>
+            <w:pPr>
+              <w:pStyle w:val="Compact"/>
+              <w:jc w:val="left"/>
+            </w:pPr>
+            <w:r>
+              <w:t xml:space="preserve">48</w:t>
+            </w:r>
+          </w:p>
+        </w:tc>
+        <w:tc>
+          <w:tcPr/>
+          <w:p>
+            <w:pPr>
+              <w:pStyle w:val="Compact"/>
+              <w:jc w:val="left"/>
+            </w:pPr>
+            <w:r>
+              <w:t xml:space="preserve">Grade 4 in 2022</w:t>
+            </w:r>
+          </w:p>
+        </w:tc>
+        <w:tc>
+          <w:tcPr/>
+          <w:p>
+            <w:pPr>
+              <w:pStyle w:val="Compact"/>
+              <w:jc w:val="right"/>
+            </w:pPr>
+            <w:r>
+              <w:t xml:space="preserve">2022</w:t>
+            </w:r>
+          </w:p>
+        </w:tc>
+        <w:tc>
+          <w:tcPr/>
+          <w:p>
+            <w:pPr>
+              <w:pStyle w:val="Compact"/>
+              <w:jc w:val="right"/>
+            </w:pPr>
+            <w:r>
+              <w:t xml:space="preserve">4</w:t>
+            </w:r>
+          </w:p>
+        </w:tc>
+        <w:tc>
+          <w:tcPr/>
+          <w:p>
+            <w:pPr>
+              <w:pStyle w:val="Compact"/>
+              <w:jc w:val="right"/>
+            </w:pPr>
+            <w:r>
+              <w:t xml:space="preserve">NA</w:t>
+            </w:r>
+          </w:p>
+        </w:tc>
+        <w:tc>
+          <w:tcPr/>
+          <w:p>
+            <w:pPr>
+              <w:pStyle w:val="Compact"/>
+              <w:jc w:val="right"/>
+            </w:pPr>
+            <w:r>
+              <w:t xml:space="preserve">NA</w:t>
+            </w:r>
+          </w:p>
+        </w:tc>
+        <w:tc>
+          <w:tcPr/>
+          <w:p>
+            <w:pPr>
+              <w:pStyle w:val="Compact"/>
+              <w:jc w:val="right"/>
+            </w:pPr>
+            <w:r>
+              <w:t xml:space="preserve">398</w:t>
+            </w:r>
+          </w:p>
+        </w:tc>
+        <w:tc>
+          <w:tcPr/>
+          <w:p>
+            <w:pPr>
+              <w:pStyle w:val="Compact"/>
+              <w:jc w:val="right"/>
+            </w:pPr>
+            <w:r>
+              <w:t xml:space="preserve">NA</w:t>
+            </w:r>
+          </w:p>
+        </w:tc>
+        <w:tc>
+          <w:tcPr/>
+          <w:p>
+            <w:pPr>
+              <w:pStyle w:val="Compact"/>
+              <w:jc w:val="right"/>
+            </w:pPr>
+            <w:r>
+              <w:t xml:space="preserve">NA</w:t>
+            </w:r>
+          </w:p>
+        </w:tc>
+        <w:tc>
+          <w:tcPr/>
+          <w:p>
+            <w:pPr>
+              <w:pStyle w:val="Compact"/>
+              <w:jc w:val="right"/>
+            </w:pPr>
+            <w:r>
+              <w:t xml:space="preserve">NA</w:t>
+            </w:r>
+          </w:p>
+        </w:tc>
+        <w:tc>
+          <w:tcPr/>
+          <w:p>
+            <w:pPr>
+              <w:pStyle w:val="Compact"/>
+              <w:jc w:val="right"/>
+            </w:pPr>
+            <w:r>
+              <w:t xml:space="preserve">617</w:t>
+            </w:r>
+          </w:p>
+        </w:tc>
+        <w:tc>
+          <w:tcPr/>
+          <w:p>
+            <w:pPr>
+              <w:pStyle w:val="Compact"/>
+              <w:jc w:val="right"/>
+            </w:pPr>
+            <w:r>
+              <w:t xml:space="preserve">NA</w:t>
+            </w:r>
+          </w:p>
+        </w:tc>
+        <w:tc>
+          <w:tcPr/>
+          <w:p>
+            <w:pPr>
+              <w:pStyle w:val="Compact"/>
+              <w:jc w:val="right"/>
+            </w:pPr>
+            <w:r>
+              <w:t xml:space="preserve">4</w:t>
+            </w:r>
+          </w:p>
+        </w:tc>
+      </w:tr>
+      <w:tr>
+        <w:tc>
+          <w:tcPr/>
+          <w:p>
+            <w:pPr>
+              <w:pStyle w:val="Compact"/>
+              <w:jc w:val="left"/>
+            </w:pPr>
+            <w:r>
+              <w:t xml:space="preserve">49</w:t>
+            </w:r>
+          </w:p>
+        </w:tc>
+        <w:tc>
+          <w:tcPr/>
+          <w:p>
+            <w:pPr>
+              <w:pStyle w:val="Compact"/>
+              <w:jc w:val="left"/>
+            </w:pPr>
+            <w:r>
+              <w:t xml:space="preserve">Grade 5 in 2022</w:t>
+            </w:r>
+          </w:p>
+        </w:tc>
+        <w:tc>
+          <w:tcPr/>
+          <w:p>
+            <w:pPr>
+              <w:pStyle w:val="Compact"/>
+              <w:jc w:val="right"/>
+            </w:pPr>
+            <w:r>
+              <w:t xml:space="preserve">2022</w:t>
+            </w:r>
+          </w:p>
+        </w:tc>
+        <w:tc>
+          <w:tcPr/>
+          <w:p>
+            <w:pPr>
+              <w:pStyle w:val="Compact"/>
+              <w:jc w:val="right"/>
+            </w:pPr>
+            <w:r>
+              <w:t xml:space="preserve">5</w:t>
+            </w:r>
+          </w:p>
+        </w:tc>
+        <w:tc>
+          <w:tcPr/>
+          <w:p>
+            <w:pPr>
+              <w:pStyle w:val="Compact"/>
+              <w:jc w:val="right"/>
+            </w:pPr>
+            <w:r>
+              <w:t xml:space="preserve">NA</w:t>
+            </w:r>
+          </w:p>
+        </w:tc>
+        <w:tc>
+          <w:tcPr/>
+          <w:p>
+            <w:pPr>
+              <w:pStyle w:val="Compact"/>
+              <w:jc w:val="right"/>
+            </w:pPr>
+            <w:r>
+              <w:t xml:space="preserve">NA</w:t>
+            </w:r>
+          </w:p>
+        </w:tc>
+        <w:tc>
+          <w:tcPr/>
+          <w:p>
+            <w:pPr>
+              <w:pStyle w:val="Compact"/>
+              <w:jc w:val="right"/>
+            </w:pPr>
+            <w:r>
+              <w:t xml:space="preserve">NA</w:t>
+            </w:r>
+          </w:p>
+        </w:tc>
+        <w:tc>
+          <w:tcPr/>
+          <w:p>
+            <w:pPr>
+              <w:pStyle w:val="Compact"/>
+              <w:jc w:val="right"/>
+            </w:pPr>
+            <w:r>
+              <w:t xml:space="preserve">309</w:t>
+            </w:r>
+          </w:p>
+        </w:tc>
+        <w:tc>
+          <w:tcPr/>
+          <w:p>
+            <w:pPr>
+              <w:pStyle w:val="Compact"/>
+              <w:jc w:val="right"/>
+            </w:pPr>
+            <w:r>
+              <w:t xml:space="preserve">NA</w:t>
+            </w:r>
+          </w:p>
+        </w:tc>
+        <w:tc>
+          <w:tcPr/>
+          <w:p>
+            <w:pPr>
+              <w:pStyle w:val="Compact"/>
+              <w:jc w:val="right"/>
+            </w:pPr>
+            <w:r>
+              <w:t xml:space="preserve">NA</w:t>
+            </w:r>
+          </w:p>
+        </w:tc>
+        <w:tc>
+          <w:tcPr/>
+          <w:p>
+            <w:pPr>
+              <w:pStyle w:val="Compact"/>
+              <w:jc w:val="right"/>
+            </w:pPr>
+            <w:r>
+              <w:t xml:space="preserve">NA</w:t>
+            </w:r>
+          </w:p>
+        </w:tc>
+        <w:tc>
+          <w:tcPr/>
+          <w:p>
+            <w:pPr>
+              <w:pStyle w:val="Compact"/>
+              <w:jc w:val="right"/>
+            </w:pPr>
+            <w:r>
+              <w:t xml:space="preserve">355</w:t>
+            </w:r>
+          </w:p>
+        </w:tc>
+        <w:tc>
+          <w:tcPr/>
+          <w:p>
+            <w:pPr>
+              <w:pStyle w:val="Compact"/>
+              <w:jc w:val="right"/>
+            </w:pPr>
+            <w:r>
+              <w:t xml:space="preserve">5</w:t>
+            </w:r>
+          </w:p>
+        </w:tc>
+      </w:tr>
+      <w:tr>
+        <w:tc>
+          <w:tcPr/>
+          <w:p>
+            <w:pPr>
+              <w:pStyle w:val="Compact"/>
+              <w:jc w:val="left"/>
+            </w:pPr>
+            <w:r>
+              <w:t xml:space="preserve">64</w:t>
+            </w:r>
+          </w:p>
+        </w:tc>
+        <w:tc>
+          <w:tcPr/>
+          <w:p>
+            <w:pPr>
+              <w:pStyle w:val="Compact"/>
+              <w:jc w:val="left"/>
+            </w:pPr>
+            <w:r>
+              <w:t xml:space="preserve">Grade 6 in 2022</w:t>
+            </w:r>
+          </w:p>
+        </w:tc>
+        <w:tc>
+          <w:tcPr/>
+          <w:p>
+            <w:pPr>
+              <w:pStyle w:val="Compact"/>
+              <w:jc w:val="right"/>
+            </w:pPr>
+            <w:r>
+              <w:t xml:space="preserve">2022</w:t>
+            </w:r>
+          </w:p>
+        </w:tc>
+        <w:tc>
+          <w:tcPr/>
+          <w:p>
+            <w:pPr>
+              <w:pStyle w:val="Compact"/>
+              <w:jc w:val="right"/>
+            </w:pPr>
+            <w:r>
+              <w:t xml:space="preserve">6</w:t>
+            </w:r>
+          </w:p>
+        </w:tc>
+        <w:tc>
+          <w:tcPr/>
+          <w:p>
+            <w:pPr>
+              <w:pStyle w:val="Compact"/>
+              <w:jc w:val="right"/>
+            </w:pPr>
+            <w:r>
+              <w:t xml:space="preserve">NA</w:t>
+            </w:r>
+          </w:p>
+        </w:tc>
+        <w:tc>
+          <w:tcPr/>
+          <w:p>
+            <w:pPr>
+              <w:pStyle w:val="Compact"/>
+              <w:jc w:val="right"/>
+            </w:pPr>
+            <w:r>
+              <w:t xml:space="preserve">NA</w:t>
+            </w:r>
+          </w:p>
+        </w:tc>
+        <w:tc>
+          <w:tcPr/>
+          <w:p>
+            <w:pPr>
+              <w:pStyle w:val="Compact"/>
+              <w:jc w:val="right"/>
+            </w:pPr>
+            <w:r>
+              <w:t xml:space="preserve">NA</w:t>
+            </w:r>
+          </w:p>
+        </w:tc>
+        <w:tc>
+          <w:tcPr/>
+          <w:p>
+            <w:pPr>
+              <w:pStyle w:val="Compact"/>
+              <w:jc w:val="right"/>
+            </w:pPr>
+            <w:r>
+              <w:t xml:space="preserve">454</w:t>
+            </w:r>
+          </w:p>
+        </w:tc>
+        <w:tc>
+          <w:tcPr/>
+          <w:p>
+            <w:pPr>
+              <w:pStyle w:val="Compact"/>
+              <w:jc w:val="right"/>
+            </w:pPr>
+            <w:r>
+              <w:t xml:space="preserve">NA</w:t>
+            </w:r>
+          </w:p>
+        </w:tc>
+        <w:tc>
+          <w:tcPr/>
+          <w:p>
+            <w:pPr>
+              <w:pStyle w:val="Compact"/>
+              <w:jc w:val="right"/>
+            </w:pPr>
+            <w:r>
+              <w:t xml:space="preserve">NA</w:t>
+            </w:r>
+          </w:p>
+        </w:tc>
+        <w:tc>
+          <w:tcPr/>
+          <w:p>
+            <w:pPr>
+              <w:pStyle w:val="Compact"/>
+              <w:jc w:val="right"/>
+            </w:pPr>
+            <w:r>
+              <w:t xml:space="preserve">NA</w:t>
+            </w:r>
+          </w:p>
+        </w:tc>
+        <w:tc>
+          <w:tcPr/>
+          <w:p>
+            <w:pPr>
+              <w:pStyle w:val="Compact"/>
+              <w:jc w:val="right"/>
+            </w:pPr>
+            <w:r>
+              <w:t xml:space="preserve">430</w:t>
+            </w:r>
+          </w:p>
+        </w:tc>
+        <w:tc>
+          <w:tcPr/>
+          <w:p>
+            <w:pPr>
+              <w:pStyle w:val="Compact"/>
+              <w:jc w:val="right"/>
+            </w:pPr>
+            <w:r>
+              <w:t xml:space="preserve">6</w:t>
+            </w:r>
+          </w:p>
+        </w:tc>
+      </w:tr>
+      <w:tr>
+        <w:tc>
+          <w:tcPr/>
+          <w:p>
+            <w:pPr>
+              <w:pStyle w:val="Compact"/>
+              <w:jc w:val="left"/>
+            </w:pPr>
+            <w:r>
+              <w:t xml:space="preserve">63</w:t>
+            </w:r>
+          </w:p>
+        </w:tc>
+        <w:tc>
+          <w:tcPr/>
+          <w:p>
+            <w:pPr>
+              <w:pStyle w:val="Compact"/>
+              <w:jc w:val="left"/>
+            </w:pPr>
+            <w:r>
+              <w:t xml:space="preserve">Grade 7 in 2022</w:t>
+            </w:r>
+          </w:p>
+        </w:tc>
+        <w:tc>
+          <w:tcPr/>
+          <w:p>
+            <w:pPr>
+              <w:pStyle w:val="Compact"/>
+              <w:jc w:val="right"/>
+            </w:pPr>
+            <w:r>
+              <w:t xml:space="preserve">2022</w:t>
+            </w:r>
+          </w:p>
+        </w:tc>
+        <w:tc>
+          <w:tcPr/>
+          <w:p>
+            <w:pPr>
+              <w:pStyle w:val="Compact"/>
+              <w:jc w:val="right"/>
+            </w:pPr>
+            <w:r>
+              <w:t xml:space="preserve">7</w:t>
+            </w:r>
+          </w:p>
+        </w:tc>
+        <w:tc>
+          <w:tcPr/>
+          <w:p>
+            <w:pPr>
+              <w:pStyle w:val="Compact"/>
+              <w:jc w:val="right"/>
+            </w:pPr>
+            <w:r>
+              <w:t xml:space="preserve">NA</w:t>
+            </w:r>
+          </w:p>
+        </w:tc>
+        <w:tc>
+          <w:tcPr/>
+          <w:p>
+            <w:pPr>
+              <w:pStyle w:val="Compact"/>
+              <w:jc w:val="right"/>
+            </w:pPr>
+            <w:r>
+              <w:t xml:space="preserve">NA</w:t>
+            </w:r>
+          </w:p>
+        </w:tc>
+        <w:tc>
+          <w:tcPr/>
+          <w:p>
+            <w:pPr>
+              <w:pStyle w:val="Compact"/>
+              <w:jc w:val="right"/>
+            </w:pPr>
+            <w:r>
+              <w:t xml:space="preserve">NA</w:t>
+            </w:r>
+          </w:p>
+        </w:tc>
+        <w:tc>
+          <w:tcPr/>
+          <w:p>
+            <w:pPr>
+              <w:pStyle w:val="Compact"/>
+              <w:jc w:val="right"/>
+            </w:pPr>
+            <w:r>
+              <w:t xml:space="preserve">NA</w:t>
+            </w:r>
+          </w:p>
+        </w:tc>
+        <w:tc>
+          <w:tcPr/>
+          <w:p>
+            <w:pPr>
+              <w:pStyle w:val="Compact"/>
+              <w:jc w:val="right"/>
+            </w:pPr>
+            <w:r>
+              <w:t xml:space="preserve">358</w:t>
+            </w:r>
+          </w:p>
+        </w:tc>
+        <w:tc>
+          <w:tcPr/>
+          <w:p>
+            <w:pPr>
+              <w:pStyle w:val="Compact"/>
+              <w:jc w:val="right"/>
+            </w:pPr>
+            <w:r>
+              <w:t xml:space="preserve">NA</w:t>
+            </w:r>
+          </w:p>
+        </w:tc>
+        <w:tc>
+          <w:tcPr/>
+          <w:p>
+            <w:pPr>
+              <w:pStyle w:val="Compact"/>
+              <w:jc w:val="right"/>
+            </w:pPr>
+            <w:r>
+              <w:t xml:space="preserve">NA</w:t>
+            </w:r>
+          </w:p>
+        </w:tc>
+        <w:tc>
+          <w:tcPr/>
+          <w:p>
+            <w:pPr>
+              <w:pStyle w:val="Compact"/>
+              <w:jc w:val="right"/>
+            </w:pPr>
+            <w:r>
+              <w:t xml:space="preserve">NA</w:t>
+            </w:r>
+          </w:p>
+        </w:tc>
+        <w:tc>
+          <w:tcPr/>
+          <w:p>
+            <w:pPr>
+              <w:pStyle w:val="Compact"/>
+              <w:jc w:val="right"/>
+            </w:pPr>
+            <w:r>
+              <w:t xml:space="preserve">7</w:t>
+            </w:r>
+          </w:p>
+        </w:tc>
+      </w:tr>
+      <w:tr>
+        <w:tc>
+          <w:tcPr/>
+          <w:p>
+            <w:pPr>
+              <w:pStyle w:val="Compact"/>
+              <w:jc w:val="left"/>
+            </w:pPr>
+            <w:r>
+              <w:t xml:space="preserve">19</w:t>
+            </w:r>
+          </w:p>
+        </w:tc>
+        <w:tc>
+          <w:tcPr/>
+          <w:p>
+            <w:pPr>
+              <w:pStyle w:val="Compact"/>
+              <w:jc w:val="left"/>
+            </w:pPr>
+            <w:r>
+              <w:t xml:space="preserve">Grade 8 in 2022</w:t>
+            </w:r>
+          </w:p>
+        </w:tc>
+        <w:tc>
+          <w:tcPr/>
+          <w:p>
+            <w:pPr>
+              <w:pStyle w:val="Compact"/>
+              <w:jc w:val="right"/>
+            </w:pPr>
+            <w:r>
+              <w:t xml:space="preserve">2022</w:t>
+            </w:r>
+          </w:p>
+        </w:tc>
+        <w:tc>
+          <w:tcPr/>
+          <w:p>
+            <w:pPr>
+              <w:pStyle w:val="Compact"/>
+              <w:jc w:val="right"/>
+            </w:pPr>
+            <w:r>
+              <w:t xml:space="preserve">8</w:t>
+            </w:r>
+          </w:p>
+        </w:tc>
+        <w:tc>
+          <w:tcPr/>
+          <w:p>
+            <w:pPr>
+              <w:pStyle w:val="Compact"/>
+              <w:jc w:val="right"/>
+            </w:pPr>
+            <w:r>
+              <w:t xml:space="preserve">4682</w:t>
+            </w:r>
+          </w:p>
+        </w:tc>
+        <w:tc>
+          <w:tcPr/>
+          <w:p>
+            <w:pPr>
+              <w:pStyle w:val="Compact"/>
+              <w:jc w:val="right"/>
+            </w:pPr>
+            <w:r>
+              <w:t xml:space="preserve">NA</w:t>
+            </w:r>
+          </w:p>
+        </w:tc>
+        <w:tc>
+          <w:tcPr/>
+          <w:p>
+            <w:pPr>
+              <w:pStyle w:val="Compact"/>
+              <w:jc w:val="right"/>
+            </w:pPr>
+            <w:r>
+              <w:t xml:space="preserve">NA</w:t>
+            </w:r>
+          </w:p>
+        </w:tc>
+        <w:tc>
+          <w:tcPr/>
+          <w:p>
+            <w:pPr>
+              <w:pStyle w:val="Compact"/>
+              <w:jc w:val="right"/>
+            </w:pPr>
+            <w:r>
+              <w:t xml:space="preserve">NA</w:t>
+            </w:r>
+          </w:p>
+        </w:tc>
+        <w:tc>
+          <w:tcPr/>
+          <w:p>
+            <w:pPr>
+              <w:pStyle w:val="Compact"/>
+              <w:jc w:val="right"/>
+            </w:pPr>
+            <w:r>
+              <w:t xml:space="preserve">373</w:t>
+            </w:r>
+          </w:p>
+        </w:tc>
+        <w:tc>
+          <w:tcPr/>
+          <w:p>
+            <w:pPr>
+              <w:pStyle w:val="Compact"/>
+              <w:jc w:val="right"/>
+            </w:pPr>
+            <w:r>
+              <w:t xml:space="preserve">NA</w:t>
+            </w:r>
+          </w:p>
+        </w:tc>
+        <w:tc>
+          <w:tcPr/>
+          <w:p>
+            <w:pPr>
+              <w:pStyle w:val="Compact"/>
+              <w:jc w:val="right"/>
+            </w:pPr>
+            <w:r>
+              <w:t xml:space="preserve">NA</w:t>
+            </w:r>
+          </w:p>
+        </w:tc>
+        <w:tc>
+          <w:tcPr/>
+          <w:p>
+            <w:pPr>
+              <w:pStyle w:val="Compact"/>
+              <w:jc w:val="right"/>
+            </w:pPr>
+            <w:r>
+              <w:t xml:space="preserve">NA</w:t>
+            </w:r>
+          </w:p>
+        </w:tc>
+        <w:tc>
+          <w:tcPr/>
+          <w:p>
+            <w:pPr>
+              <w:pStyle w:val="Compact"/>
+              <w:jc w:val="right"/>
+            </w:pPr>
+            <w:r>
+              <w:t xml:space="preserve">8</w:t>
+            </w:r>
+          </w:p>
+        </w:tc>
+      </w:tr>
+      <w:tr>
+        <w:tc>
+          <w:tcPr/>
+          <w:p>
+            <w:pPr>
+              <w:pStyle w:val="Compact"/>
+              <w:jc w:val="left"/>
+            </w:pPr>
+            <w:r>
+              <w:t xml:space="preserve">18</w:t>
+            </w:r>
+          </w:p>
+        </w:tc>
+        <w:tc>
+          <w:tcPr/>
+          <w:p>
+            <w:pPr>
+              <w:pStyle w:val="Compact"/>
+              <w:jc w:val="left"/>
+            </w:pPr>
+            <w:r>
+              <w:t xml:space="preserve">Grade 9 in 2022</w:t>
+            </w:r>
+          </w:p>
+        </w:tc>
+        <w:tc>
+          <w:tcPr/>
+          <w:p>
+            <w:pPr>
+              <w:pStyle w:val="Compact"/>
+              <w:jc w:val="right"/>
+            </w:pPr>
+            <w:r>
+              <w:t xml:space="preserve">2022</w:t>
+            </w:r>
+          </w:p>
+        </w:tc>
+        <w:tc>
+          <w:tcPr/>
+          <w:p>
+            <w:pPr>
+              <w:pStyle w:val="Compact"/>
+              <w:jc w:val="right"/>
+            </w:pPr>
+            <w:r>
+              <w:t xml:space="preserve">9</w:t>
+            </w:r>
+          </w:p>
+        </w:tc>
+        <w:tc>
+          <w:tcPr/>
+          <w:p>
+            <w:pPr>
+              <w:pStyle w:val="Compact"/>
+              <w:jc w:val="right"/>
+            </w:pPr>
+            <w:r>
+              <w:t xml:space="preserve">NA</w:t>
+            </w:r>
+          </w:p>
+        </w:tc>
+        <w:tc>
+          <w:tcPr/>
+          <w:p>
+            <w:pPr>
+              <w:pStyle w:val="Compact"/>
+              <w:jc w:val="right"/>
+            </w:pPr>
+            <w:r>
+              <w:t xml:space="preserve">4237</w:t>
+            </w:r>
+          </w:p>
+        </w:tc>
+        <w:tc>
+          <w:tcPr/>
+          <w:p>
+            <w:pPr>
+              <w:pStyle w:val="Compact"/>
+              <w:jc w:val="right"/>
+            </w:pPr>
+            <w:r>
+              <w:t xml:space="preserve">NA</w:t>
+            </w:r>
+          </w:p>
+        </w:tc>
+        <w:tc>
+          <w:tcPr/>
+          <w:p>
+            <w:pPr>
+              <w:pStyle w:val="Compact"/>
+              <w:jc w:val="right"/>
+            </w:pPr>
+            <w:r>
+              <w:t xml:space="preserve">NA</w:t>
+            </w:r>
+          </w:p>
+        </w:tc>
+        <w:tc>
+          <w:tcPr/>
+          <w:p>
+            <w:pPr>
+              <w:pStyle w:val="Compact"/>
+              <w:jc w:val="right"/>
+            </w:pPr>
+            <w:r>
+              <w:t xml:space="preserve">NA</w:t>
+            </w:r>
+          </w:p>
+        </w:tc>
+        <w:tc>
+          <w:tcPr/>
+          <w:p>
+            <w:pPr>
+              <w:pStyle w:val="Compact"/>
+              <w:jc w:val="right"/>
+            </w:pPr>
+            <w:r>
+              <w:t xml:space="preserve">286</w:t>
+            </w:r>
+          </w:p>
+        </w:tc>
+        <w:tc>
+          <w:tcPr/>
+          <w:p>
+            <w:pPr>
+              <w:pStyle w:val="Compact"/>
+              <w:jc w:val="right"/>
+            </w:pPr>
+            <w:r>
+              <w:t xml:space="preserve">NA</w:t>
+            </w:r>
+          </w:p>
+        </w:tc>
+        <w:tc>
+          <w:tcPr/>
+          <w:p>
+            <w:pPr>
+              <w:pStyle w:val="Compact"/>
+              <w:jc w:val="right"/>
+            </w:pPr>
+            <w:r>
+              <w:t xml:space="preserve">NA</w:t>
+            </w:r>
+          </w:p>
+        </w:tc>
+        <w:tc>
+          <w:tcPr/>
+          <w:p>
+            <w:pPr>
+              <w:pStyle w:val="Compact"/>
+              <w:jc w:val="right"/>
+            </w:pPr>
+            <w:r>
+              <w:t xml:space="preserve">9</w:t>
+            </w:r>
+          </w:p>
+        </w:tc>
+      </w:tr>
+      <w:tr>
+        <w:tc>
+          <w:tcPr/>
+          <w:p>
+            <w:pPr>
+              <w:pStyle w:val="Compact"/>
+              <w:jc w:val="left"/>
+            </w:pPr>
+            <w:r>
+              <w:t xml:space="preserve">34</w:t>
+            </w:r>
+          </w:p>
+        </w:tc>
+        <w:tc>
+          <w:tcPr/>
+          <w:p>
+            <w:pPr>
+              <w:pStyle w:val="Compact"/>
+              <w:jc w:val="left"/>
+            </w:pPr>
+            <w:r>
+              <w:t xml:space="preserve">Grade 10 in 2022</w:t>
+            </w:r>
+          </w:p>
+        </w:tc>
+        <w:tc>
+          <w:tcPr/>
+          <w:p>
+            <w:pPr>
+              <w:pStyle w:val="Compact"/>
+              <w:jc w:val="right"/>
+            </w:pPr>
+            <w:r>
+              <w:t xml:space="preserve">2022</w:t>
+            </w:r>
+          </w:p>
+        </w:tc>
+        <w:tc>
+          <w:tcPr/>
+          <w:p>
+            <w:pPr>
+              <w:pStyle w:val="Compact"/>
+              <w:jc w:val="right"/>
+            </w:pPr>
+            <w:r>
+              <w:t xml:space="preserve">10</w:t>
+            </w:r>
+          </w:p>
+        </w:tc>
+        <w:tc>
+          <w:tcPr/>
+          <w:p>
+            <w:pPr>
+              <w:pStyle w:val="Compact"/>
+              <w:jc w:val="right"/>
+            </w:pPr>
+            <w:r>
+              <w:t xml:space="preserve">NA</w:t>
+            </w:r>
+          </w:p>
+        </w:tc>
+        <w:tc>
+          <w:tcPr/>
+          <w:p>
+            <w:pPr>
+              <w:pStyle w:val="Compact"/>
+              <w:jc w:val="right"/>
+            </w:pPr>
+            <w:r>
+              <w:t xml:space="preserve">491</w:t>
+            </w:r>
+          </w:p>
+        </w:tc>
+        <w:tc>
+          <w:tcPr/>
+          <w:p>
+            <w:pPr>
+              <w:pStyle w:val="Compact"/>
+              <w:jc w:val="right"/>
+            </w:pPr>
+            <w:r>
+              <w:t xml:space="preserve">NA</w:t>
+            </w:r>
+          </w:p>
+        </w:tc>
+        <w:tc>
+          <w:tcPr/>
+          <w:p>
+            <w:pPr>
+              <w:pStyle w:val="Compact"/>
+              <w:jc w:val="right"/>
+            </w:pPr>
+            <w:r>
+              <w:t xml:space="preserve">NA</w:t>
+            </w:r>
+          </w:p>
+        </w:tc>
+        <w:tc>
+          <w:tcPr/>
+          <w:p>
+            <w:pPr>
+              <w:pStyle w:val="Compact"/>
+              <w:jc w:val="right"/>
+            </w:pPr>
+            <w:r>
+              <w:t xml:space="preserve">NA</w:t>
+            </w:r>
+          </w:p>
+        </w:tc>
+        <w:tc>
+          <w:tcPr/>
+          <w:p>
+            <w:pPr>
+              <w:pStyle w:val="Compact"/>
+              <w:jc w:val="right"/>
+            </w:pPr>
+            <w:r>
+              <w:t xml:space="preserve">347</w:t>
+            </w:r>
+          </w:p>
+        </w:tc>
+        <w:tc>
+          <w:tcPr/>
+          <w:p>
+            <w:pPr>
+              <w:pStyle w:val="Compact"/>
+              <w:jc w:val="right"/>
+            </w:pPr>
+            <w:r>
+              <w:t xml:space="preserve">NA</w:t>
+            </w:r>
+          </w:p>
+        </w:tc>
+        <w:tc>
+          <w:tcPr/>
+          <w:p>
+            <w:pPr>
+              <w:pStyle w:val="Compact"/>
+              <w:jc w:val="right"/>
+            </w:pPr>
+            <w:r>
+              <w:t xml:space="preserve">NA</w:t>
+            </w:r>
+          </w:p>
+        </w:tc>
+        <w:tc>
+          <w:tcPr/>
+          <w:p>
+            <w:pPr>
+              <w:pStyle w:val="Compact"/>
+              <w:jc w:val="right"/>
+            </w:pPr>
+            <w:r>
+              <w:t xml:space="preserve">10</w:t>
+            </w:r>
+          </w:p>
+        </w:tc>
+      </w:tr>
+      <w:tr>
+        <w:tc>
+          <w:tcPr/>
+          <w:p>
+            <w:pPr>
+              <w:pStyle w:val="Compact"/>
+              <w:jc w:val="left"/>
+            </w:pPr>
+            <w:r>
+              <w:t xml:space="preserve">79</w:t>
+            </w:r>
+          </w:p>
+        </w:tc>
+        <w:tc>
+          <w:tcPr/>
+          <w:p>
+            <w:pPr>
+              <w:pStyle w:val="Compact"/>
+              <w:jc w:val="left"/>
+            </w:pPr>
+            <w:r>
+              <w:t xml:space="preserve">Grade 3 in 2023</w:t>
+            </w:r>
+          </w:p>
+        </w:tc>
+        <w:tc>
+          <w:tcPr/>
+          <w:p>
+            <w:pPr>
+              <w:pStyle w:val="Compact"/>
+              <w:jc w:val="right"/>
+            </w:pPr>
+            <w:r>
+              <w:t xml:space="preserve">2023</w:t>
+            </w:r>
+          </w:p>
+        </w:tc>
+        <w:tc>
+          <w:tcPr/>
+          <w:p>
+            <w:pPr>
+              <w:pStyle w:val="Compact"/>
+              <w:jc w:val="right"/>
+            </w:pPr>
+            <w:r>
+              <w:t xml:space="preserve">3</w:t>
+            </w:r>
+          </w:p>
+        </w:tc>
+        <w:tc>
+          <w:tcPr/>
+          <w:p>
+            <w:pPr>
+              <w:pStyle w:val="Compact"/>
+              <w:jc w:val="right"/>
+            </w:pPr>
+            <w:r>
+              <w:t xml:space="preserve">NA</w:t>
+            </w:r>
+          </w:p>
+        </w:tc>
+        <w:tc>
+          <w:tcPr/>
+          <w:p>
+            <w:pPr>
+              <w:pStyle w:val="Compact"/>
+              <w:jc w:val="right"/>
+            </w:pPr>
+            <w:r>
+              <w:t xml:space="preserve">NA</w:t>
+            </w:r>
+          </w:p>
+        </w:tc>
+        <w:tc>
+          <w:tcPr/>
+          <w:p>
+            <w:pPr>
+              <w:pStyle w:val="Compact"/>
+              <w:jc w:val="right"/>
+            </w:pPr>
+            <w:r>
+              <w:t xml:space="preserve">NA</w:t>
+            </w:r>
+          </w:p>
+        </w:tc>
+        <w:tc>
+          <w:tcPr/>
+          <w:p>
+            <w:pPr>
+              <w:pStyle w:val="Compact"/>
+              <w:jc w:val="right"/>
+            </w:pPr>
+            <w:r>
+              <w:t xml:space="preserve">NA</w:t>
+            </w:r>
+          </w:p>
+        </w:tc>
+        <w:tc>
+          <w:tcPr/>
+          <w:p>
+            <w:pPr>
+              <w:pStyle w:val="Compact"/>
+              <w:jc w:val="right"/>
+            </w:pPr>
+            <w:r>
+              <w:t xml:space="preserve">382</w:t>
+            </w:r>
+          </w:p>
+        </w:tc>
+        <w:tc>
+          <w:tcPr/>
+          <w:p>
+            <w:pPr>
+              <w:pStyle w:val="Compact"/>
+              <w:jc w:val="right"/>
+            </w:pPr>
+            <w:r>
+              <w:t xml:space="preserve">NA</w:t>
+            </w:r>
+          </w:p>
+        </w:tc>
+        <w:tc>
+          <w:tcPr/>
+          <w:p>
+            <w:pPr>
+              <w:pStyle w:val="Compact"/>
+              <w:jc w:val="right"/>
+            </w:pPr>
+            <w:r>
+              <w:t xml:space="preserve">NA</w:t>
+            </w:r>
+          </w:p>
+        </w:tc>
+        <w:tc>
+          <w:tcPr/>
+          <w:p>
+            <w:pPr>
+              <w:pStyle w:val="Compact"/>
+              <w:jc w:val="right"/>
+            </w:pPr>
+            <w:r>
+              <w:t xml:space="preserve">NA</w:t>
+            </w:r>
+          </w:p>
+        </w:tc>
+        <w:tc>
+          <w:tcPr/>
+          <w:p>
+            <w:pPr>
+              <w:pStyle w:val="Compact"/>
+              <w:jc w:val="right"/>
+            </w:pPr>
+            <w:r>
+              <w:t xml:space="preserve">3</w:t>
+            </w:r>
+          </w:p>
+        </w:tc>
+      </w:tr>
+      <w:tr>
+        <w:tc>
+          <w:tcPr/>
+          <w:p>
+            <w:pPr>
+              <w:pStyle w:val="Compact"/>
+              <w:jc w:val="left"/>
+            </w:pPr>
+            <w:r>
+              <w:t xml:space="preserve">91</w:t>
+            </w:r>
+          </w:p>
+        </w:tc>
+        <w:tc>
+          <w:tcPr/>
+          <w:p>
+            <w:pPr>
+              <w:pStyle w:val="Compact"/>
+              <w:jc w:val="left"/>
+            </w:pPr>
+            <w:r>
+              <w:t xml:space="preserve">Grade 4 in 2023</w:t>
+            </w:r>
+          </w:p>
+        </w:tc>
+        <w:tc>
+          <w:tcPr/>
+          <w:p>
+            <w:pPr>
+              <w:pStyle w:val="Compact"/>
+              <w:jc w:val="right"/>
+            </w:pPr>
+            <w:r>
+              <w:t xml:space="preserve">2023</w:t>
+            </w:r>
+          </w:p>
+        </w:tc>
+        <w:tc>
+          <w:tcPr/>
+          <w:p>
+            <w:pPr>
+              <w:pStyle w:val="Compact"/>
+              <w:jc w:val="right"/>
+            </w:pPr>
+            <w:r>
+              <w:t xml:space="preserve">4</w:t>
+            </w:r>
+          </w:p>
+        </w:tc>
+        <w:tc>
+          <w:tcPr/>
+          <w:p>
+            <w:pPr>
+              <w:pStyle w:val="Compact"/>
+              <w:jc w:val="right"/>
+            </w:pPr>
+            <w:r>
+              <w:t xml:space="preserve">NA</w:t>
+            </w:r>
+          </w:p>
+        </w:tc>
+        <w:tc>
+          <w:tcPr/>
+          <w:p>
+            <w:pPr>
+              <w:pStyle w:val="Compact"/>
+              <w:jc w:val="right"/>
+            </w:pPr>
+            <w:r>
+              <w:t xml:space="preserve">NA</w:t>
+            </w:r>
+          </w:p>
+        </w:tc>
+        <w:tc>
+          <w:tcPr/>
+          <w:p>
+            <w:pPr>
+              <w:pStyle w:val="Compact"/>
+              <w:jc w:val="right"/>
+            </w:pPr>
+            <w:r>
+              <w:t xml:space="preserve">NA</w:t>
+            </w:r>
+          </w:p>
+        </w:tc>
+        <w:tc>
+          <w:tcPr/>
+          <w:p>
+            <w:pPr>
+              <w:pStyle w:val="Compact"/>
+              <w:jc w:val="right"/>
+            </w:pPr>
+            <w:r>
+              <w:t xml:space="preserve">NA</w:t>
+            </w:r>
+          </w:p>
+        </w:tc>
+        <w:tc>
+          <w:tcPr/>
+          <w:p>
+            <w:pPr>
+              <w:pStyle w:val="Compact"/>
+              <w:jc w:val="right"/>
+            </w:pPr>
+            <w:r>
+              <w:t xml:space="preserve">NA</w:t>
+            </w:r>
+          </w:p>
+        </w:tc>
+        <w:tc>
+          <w:tcPr/>
+          <w:p>
+            <w:pPr>
+              <w:pStyle w:val="Compact"/>
+              <w:jc w:val="right"/>
+            </w:pPr>
+            <w:r>
+              <w:t xml:space="preserve">347</w:t>
+            </w:r>
+          </w:p>
+        </w:tc>
+        <w:tc>
+          <w:tcPr/>
+          <w:p>
+            <w:pPr>
+              <w:pStyle w:val="Compact"/>
+              <w:jc w:val="right"/>
+            </w:pPr>
+            <w:r>
+              <w:t xml:space="preserve">NA</w:t>
+            </w:r>
+          </w:p>
+        </w:tc>
+        <w:tc>
+          <w:tcPr/>
+          <w:p>
+            <w:pPr>
+              <w:pStyle w:val="Compact"/>
+              <w:jc w:val="right"/>
+            </w:pPr>
+            <w:r>
+              <w:t xml:space="preserve">NA</w:t>
+            </w:r>
+          </w:p>
+        </w:tc>
+        <w:tc>
+          <w:tcPr/>
+          <w:p>
+            <w:pPr>
+              <w:pStyle w:val="Compact"/>
+              <w:jc w:val="right"/>
+            </w:pPr>
+            <w:r>
+              <w:t xml:space="preserve">4</w:t>
+            </w:r>
+          </w:p>
+        </w:tc>
+      </w:tr>
+      <w:tr>
+        <w:tc>
+          <w:tcPr/>
+          <w:p>
+            <w:pPr>
+              <w:pStyle w:val="Compact"/>
+              <w:jc w:val="left"/>
+            </w:pPr>
+            <w:r>
+              <w:t xml:space="preserve">100</w:t>
+            </w:r>
+          </w:p>
+        </w:tc>
+        <w:tc>
+          <w:tcPr/>
+          <w:p>
+            <w:pPr>
+              <w:pStyle w:val="Compact"/>
+              <w:jc w:val="left"/>
+            </w:pPr>
+            <w:r>
+              <w:t xml:space="preserve">Grade 5 in 2023</w:t>
+            </w:r>
+          </w:p>
+        </w:tc>
+        <w:tc>
+          <w:tcPr/>
+          <w:p>
+            <w:pPr>
+              <w:pStyle w:val="Compact"/>
+              <w:jc w:val="right"/>
+            </w:pPr>
+            <w:r>
+              <w:t xml:space="preserve">2023</w:t>
+            </w:r>
+          </w:p>
+        </w:tc>
+        <w:tc>
+          <w:tcPr/>
+          <w:p>
+            <w:pPr>
+              <w:pStyle w:val="Compact"/>
+              <w:jc w:val="right"/>
+            </w:pPr>
+            <w:r>
+              <w:t xml:space="preserve">5</w:t>
+            </w:r>
+          </w:p>
+        </w:tc>
+        <w:tc>
+          <w:tcPr/>
+          <w:p>
+            <w:pPr>
+              <w:pStyle w:val="Compact"/>
+              <w:jc w:val="right"/>
+            </w:pPr>
+            <w:r>
+              <w:t xml:space="preserve">NA</w:t>
+            </w:r>
+          </w:p>
+        </w:tc>
+        <w:tc>
+          <w:tcPr/>
+          <w:p>
+            <w:pPr>
+              <w:pStyle w:val="Compact"/>
+              <w:jc w:val="right"/>
+            </w:pPr>
+            <w:r>
+              <w:t xml:space="preserve">NA</w:t>
+            </w:r>
+          </w:p>
+        </w:tc>
+        <w:tc>
+          <w:tcPr/>
+          <w:p>
+            <w:pPr>
+              <w:pStyle w:val="Compact"/>
+              <w:jc w:val="right"/>
+            </w:pPr>
+            <w:r>
+              <w:t xml:space="preserve">NA</w:t>
+            </w:r>
+          </w:p>
+        </w:tc>
+        <w:tc>
+          <w:tcPr/>
+          <w:p>
+            <w:pPr>
+              <w:pStyle w:val="Compact"/>
+              <w:jc w:val="right"/>
+            </w:pPr>
+            <w:r>
+              <w:t xml:space="preserve">NA</w:t>
+            </w:r>
+          </w:p>
+        </w:tc>
+        <w:tc>
+          <w:tcPr/>
+          <w:p>
+            <w:pPr>
+              <w:pStyle w:val="Compact"/>
+              <w:jc w:val="right"/>
+            </w:pPr>
+            <w:r>
+              <w:t xml:space="preserve">NA</w:t>
+            </w:r>
+          </w:p>
+        </w:tc>
+        <w:tc>
+          <w:tcPr/>
+          <w:p>
+            <w:pPr>
+              <w:pStyle w:val="Compact"/>
+              <w:jc w:val="right"/>
+            </w:pPr>
+            <w:r>
+              <w:t xml:space="preserve">NA</w:t>
+            </w:r>
+          </w:p>
+        </w:tc>
+        <w:tc>
+          <w:tcPr/>
+          <w:p>
+            <w:pPr>
+              <w:pStyle w:val="Compact"/>
+              <w:jc w:val="right"/>
+            </w:pPr>
+            <w:r>
+              <w:t xml:space="preserve">569</w:t>
+            </w:r>
+          </w:p>
+        </w:tc>
+        <w:tc>
+          <w:tcPr/>
+          <w:p>
+            <w:pPr>
+              <w:pStyle w:val="Compact"/>
+              <w:jc w:val="right"/>
+            </w:pPr>
+            <w:r>
+              <w:t xml:space="preserve">NA</w:t>
+            </w:r>
+          </w:p>
+        </w:tc>
+        <w:tc>
+          <w:tcPr/>
+          <w:p>
+            <w:pPr>
+              <w:pStyle w:val="Compact"/>
+              <w:jc w:val="right"/>
+            </w:pPr>
+            <w:r>
+              <w:t xml:space="preserve">5</w:t>
+            </w:r>
+          </w:p>
+        </w:tc>
+      </w:tr>
+      <w:tr>
+        <w:tc>
+          <w:tcPr/>
+          <w:p>
+            <w:pPr>
+              <w:pStyle w:val="Compact"/>
+              <w:jc w:val="left"/>
+            </w:pPr>
+            <w:r>
+              <w:t xml:space="preserve">5</w:t>
+            </w:r>
+          </w:p>
+        </w:tc>
+        <w:tc>
+          <w:tcPr/>
+          <w:p>
+            <w:pPr>
+              <w:pStyle w:val="Compact"/>
+              <w:jc w:val="left"/>
+            </w:pPr>
+            <w:r>
+              <w:t xml:space="preserve">Grade 6 in 2023</w:t>
+            </w:r>
+          </w:p>
+        </w:tc>
+        <w:tc>
+          <w:tcPr/>
+          <w:p>
+            <w:pPr>
+              <w:pStyle w:val="Compact"/>
+              <w:jc w:val="right"/>
+            </w:pPr>
+            <w:r>
+              <w:t xml:space="preserve">2023</w:t>
+            </w:r>
+          </w:p>
+        </w:tc>
+        <w:tc>
+          <w:tcPr/>
+          <w:p>
+            <w:pPr>
+              <w:pStyle w:val="Compact"/>
+              <w:jc w:val="right"/>
+            </w:pPr>
+            <w:r>
+              <w:t xml:space="preserve">6</w:t>
+            </w:r>
+          </w:p>
+        </w:tc>
+        <w:tc>
+          <w:tcPr/>
+          <w:p>
+            <w:pPr>
+              <w:pStyle w:val="Compact"/>
+              <w:jc w:val="right"/>
+            </w:pPr>
+            <w:r>
+              <w:t xml:space="preserve">NA</w:t>
+            </w:r>
+          </w:p>
+        </w:tc>
+        <w:tc>
+          <w:tcPr/>
+          <w:p>
+            <w:pPr>
+              <w:pStyle w:val="Compact"/>
+              <w:jc w:val="right"/>
+            </w:pPr>
+            <w:r>
+              <w:t xml:space="preserve">NA</w:t>
+            </w:r>
+          </w:p>
+        </w:tc>
+        <w:tc>
+          <w:tcPr/>
+          <w:p>
+            <w:pPr>
+              <w:pStyle w:val="Compact"/>
+              <w:jc w:val="right"/>
+            </w:pPr>
+            <w:r>
+              <w:t xml:space="preserve">NA</w:t>
+            </w:r>
+          </w:p>
+        </w:tc>
+        <w:tc>
+          <w:tcPr/>
+          <w:p>
+            <w:pPr>
+              <w:pStyle w:val="Compact"/>
+              <w:jc w:val="right"/>
+            </w:pPr>
+            <w:r>
+              <w:t xml:space="preserve">NA</w:t>
+            </w:r>
+          </w:p>
+        </w:tc>
+        <w:tc>
+          <w:tcPr/>
+          <w:p>
+            <w:pPr>
+              <w:pStyle w:val="Compact"/>
+              <w:jc w:val="right"/>
+            </w:pPr>
+            <w:r>
+              <w:t xml:space="preserve">NA</w:t>
+            </w:r>
+          </w:p>
+        </w:tc>
+        <w:tc>
+          <w:tcPr/>
+          <w:p>
+            <w:pPr>
+              <w:pStyle w:val="Compact"/>
+              <w:jc w:val="right"/>
+            </w:pPr>
+            <w:r>
+              <w:t xml:space="preserve">NA</w:t>
+            </w:r>
+          </w:p>
+        </w:tc>
+        <w:tc>
+          <w:tcPr/>
+          <w:p>
+            <w:pPr>
+              <w:pStyle w:val="Compact"/>
+              <w:jc w:val="right"/>
+            </w:pPr>
+            <w:r>
+              <w:t xml:space="preserve">NA</w:t>
+            </w:r>
+          </w:p>
+        </w:tc>
+        <w:tc>
+          <w:tcPr/>
+          <w:p>
+            <w:pPr>
+              <w:pStyle w:val="Compact"/>
+              <w:jc w:val="right"/>
+            </w:pPr>
+            <w:r>
+              <w:t xml:space="preserve">294</w:t>
+            </w:r>
+          </w:p>
+        </w:tc>
+        <w:tc>
+          <w:tcPr/>
+          <w:p>
+            <w:pPr>
+              <w:pStyle w:val="Compact"/>
+              <w:jc w:val="right"/>
+            </w:pPr>
+            <w:r>
+              <w:t xml:space="preserve">6</w:t>
+            </w:r>
+          </w:p>
+        </w:tc>
+      </w:tr>
+      <w:tr>
+        <w:tc>
+          <w:tcPr/>
+          <w:p>
+            <w:pPr>
+              <w:pStyle w:val="Compact"/>
+              <w:jc w:val="left"/>
+            </w:pPr>
+            <w:r>
+              <w:t xml:space="preserve">20</w:t>
+            </w:r>
+          </w:p>
+        </w:tc>
+        <w:tc>
+          <w:tcPr/>
+          <w:p>
+            <w:pPr>
+              <w:pStyle w:val="Compact"/>
+              <w:jc w:val="left"/>
+            </w:pPr>
+            <w:r>
+              <w:t xml:space="preserve">Grade 7 in 2023</w:t>
+            </w:r>
+          </w:p>
+        </w:tc>
+        <w:tc>
+          <w:tcPr/>
+          <w:p>
+            <w:pPr>
+              <w:pStyle w:val="Compact"/>
+              <w:jc w:val="right"/>
+            </w:pPr>
+            <w:r>
+              <w:t xml:space="preserve">2023</w:t>
+            </w:r>
+          </w:p>
+        </w:tc>
+        <w:tc>
+          <w:tcPr/>
+          <w:p>
+            <w:pPr>
+              <w:pStyle w:val="Compact"/>
+              <w:jc w:val="right"/>
+            </w:pPr>
+            <w:r>
+              <w:t xml:space="preserve">7</w:t>
+            </w:r>
+          </w:p>
+        </w:tc>
+        <w:tc>
+          <w:tcPr/>
+          <w:p>
+            <w:pPr>
+              <w:pStyle w:val="Compact"/>
+              <w:jc w:val="right"/>
+            </w:pPr>
+            <w:r>
+              <w:t xml:space="preserve">4853</w:t>
+            </w:r>
+          </w:p>
+        </w:tc>
+        <w:tc>
+          <w:tcPr/>
+          <w:p>
+            <w:pPr>
+              <w:pStyle w:val="Compact"/>
+              <w:jc w:val="right"/>
+            </w:pPr>
+            <w:r>
+              <w:t xml:space="preserve">NA</w:t>
+            </w:r>
+          </w:p>
+        </w:tc>
+        <w:tc>
+          <w:tcPr/>
+          <w:p>
+            <w:pPr>
+              <w:pStyle w:val="Compact"/>
+              <w:jc w:val="right"/>
+            </w:pPr>
+            <w:r>
+              <w:t xml:space="preserve">NA</w:t>
+            </w:r>
+          </w:p>
+        </w:tc>
+        <w:tc>
+          <w:tcPr/>
+          <w:p>
+            <w:pPr>
+              <w:pStyle w:val="Compact"/>
+              <w:jc w:val="right"/>
+            </w:pPr>
+            <w:r>
+              <w:t xml:space="preserve">NA</w:t>
+            </w:r>
+          </w:p>
+        </w:tc>
+        <w:tc>
+          <w:tcPr/>
+          <w:p>
+            <w:pPr>
+              <w:pStyle w:val="Compact"/>
+              <w:jc w:val="right"/>
+            </w:pPr>
+            <w:r>
+              <w:t xml:space="preserve">NA</w:t>
+            </w:r>
+          </w:p>
+        </w:tc>
+        <w:tc>
+          <w:tcPr/>
+          <w:p>
+            <w:pPr>
+              <w:pStyle w:val="Compact"/>
+              <w:jc w:val="right"/>
+            </w:pPr>
+            <w:r>
+              <w:t xml:space="preserve">NA</w:t>
+            </w:r>
+          </w:p>
+        </w:tc>
+        <w:tc>
+          <w:tcPr/>
+          <w:p>
+            <w:pPr>
+              <w:pStyle w:val="Compact"/>
+              <w:jc w:val="right"/>
+            </w:pPr>
+            <w:r>
+              <w:t xml:space="preserve">NA</w:t>
+            </w:r>
+          </w:p>
+        </w:tc>
+        <w:tc>
+          <w:tcPr/>
+          <w:p>
+            <w:pPr>
+              <w:pStyle w:val="Compact"/>
+              <w:jc w:val="right"/>
+            </w:pPr>
+            <w:r>
+              <w:t xml:space="preserve">NA</w:t>
+            </w:r>
+          </w:p>
+        </w:tc>
+        <w:tc>
+          <w:tcPr/>
+          <w:p>
+            <w:pPr>
+              <w:pStyle w:val="Compact"/>
+              <w:jc w:val="right"/>
+            </w:pPr>
+            <w:r>
+              <w:t xml:space="preserve">7</w:t>
+            </w:r>
+          </w:p>
+        </w:tc>
+      </w:tr>
+      <w:tr>
+        <w:tc>
+          <w:tcPr/>
+          <w:p>
+            <w:pPr>
+              <w:pStyle w:val="Compact"/>
+              <w:jc w:val="left"/>
+            </w:pPr>
+            <w:r>
+              <w:t xml:space="preserve">35</w:t>
+            </w:r>
+          </w:p>
+        </w:tc>
+        <w:tc>
+          <w:tcPr/>
+          <w:p>
+            <w:pPr>
+              <w:pStyle w:val="Compact"/>
+              <w:jc w:val="left"/>
+            </w:pPr>
+            <w:r>
+              <w:t xml:space="preserve">Grade 8 in 2023</w:t>
+            </w:r>
+          </w:p>
+        </w:tc>
+        <w:tc>
+          <w:tcPr/>
+          <w:p>
+            <w:pPr>
+              <w:pStyle w:val="Compact"/>
+              <w:jc w:val="right"/>
+            </w:pPr>
+            <w:r>
+              <w:t xml:space="preserve">2023</w:t>
+            </w:r>
+          </w:p>
+        </w:tc>
+        <w:tc>
+          <w:tcPr/>
+          <w:p>
+            <w:pPr>
+              <w:pStyle w:val="Compact"/>
+              <w:jc w:val="right"/>
+            </w:pPr>
+            <w:r>
+              <w:t xml:space="preserve">8</w:t>
+            </w:r>
+          </w:p>
+        </w:tc>
+        <w:tc>
+          <w:tcPr/>
+          <w:p>
+            <w:pPr>
+              <w:pStyle w:val="Compact"/>
+              <w:jc w:val="right"/>
+            </w:pPr>
+            <w:r>
+              <w:t xml:space="preserve">NA</w:t>
+            </w:r>
+          </w:p>
+        </w:tc>
+        <w:tc>
+          <w:tcPr/>
+          <w:p>
+            <w:pPr>
+              <w:pStyle w:val="Compact"/>
+              <w:jc w:val="right"/>
+            </w:pPr>
+            <w:r>
+              <w:t xml:space="preserve">536</w:t>
+            </w:r>
+          </w:p>
+        </w:tc>
+        <w:tc>
+          <w:tcPr/>
+          <w:p>
+            <w:pPr>
+              <w:pStyle w:val="Compact"/>
+              <w:jc w:val="right"/>
+            </w:pPr>
+            <w:r>
+              <w:t xml:space="preserve">NA</w:t>
+            </w:r>
+          </w:p>
+        </w:tc>
+        <w:tc>
+          <w:tcPr/>
+          <w:p>
+            <w:pPr>
+              <w:pStyle w:val="Compact"/>
+              <w:jc w:val="right"/>
+            </w:pPr>
+            <w:r>
+              <w:t xml:space="preserve">NA</w:t>
+            </w:r>
+          </w:p>
+        </w:tc>
+        <w:tc>
+          <w:tcPr/>
+          <w:p>
+            <w:pPr>
+              <w:pStyle w:val="Compact"/>
+              <w:jc w:val="right"/>
+            </w:pPr>
+            <w:r>
+              <w:t xml:space="preserve">NA</w:t>
+            </w:r>
+          </w:p>
+        </w:tc>
+        <w:tc>
+          <w:tcPr/>
+          <w:p>
+            <w:pPr>
+              <w:pStyle w:val="Compact"/>
+              <w:jc w:val="right"/>
+            </w:pPr>
+            <w:r>
+              <w:t xml:space="preserve">NA</w:t>
+            </w:r>
+          </w:p>
+        </w:tc>
+        <w:tc>
+          <w:tcPr/>
+          <w:p>
+            <w:pPr>
+              <w:pStyle w:val="Compact"/>
+              <w:jc w:val="right"/>
+            </w:pPr>
+            <w:r>
+              <w:t xml:space="preserve">NA</w:t>
+            </w:r>
+          </w:p>
+        </w:tc>
+        <w:tc>
+          <w:tcPr/>
+          <w:p>
+            <w:pPr>
+              <w:pStyle w:val="Compact"/>
+              <w:jc w:val="right"/>
+            </w:pPr>
+            <w:r>
+              <w:t xml:space="preserve">NA</w:t>
+            </w:r>
+          </w:p>
+        </w:tc>
+        <w:tc>
+          <w:tcPr/>
+          <w:p>
+            <w:pPr>
+              <w:pStyle w:val="Compact"/>
+              <w:jc w:val="right"/>
+            </w:pPr>
+            <w:r>
+              <w:t xml:space="preserve">8</w:t>
+            </w:r>
+          </w:p>
+        </w:tc>
+      </w:tr>
+      <w:tr>
+        <w:tc>
+          <w:tcPr/>
+          <w:p>
+            <w:pPr>
+              <w:pStyle w:val="Compact"/>
+              <w:jc w:val="left"/>
+            </w:pPr>
+            <w:r>
+              <w:t xml:space="preserve">50</w:t>
+            </w:r>
+          </w:p>
+        </w:tc>
+        <w:tc>
+          <w:tcPr/>
+          <w:p>
+            <w:pPr>
+              <w:pStyle w:val="Compact"/>
+              <w:jc w:val="left"/>
+            </w:pPr>
+            <w:r>
+              <w:t xml:space="preserve">Grade 9 in 2023</w:t>
+            </w:r>
+          </w:p>
+        </w:tc>
+        <w:tc>
+          <w:tcPr/>
+          <w:p>
+            <w:pPr>
+              <w:pStyle w:val="Compact"/>
+              <w:jc w:val="right"/>
+            </w:pPr>
+            <w:r>
+              <w:t xml:space="preserve">2023</w:t>
+            </w:r>
+          </w:p>
+        </w:tc>
+        <w:tc>
+          <w:tcPr/>
+          <w:p>
+            <w:pPr>
+              <w:pStyle w:val="Compact"/>
+              <w:jc w:val="right"/>
+            </w:pPr>
+            <w:r>
+              <w:t xml:space="preserve">9</w:t>
+            </w:r>
+          </w:p>
+        </w:tc>
+        <w:tc>
+          <w:tcPr/>
+          <w:p>
+            <w:pPr>
+              <w:pStyle w:val="Compact"/>
+              <w:jc w:val="right"/>
+            </w:pPr>
+            <w:r>
+              <w:t xml:space="preserve">NA</w:t>
+            </w:r>
+          </w:p>
+        </w:tc>
+        <w:tc>
+          <w:tcPr/>
+          <w:p>
+            <w:pPr>
+              <w:pStyle w:val="Compact"/>
+              <w:jc w:val="right"/>
+            </w:pPr>
+            <w:r>
+              <w:t xml:space="preserve">NA</w:t>
+            </w:r>
+          </w:p>
+        </w:tc>
+        <w:tc>
+          <w:tcPr/>
+          <w:p>
+            <w:pPr>
+              <w:pStyle w:val="Compact"/>
+              <w:jc w:val="right"/>
+            </w:pPr>
+            <w:r>
+              <w:t xml:space="preserve">391</w:t>
+            </w:r>
+          </w:p>
+        </w:tc>
+        <w:tc>
+          <w:tcPr/>
+          <w:p>
+            <w:pPr>
+              <w:pStyle w:val="Compact"/>
+              <w:jc w:val="right"/>
+            </w:pPr>
+            <w:r>
+              <w:t xml:space="preserve">NA</w:t>
+            </w:r>
+          </w:p>
+        </w:tc>
+        <w:tc>
+          <w:tcPr/>
+          <w:p>
+            <w:pPr>
+              <w:pStyle w:val="Compact"/>
+              <w:jc w:val="right"/>
+            </w:pPr>
+            <w:r>
+              <w:t xml:space="preserve">NA</w:t>
+            </w:r>
+          </w:p>
+        </w:tc>
+        <w:tc>
+          <w:tcPr/>
+          <w:p>
+            <w:pPr>
+              <w:pStyle w:val="Compact"/>
+              <w:jc w:val="right"/>
+            </w:pPr>
+            <w:r>
+              <w:t xml:space="preserve">NA</w:t>
+            </w:r>
+          </w:p>
+        </w:tc>
+        <w:tc>
+          <w:tcPr/>
+          <w:p>
+            <w:pPr>
+              <w:pStyle w:val="Compact"/>
+              <w:jc w:val="right"/>
+            </w:pPr>
+            <w:r>
+              <w:t xml:space="preserve">NA</w:t>
+            </w:r>
+          </w:p>
+        </w:tc>
+        <w:tc>
+          <w:tcPr/>
+          <w:p>
+            <w:pPr>
+              <w:pStyle w:val="Compact"/>
+              <w:jc w:val="right"/>
+            </w:pPr>
+            <w:r>
+              <w:t xml:space="preserve">NA</w:t>
+            </w:r>
+          </w:p>
+        </w:tc>
+        <w:tc>
+          <w:tcPr/>
+          <w:p>
+            <w:pPr>
+              <w:pStyle w:val="Compact"/>
+              <w:jc w:val="right"/>
+            </w:pPr>
+            <w:r>
+              <w:t xml:space="preserve">9</w:t>
+            </w:r>
+          </w:p>
+        </w:tc>
+      </w:tr>
+      <w:tr>
+        <w:tc>
+          <w:tcPr/>
+          <w:p>
+            <w:pPr>
+              <w:pStyle w:val="Compact"/>
+              <w:jc w:val="left"/>
+            </w:pPr>
+            <w:r>
+              <w:t xml:space="preserve">65</w:t>
+            </w:r>
+          </w:p>
+        </w:tc>
+        <w:tc>
+          <w:tcPr/>
+          <w:p>
+            <w:pPr>
+              <w:pStyle w:val="Compact"/>
+              <w:jc w:val="left"/>
+            </w:pPr>
+            <w:r>
+              <w:t xml:space="preserve">Grade 10 in 2023</w:t>
+            </w:r>
+          </w:p>
+        </w:tc>
+        <w:tc>
+          <w:tcPr/>
+          <w:p>
+            <w:pPr>
+              <w:pStyle w:val="Compact"/>
+              <w:jc w:val="right"/>
+            </w:pPr>
+            <w:r>
+              <w:t xml:space="preserve">2023</w:t>
+            </w:r>
+          </w:p>
+        </w:tc>
+        <w:tc>
+          <w:tcPr/>
+          <w:p>
+            <w:pPr>
+              <w:pStyle w:val="Compact"/>
+              <w:jc w:val="right"/>
+            </w:pPr>
+            <w:r>
+              <w:t xml:space="preserve">10</w:t>
+            </w:r>
+          </w:p>
+        </w:tc>
+        <w:tc>
+          <w:tcPr/>
+          <w:p>
+            <w:pPr>
+              <w:pStyle w:val="Compact"/>
+              <w:jc w:val="right"/>
+            </w:pPr>
+            <w:r>
+              <w:t xml:space="preserve">NA</w:t>
+            </w:r>
+          </w:p>
+        </w:tc>
+        <w:tc>
+          <w:tcPr/>
+          <w:p>
+            <w:pPr>
+              <w:pStyle w:val="Compact"/>
+              <w:jc w:val="right"/>
+            </w:pPr>
+            <w:r>
+              <w:t xml:space="preserve">NA</w:t>
+            </w:r>
+          </w:p>
+        </w:tc>
+        <w:tc>
+          <w:tcPr/>
+          <w:p>
+            <w:pPr>
+              <w:pStyle w:val="Compact"/>
+              <w:jc w:val="right"/>
+            </w:pPr>
+            <w:r>
+              <w:t xml:space="preserve">NA</w:t>
+            </w:r>
+          </w:p>
+        </w:tc>
+        <w:tc>
+          <w:tcPr/>
+          <w:p>
+            <w:pPr>
+              <w:pStyle w:val="Compact"/>
+              <w:jc w:val="right"/>
+            </w:pPr>
+            <w:r>
+              <w:t xml:space="preserve">510</w:t>
+            </w:r>
+          </w:p>
+        </w:tc>
+        <w:tc>
+          <w:tcPr/>
+          <w:p>
+            <w:pPr>
+              <w:pStyle w:val="Compact"/>
+              <w:jc w:val="right"/>
+            </w:pPr>
+            <w:r>
+              <w:t xml:space="preserve">NA</w:t>
+            </w:r>
+          </w:p>
+        </w:tc>
+        <w:tc>
+          <w:tcPr/>
+          <w:p>
+            <w:pPr>
+              <w:pStyle w:val="Compact"/>
+              <w:jc w:val="right"/>
+            </w:pPr>
+            <w:r>
+              <w:t xml:space="preserve">NA</w:t>
+            </w:r>
+          </w:p>
+        </w:tc>
+        <w:tc>
+          <w:tcPr/>
+          <w:p>
+            <w:pPr>
+              <w:pStyle w:val="Compact"/>
+              <w:jc w:val="right"/>
+            </w:pPr>
+            <w:r>
+              <w:t xml:space="preserve">NA</w:t>
+            </w:r>
+          </w:p>
+        </w:tc>
+        <w:tc>
+          <w:tcPr/>
+          <w:p>
+            <w:pPr>
+              <w:pStyle w:val="Compact"/>
+              <w:jc w:val="right"/>
+            </w:pPr>
+            <w:r>
+              <w:t xml:space="preserve">NA</w:t>
+            </w:r>
+          </w:p>
+        </w:tc>
+        <w:tc>
+          <w:tcPr/>
+          <w:p>
+            <w:pPr>
+              <w:pStyle w:val="Compact"/>
+              <w:jc w:val="right"/>
+            </w:pPr>
+            <w:r>
+              <w:t xml:space="preserve">10</w:t>
+            </w:r>
+          </w:p>
+        </w:tc>
+      </w:tr>
+    </w:tbl>
     <w:p>
       <w:pPr>
         <w:pStyle w:val="BodyText"/>
@@ -1443,7 +7943,7 @@
       </w:r>
     </w:p>
     <w:bookmarkEnd w:id="32"/>
-    <w:bookmarkStart w:id="39" w:name="Xfbde8c3b2a1432904a701a85f33c351e667194d"/>
+    <w:bookmarkStart w:id="36" w:name="Xfbde8c3b2a1432904a701a85f33c351e667194d"/>
     <w:p>
       <w:pPr>
         <w:pStyle w:val="Heading2"/>
@@ -1454,12 +7954,334 @@
     </w:p>
     <w:p>
       <w:pPr>
-        <w:pStyle w:val="FirstParagraph"/>
+        <w:pStyle w:val="SourceCode"/>
       </w:pPr>
       <w:r>
-        <w:t xml:space="preserve">This section focuses on the students who were in Grade 4 during the 2022-2023 academic year and are currently Grade 5 during the 2023-2024 academic year. The alluvial diagram shows the interaction between student mobility, gender, and ethnicity for those students. From this diagram it appears that there is little difference in student mobility by gender, however there are some concerns regarding student mobility and ethnicity.</w:t>
+        <w:rPr>
+          <w:rStyle w:val="VerbatimChar"/>
+        </w:rPr>
+        <w:t xml:space="preserve">NULL</w:t>
       </w:r>
     </w:p>
+    <w:p>
+      <w:pPr>
+        <w:pStyle w:val="TableCaption"/>
+      </w:pPr>
+      <w:r>
+        <w:t xml:space="preserve">Demographics of Students from Grade 4 in 2022-2023 to Grade 5 in 2023-2024</w:t>
+      </w:r>
+    </w:p>
+    <w:tbl>
+      <w:tblPr>
+        <w:tblStyle w:val="Table"/>
+        <w:tblW w:type="auto" w:w="0"/>
+        <w:tblLook w:firstRow="1" w:lastRow="0" w:firstColumn="0" w:lastColumn="0" w:noHBand="0" w:noVBand="0" w:val="0020"/>
+        <w:tblCaption w:val="Demographics of Students from Grade 4 in 2022-2023 to Grade 5 in 2023-2024"/>
+      </w:tblPr>
+      <w:tblGrid>
+        <w:gridCol w:w="1320"/>
+        <w:gridCol w:w="1320"/>
+        <w:gridCol w:w="1320"/>
+        <w:gridCol w:w="1320"/>
+        <w:gridCol w:w="1320"/>
+        <w:gridCol w:w="1320"/>
+      </w:tblGrid>
+      <w:tr>
+        <w:trPr>
+          <w:tblHeader w:val="on"/>
+        </w:trPr>
+        <w:tc>
+          <w:tcPr/>
+          <w:p>
+            <w:pPr>
+              <w:pStyle w:val="Compact"/>
+            </w:pPr>
+          </w:p>
+        </w:tc>
+        <w:tc>
+          <w:tcPr/>
+          <w:p>
+            <w:pPr>
+              <w:pStyle w:val="Compact"/>
+              <w:jc w:val="right"/>
+            </w:pPr>
+            <w:r>
+              <w:t xml:space="preserve">Native American</w:t>
+            </w:r>
+          </w:p>
+        </w:tc>
+        <w:tc>
+          <w:tcPr/>
+          <w:p>
+            <w:pPr>
+              <w:pStyle w:val="Compact"/>
+              <w:jc w:val="right"/>
+            </w:pPr>
+            <w:r>
+              <w:t xml:space="preserve">Asian</w:t>
+            </w:r>
+          </w:p>
+        </w:tc>
+        <w:tc>
+          <w:tcPr/>
+          <w:p>
+            <w:pPr>
+              <w:pStyle w:val="Compact"/>
+              <w:jc w:val="right"/>
+            </w:pPr>
+            <w:r>
+              <w:t xml:space="preserve">African American</w:t>
+            </w:r>
+          </w:p>
+        </w:tc>
+        <w:tc>
+          <w:tcPr/>
+          <w:p>
+            <w:pPr>
+              <w:pStyle w:val="Compact"/>
+              <w:jc w:val="right"/>
+            </w:pPr>
+            <w:r>
+              <w:t xml:space="preserve">Hispanic</w:t>
+            </w:r>
+          </w:p>
+        </w:tc>
+        <w:tc>
+          <w:tcPr/>
+          <w:p>
+            <w:pPr>
+              <w:pStyle w:val="Compact"/>
+              <w:jc w:val="right"/>
+            </w:pPr>
+            <w:r>
+              <w:t xml:space="preserve">White</w:t>
+            </w:r>
+          </w:p>
+        </w:tc>
+      </w:tr>
+      <w:tr>
+        <w:tc>
+          <w:tcPr/>
+          <w:p>
+            <w:pPr>
+              <w:pStyle w:val="Compact"/>
+              <w:jc w:val="left"/>
+            </w:pPr>
+            <w:r>
+              <w:t xml:space="preserve">Leave</w:t>
+            </w:r>
+          </w:p>
+        </w:tc>
+        <w:tc>
+          <w:tcPr/>
+          <w:p>
+            <w:pPr>
+              <w:pStyle w:val="Compact"/>
+              <w:jc w:val="right"/>
+            </w:pPr>
+            <w:r>
+              <w:t xml:space="preserve">17.8%</w:t>
+            </w:r>
+          </w:p>
+        </w:tc>
+        <w:tc>
+          <w:tcPr/>
+          <w:p>
+            <w:pPr>
+              <w:pStyle w:val="Compact"/>
+              <w:jc w:val="right"/>
+            </w:pPr>
+            <w:r>
+              <w:t xml:space="preserve">7.7%</w:t>
+            </w:r>
+          </w:p>
+        </w:tc>
+        <w:tc>
+          <w:tcPr/>
+          <w:p>
+            <w:pPr>
+              <w:pStyle w:val="Compact"/>
+              <w:jc w:val="right"/>
+            </w:pPr>
+            <w:r>
+              <w:t xml:space="preserve">21.4%</w:t>
+            </w:r>
+          </w:p>
+        </w:tc>
+        <w:tc>
+          <w:tcPr/>
+          <w:p>
+            <w:pPr>
+              <w:pStyle w:val="Compact"/>
+              <w:jc w:val="right"/>
+            </w:pPr>
+            <w:r>
+              <w:t xml:space="preserve">6.8%</w:t>
+            </w:r>
+          </w:p>
+        </w:tc>
+        <w:tc>
+          <w:tcPr/>
+          <w:p>
+            <w:pPr>
+              <w:pStyle w:val="Compact"/>
+              <w:jc w:val="right"/>
+            </w:pPr>
+            <w:r>
+              <w:t xml:space="preserve">7.8%</w:t>
+            </w:r>
+          </w:p>
+        </w:tc>
+      </w:tr>
+      <w:tr>
+        <w:tc>
+          <w:tcPr/>
+          <w:p>
+            <w:pPr>
+              <w:pStyle w:val="Compact"/>
+              <w:jc w:val="left"/>
+            </w:pPr>
+            <w:r>
+              <w:t xml:space="preserve">Stay</w:t>
+            </w:r>
+          </w:p>
+        </w:tc>
+        <w:tc>
+          <w:tcPr/>
+          <w:p>
+            <w:pPr>
+              <w:pStyle w:val="Compact"/>
+              <w:jc w:val="right"/>
+            </w:pPr>
+            <w:r>
+              <w:t xml:space="preserve">64.4%</w:t>
+            </w:r>
+          </w:p>
+        </w:tc>
+        <w:tc>
+          <w:tcPr/>
+          <w:p>
+            <w:pPr>
+              <w:pStyle w:val="Compact"/>
+              <w:jc w:val="right"/>
+            </w:pPr>
+            <w:r>
+              <w:t xml:space="preserve">83.4%</w:t>
+            </w:r>
+          </w:p>
+        </w:tc>
+        <w:tc>
+          <w:tcPr/>
+          <w:p>
+            <w:pPr>
+              <w:pStyle w:val="Compact"/>
+              <w:jc w:val="right"/>
+            </w:pPr>
+            <w:r>
+              <w:t xml:space="preserve">69.0%</w:t>
+            </w:r>
+          </w:p>
+        </w:tc>
+        <w:tc>
+          <w:tcPr/>
+          <w:p>
+            <w:pPr>
+              <w:pStyle w:val="Compact"/>
+              <w:jc w:val="right"/>
+            </w:pPr>
+            <w:r>
+              <w:t xml:space="preserve">86.3%</w:t>
+            </w:r>
+          </w:p>
+        </w:tc>
+        <w:tc>
+          <w:tcPr/>
+          <w:p>
+            <w:pPr>
+              <w:pStyle w:val="Compact"/>
+              <w:jc w:val="right"/>
+            </w:pPr>
+            <w:r>
+              <w:t xml:space="preserve">82.6%</w:t>
+            </w:r>
+          </w:p>
+        </w:tc>
+      </w:tr>
+      <w:tr>
+        <w:tc>
+          <w:tcPr/>
+          <w:p>
+            <w:pPr>
+              <w:pStyle w:val="Compact"/>
+              <w:jc w:val="left"/>
+            </w:pPr>
+            <w:r>
+              <w:t xml:space="preserve">Join</w:t>
+            </w:r>
+          </w:p>
+        </w:tc>
+        <w:tc>
+          <w:tcPr/>
+          <w:p>
+            <w:pPr>
+              <w:pStyle w:val="Compact"/>
+              <w:jc w:val="right"/>
+            </w:pPr>
+            <w:r>
+              <w:t xml:space="preserve">17.8%</w:t>
+            </w:r>
+          </w:p>
+        </w:tc>
+        <w:tc>
+          <w:tcPr/>
+          <w:p>
+            <w:pPr>
+              <w:pStyle w:val="Compact"/>
+              <w:jc w:val="right"/>
+            </w:pPr>
+            <w:r>
+              <w:t xml:space="preserve">8.9%</w:t>
+            </w:r>
+          </w:p>
+        </w:tc>
+        <w:tc>
+          <w:tcPr/>
+          <w:p>
+            <w:pPr>
+              <w:pStyle w:val="Compact"/>
+              <w:jc w:val="right"/>
+            </w:pPr>
+            <w:r>
+              <w:t xml:space="preserve">9.7%</w:t>
+            </w:r>
+          </w:p>
+        </w:tc>
+        <w:tc>
+          <w:tcPr/>
+          <w:p>
+            <w:pPr>
+              <w:pStyle w:val="Compact"/>
+              <w:jc w:val="right"/>
+            </w:pPr>
+            <w:r>
+              <w:t xml:space="preserve">6.8%</w:t>
+            </w:r>
+          </w:p>
+        </w:tc>
+        <w:tc>
+          <w:tcPr/>
+          <w:p>
+            <w:pPr>
+              <w:pStyle w:val="Compact"/>
+              <w:jc w:val="right"/>
+            </w:pPr>
+            <w:r>
+              <w:t xml:space="preserve">9.6%</w:t>
+            </w:r>
+          </w:p>
+        </w:tc>
+      </w:tr>
+    </w:tbl>
     <w:p>
       <w:pPr>
         <w:pStyle w:val="BodyText"/>
@@ -1474,7 +8296,7 @@
               <a:graphicData uri="http://schemas.openxmlformats.org/drawingml/2006/picture">
                 <pic:pic>
                   <pic:nvPicPr>
-                    <pic:cNvPr descr="mobility_report_files/figure-docx/alluvial-1.png" id="35" name="Picture"/>
+                    <pic:cNvPr descr="mobility_report_files/figure-docx/student_performance-1.png" id="35" name="Picture"/>
                     <pic:cNvPicPr>
                       <a:picLocks noChangeArrowheads="1" noChangeAspect="1"/>
                     </pic:cNvPicPr>
@@ -1507,402 +8329,8 @@
         </w:drawing>
       </w:r>
     </w:p>
-    <w:p>
-      <w:pPr>
-        <w:pStyle w:val="BodyText"/>
-      </w:pPr>
-      <w:r>
-        <w:t xml:space="preserve">As shown in the table below, the non-white student population generally experiences a higher rate of student mobility. This is incredibly evident with a much higher proportion of African American students leaving between the 2022-2023 and 2023-2024 academic years. Similarly, students who are Native American also experience a higher rate of student mobility in both directions.</w:t>
-      </w:r>
-    </w:p>
-    <w:p>
-      <w:pPr>
-        <w:pStyle w:val="TableCaption"/>
-      </w:pPr>
-      <w:r>
-        <w:t xml:space="preserve">Demographics of Students from Grade 4 in 2022-2023 to Grade 5 in 2023-2024</w:t>
-      </w:r>
-    </w:p>
-    <w:tbl>
-      <w:tblPr>
-        <w:tblStyle w:val="Table"/>
-        <w:tblW w:type="auto" w:w="0"/>
-        <w:tblLook w:firstRow="1" w:lastRow="0" w:firstColumn="0" w:lastColumn="0" w:noHBand="0" w:noVBand="0" w:val="0020"/>
-        <w:tblCaption w:val="Demographics of Students from Grade 4 in 2022-2023 to Grade 5 in 2023-2024"/>
-      </w:tblPr>
-      <w:tblGrid>
-        <w:gridCol w:w="1320"/>
-        <w:gridCol w:w="1320"/>
-        <w:gridCol w:w="1320"/>
-        <w:gridCol w:w="1320"/>
-        <w:gridCol w:w="1320"/>
-        <w:gridCol w:w="1320"/>
-      </w:tblGrid>
-      <w:tr>
-        <w:trPr>
-          <w:tblHeader w:val="on"/>
-        </w:trPr>
-        <w:tc>
-          <w:tcPr/>
-          <w:p>
-            <w:pPr>
-              <w:pStyle w:val="Compact"/>
-            </w:pPr>
-          </w:p>
-        </w:tc>
-        <w:tc>
-          <w:tcPr/>
-          <w:p>
-            <w:pPr>
-              <w:pStyle w:val="Compact"/>
-              <w:jc w:val="right"/>
-            </w:pPr>
-            <w:r>
-              <w:t xml:space="preserve">Native American</w:t>
-            </w:r>
-          </w:p>
-        </w:tc>
-        <w:tc>
-          <w:tcPr/>
-          <w:p>
-            <w:pPr>
-              <w:pStyle w:val="Compact"/>
-              <w:jc w:val="right"/>
-            </w:pPr>
-            <w:r>
-              <w:t xml:space="preserve">Asian</w:t>
-            </w:r>
-          </w:p>
-        </w:tc>
-        <w:tc>
-          <w:tcPr/>
-          <w:p>
-            <w:pPr>
-              <w:pStyle w:val="Compact"/>
-              <w:jc w:val="right"/>
-            </w:pPr>
-            <w:r>
-              <w:t xml:space="preserve">African American</w:t>
-            </w:r>
-          </w:p>
-        </w:tc>
-        <w:tc>
-          <w:tcPr/>
-          <w:p>
-            <w:pPr>
-              <w:pStyle w:val="Compact"/>
-              <w:jc w:val="right"/>
-            </w:pPr>
-            <w:r>
-              <w:t xml:space="preserve">Hispanic</w:t>
-            </w:r>
-          </w:p>
-        </w:tc>
-        <w:tc>
-          <w:tcPr/>
-          <w:p>
-            <w:pPr>
-              <w:pStyle w:val="Compact"/>
-              <w:jc w:val="right"/>
-            </w:pPr>
-            <w:r>
-              <w:t xml:space="preserve">White</w:t>
-            </w:r>
-          </w:p>
-        </w:tc>
-      </w:tr>
-      <w:tr>
-        <w:tc>
-          <w:tcPr/>
-          <w:p>
-            <w:pPr>
-              <w:pStyle w:val="Compact"/>
-              <w:jc w:val="left"/>
-            </w:pPr>
-            <w:r>
-              <w:t xml:space="preserve">Leave</w:t>
-            </w:r>
-          </w:p>
-        </w:tc>
-        <w:tc>
-          <w:tcPr/>
-          <w:p>
-            <w:pPr>
-              <w:pStyle w:val="Compact"/>
-              <w:jc w:val="right"/>
-            </w:pPr>
-            <w:r>
-              <w:t xml:space="preserve">17.8%</w:t>
-            </w:r>
-          </w:p>
-        </w:tc>
-        <w:tc>
-          <w:tcPr/>
-          <w:p>
-            <w:pPr>
-              <w:pStyle w:val="Compact"/>
-              <w:jc w:val="right"/>
-            </w:pPr>
-            <w:r>
-              <w:t xml:space="preserve">7.7%</w:t>
-            </w:r>
-          </w:p>
-        </w:tc>
-        <w:tc>
-          <w:tcPr/>
-          <w:p>
-            <w:pPr>
-              <w:pStyle w:val="Compact"/>
-              <w:jc w:val="right"/>
-            </w:pPr>
-            <w:r>
-              <w:t xml:space="preserve">21.4%</w:t>
-            </w:r>
-          </w:p>
-        </w:tc>
-        <w:tc>
-          <w:tcPr/>
-          <w:p>
-            <w:pPr>
-              <w:pStyle w:val="Compact"/>
-              <w:jc w:val="right"/>
-            </w:pPr>
-            <w:r>
-              <w:t xml:space="preserve">6.8%</w:t>
-            </w:r>
-          </w:p>
-        </w:tc>
-        <w:tc>
-          <w:tcPr/>
-          <w:p>
-            <w:pPr>
-              <w:pStyle w:val="Compact"/>
-              <w:jc w:val="right"/>
-            </w:pPr>
-            <w:r>
-              <w:t xml:space="preserve">7.8%</w:t>
-            </w:r>
-          </w:p>
-        </w:tc>
-      </w:tr>
-      <w:tr>
-        <w:tc>
-          <w:tcPr/>
-          <w:p>
-            <w:pPr>
-              <w:pStyle w:val="Compact"/>
-              <w:jc w:val="left"/>
-            </w:pPr>
-            <w:r>
-              <w:t xml:space="preserve">Stay</w:t>
-            </w:r>
-          </w:p>
-        </w:tc>
-        <w:tc>
-          <w:tcPr/>
-          <w:p>
-            <w:pPr>
-              <w:pStyle w:val="Compact"/>
-              <w:jc w:val="right"/>
-            </w:pPr>
-            <w:r>
-              <w:t xml:space="preserve">64.4%</w:t>
-            </w:r>
-          </w:p>
-        </w:tc>
-        <w:tc>
-          <w:tcPr/>
-          <w:p>
-            <w:pPr>
-              <w:pStyle w:val="Compact"/>
-              <w:jc w:val="right"/>
-            </w:pPr>
-            <w:r>
-              <w:t xml:space="preserve">83.4%</w:t>
-            </w:r>
-          </w:p>
-        </w:tc>
-        <w:tc>
-          <w:tcPr/>
-          <w:p>
-            <w:pPr>
-              <w:pStyle w:val="Compact"/>
-              <w:jc w:val="right"/>
-            </w:pPr>
-            <w:r>
-              <w:t xml:space="preserve">69.0%</w:t>
-            </w:r>
-          </w:p>
-        </w:tc>
-        <w:tc>
-          <w:tcPr/>
-          <w:p>
-            <w:pPr>
-              <w:pStyle w:val="Compact"/>
-              <w:jc w:val="right"/>
-            </w:pPr>
-            <w:r>
-              <w:t xml:space="preserve">86.3%</w:t>
-            </w:r>
-          </w:p>
-        </w:tc>
-        <w:tc>
-          <w:tcPr/>
-          <w:p>
-            <w:pPr>
-              <w:pStyle w:val="Compact"/>
-              <w:jc w:val="right"/>
-            </w:pPr>
-            <w:r>
-              <w:t xml:space="preserve">82.6%</w:t>
-            </w:r>
-          </w:p>
-        </w:tc>
-      </w:tr>
-      <w:tr>
-        <w:tc>
-          <w:tcPr/>
-          <w:p>
-            <w:pPr>
-              <w:pStyle w:val="Compact"/>
-              <w:jc w:val="left"/>
-            </w:pPr>
-            <w:r>
-              <w:t xml:space="preserve">Join</w:t>
-            </w:r>
-          </w:p>
-        </w:tc>
-        <w:tc>
-          <w:tcPr/>
-          <w:p>
-            <w:pPr>
-              <w:pStyle w:val="Compact"/>
-              <w:jc w:val="right"/>
-            </w:pPr>
-            <w:r>
-              <w:t xml:space="preserve">17.8%</w:t>
-            </w:r>
-          </w:p>
-        </w:tc>
-        <w:tc>
-          <w:tcPr/>
-          <w:p>
-            <w:pPr>
-              <w:pStyle w:val="Compact"/>
-              <w:jc w:val="right"/>
-            </w:pPr>
-            <w:r>
-              <w:t xml:space="preserve">8.9%</w:t>
-            </w:r>
-          </w:p>
-        </w:tc>
-        <w:tc>
-          <w:tcPr/>
-          <w:p>
-            <w:pPr>
-              <w:pStyle w:val="Compact"/>
-              <w:jc w:val="right"/>
-            </w:pPr>
-            <w:r>
-              <w:t xml:space="preserve">9.7%</w:t>
-            </w:r>
-          </w:p>
-        </w:tc>
-        <w:tc>
-          <w:tcPr/>
-          <w:p>
-            <w:pPr>
-              <w:pStyle w:val="Compact"/>
-              <w:jc w:val="right"/>
-            </w:pPr>
-            <w:r>
-              <w:t xml:space="preserve">6.8%</w:t>
-            </w:r>
-          </w:p>
-        </w:tc>
-        <w:tc>
-          <w:tcPr/>
-          <w:p>
-            <w:pPr>
-              <w:pStyle w:val="Compact"/>
-              <w:jc w:val="right"/>
-            </w:pPr>
-            <w:r>
-              <w:t xml:space="preserve">9.6%</w:t>
-            </w:r>
-          </w:p>
-        </w:tc>
-      </w:tr>
-    </w:tbl>
-    <w:p>
-      <w:pPr>
-        <w:pStyle w:val="BodyText"/>
-      </w:pPr>
-      <w:r>
-        <w:t xml:space="preserve">As research suggests, student mobility has an impact on student performance. To further see these results, consider the plots below which show the achievement levels for the students who were in Grade 4 during 2022-2023 and Grade 5 during 2023-2024. That is, the</w:t>
-      </w:r>
-      <w:r>
-        <w:t xml:space="preserve"> </w:t>
-      </w:r>
-      <w:r>
-        <w:t xml:space="preserve">“stay”</w:t>
-      </w:r>
-      <w:r>
-        <w:t xml:space="preserve"> </w:t>
-      </w:r>
-      <w:r>
-        <w:t xml:space="preserve">mobility status are the same cohort of students. As expected, their achievement levels change slightly from one academic year to the next. However, there is a big difference in the achievement levels between the students who stayed as compared to those students who experience mobility. Those students who either left or joined between the 2022-2023 and 2023-2024 school years had lower proficiency and advanced rates, than their counterparts.</w:t>
-      </w:r>
-    </w:p>
-    <w:p>
-      <w:pPr>
-        <w:pStyle w:val="BodyText"/>
-      </w:pPr>
-      <w:r>
-        <w:drawing>
-          <wp:inline>
-            <wp:extent cx="4620126" cy="3696101"/>
-            <wp:effectExtent b="0" l="0" r="0" t="0"/>
-            <wp:docPr descr="" title="" id="37" name="Picture"/>
-            <a:graphic>
-              <a:graphicData uri="http://schemas.openxmlformats.org/drawingml/2006/picture">
-                <pic:pic>
-                  <pic:nvPicPr>
-                    <pic:cNvPr descr="mobility_report_files/figure-docx/student_performance-1.png" id="38" name="Picture"/>
-                    <pic:cNvPicPr>
-                      <a:picLocks noChangeArrowheads="1" noChangeAspect="1"/>
-                    </pic:cNvPicPr>
-                  </pic:nvPicPr>
-                  <pic:blipFill>
-                    <a:blip r:embed="rId36"/>
-                    <a:stretch>
-                      <a:fillRect/>
-                    </a:stretch>
-                  </pic:blipFill>
-                  <pic:spPr bwMode="auto">
-                    <a:xfrm>
-                      <a:off x="0" y="0"/>
-                      <a:ext cx="4620126" cy="3696101"/>
-                    </a:xfrm>
-                    <a:prstGeom prst="rect">
-                      <a:avLst/>
-                    </a:prstGeom>
-                    <a:noFill/>
-                    <a:ln w="9525">
-                      <a:noFill/>
-                      <a:headEnd/>
-                      <a:tailEnd/>
-                    </a:ln>
-                  </pic:spPr>
-                </pic:pic>
-              </a:graphicData>
-            </a:graphic>
-          </wp:inline>
-        </w:drawing>
-      </w:r>
-    </w:p>
-    <w:bookmarkEnd w:id="39"/>
-    <w:bookmarkStart w:id="40" w:name="data-notes"/>
+    <w:bookmarkEnd w:id="36"/>
+    <w:bookmarkStart w:id="37" w:name="data-notes"/>
     <w:p>
       <w:pPr>
         <w:pStyle w:val="Heading2"/>
@@ -1949,7 +8377,7 @@
         <w:t xml:space="preserve">R package. The data has been subset to include only mathematics content area records. While it does not reflect actual student attendance, it preserves realistic patterns of student entry and exit. This allows the analysis to focus on student mobility, including those who join or leave the dataset over time.</w:t>
       </w:r>
     </w:p>
-    <w:bookmarkEnd w:id="40"/>
+    <w:bookmarkEnd w:id="37"/>
     <w:sectPr>
       <w:footnotePr>
         <w:numRestart w:val="eachSect"/>
